--- a/Article/SMF_MAP_Art_ENG.docx
+++ b/Article/SMF_MAP_Art_ENG.docx
@@ -12,13 +12,15 @@
           <w:szCs w:val="44"/>
         </w:rPr>
       </w:pPr>
+      <w:bookmarkStart w:id="0" w:name="_GoBack"/>
+      <w:bookmarkEnd w:id="0"/>
       <w:r>
         <w:rPr>
           <w:b/>
           <w:sz w:val="44"/>
           <w:szCs w:val="44"/>
         </w:rPr>
-        <w:t>Semantic Milestones and the SMF-MAP Multi-Agent Framework</w:t>
+        <w:t>Semantic Milestones and the SMF-MAP Framework for Semantic Analysis and Verification</w:t>
       </w:r>
     </w:p>
     <w:p>
@@ -101,6 +103,7 @@
           <w:rStyle w:val="affb"/>
           <w:rFonts w:cs="Times New Roman"/>
           <w:noProof/>
+          <w:color w:val="auto"/>
           <w:sz w:val="24"/>
           <w:szCs w:val="24"/>
         </w:rPr>
@@ -120,6 +123,7 @@
         <w:pStyle w:val="21"/>
         <w:rPr>
           <w:rFonts w:ascii="Times New Roman" w:hAnsi="Times New Roman" w:cs="Times New Roman"/>
+          <w:color w:val="auto"/>
           <w:sz w:val="24"/>
           <w:szCs w:val="24"/>
         </w:rPr>
@@ -127,6 +131,7 @@
       <w:r>
         <w:rPr>
           <w:rFonts w:ascii="Times New Roman" w:hAnsi="Times New Roman" w:cs="Times New Roman"/>
+          <w:color w:val="auto"/>
           <w:sz w:val="24"/>
           <w:szCs w:val="24"/>
         </w:rPr>
@@ -163,8 +168,14 @@
     <w:p>
       <w:pPr>
         <w:pStyle w:val="1"/>
-      </w:pPr>
-      <w:r>
+        <w:rPr>
+          <w:color w:val="auto"/>
+        </w:rPr>
+      </w:pPr>
+      <w:r>
+        <w:rPr>
+          <w:color w:val="auto"/>
+        </w:rPr>
         <w:t>1. Introduction</w:t>
       </w:r>
     </w:p>
@@ -174,16 +185,19 @@
         <w:jc w:val="both"/>
       </w:pPr>
       <w:r>
-        <w:t>Reducing large volumes of information to short, meaningful statements is one approach to representing knowledge in a form suitable for human understanding, further analysis, and use in decision-making. However, text compression alone does not guarantee the preservation of meaning, reliability, or practical value. A short statement may be logically correct but trivial; meaningful and appealing but insufficiently substantiated; or convincing under certain circumstances but false outside them. Moreover, the process of information generalization often results in the loss of the conditions under which a formulated conclusion remains valid.</w:t>
-      </w:r>
-    </w:p>
-    <w:p>
-      <w:pPr>
-        <w:pStyle w:val="aff8"/>
-        <w:jc w:val="both"/>
-      </w:pPr>
+        <w:t xml:space="preserve">Reducing large volumes of information to short, meaningful statements is one approach to representing knowledge in a form suitable for human understanding, further analysis, and use in decision-making. However, text compression alone does not guarantee the preservation of meaning, reliability, or practical value. A short statement may be logically correct but trivial; meaningful and appealing but insufficiently substantiated; or convincing under certain </w:t>
+      </w:r>
       <w:r>
         <w:lastRenderedPageBreak/>
+        <w:t>circumstances but false outside them. Moreover, the process of information generalization often results in the loss of the conditions under which a formulated conclusion remains valid.</w:t>
+      </w:r>
+    </w:p>
+    <w:p>
+      <w:pPr>
+        <w:pStyle w:val="aff8"/>
+        <w:jc w:val="both"/>
+      </w:pPr>
+      <w:r>
         <w:t>Particular attention should be paid to the relationships between individual short statements. Two statements may employ almost identical concepts while contradicting each other. At the same time, statements that appear to express opposing positions may prove compatible if they concern different circumstances, time intervals, or aspects of the phenomenon under investigation. For example, the statements “Automation accelerates decision-making” and “Automation complicates decision oversight” do not necessarily contradict each other. The former characterizes the speed of performing procedures, whereas the latter concerns the ability to verify and explain them. Both statements may be valid simultaneously.</w:t>
       </w:r>
     </w:p>
@@ -238,11 +252,8 @@
         <w:jc w:val="both"/>
       </w:pPr>
       <w:r>
-        <w:t xml:space="preserve">Importantly, the value of such statements is determined not only by their conciseness or aphoristic quality. A semantic milestone should result from substantive analysis that considers its origin, </w:t>
-      </w:r>
-      <w:r>
         <w:lastRenderedPageBreak/>
-        <w:t>logical premises, possible objections, and conditions of validity. Otherwise, the process of generating milestones risks becoming the production of statements that are persuasive in form but insufficiently substantiated.</w:t>
+        <w:t>Importantly, the value of such statements is determined not only by their conciseness or aphoristic quality. A semantic milestone should result from substantive analysis that considers its origin, logical premises, possible objections, and conditions of validity. Otherwise, the process of generating milestones risks becoming the production of statements that are persuasive in form but insufficiently substantiated.</w:t>
       </w:r>
     </w:p>
     <w:p>
@@ -293,8 +304,14 @@
     <w:p>
       <w:pPr>
         <w:pStyle w:val="21"/>
-      </w:pPr>
-      <w:r>
+        <w:rPr>
+          <w:color w:val="auto"/>
+        </w:rPr>
+      </w:pPr>
+      <w:r>
+        <w:rPr>
+          <w:color w:val="auto"/>
+        </w:rPr>
         <w:t>2. Theoretical Foundations and Differences from Related Approaches</w:t>
       </w:r>
     </w:p>
@@ -313,16 +330,19 @@
         <w:jc w:val="both"/>
       </w:pPr>
       <w:r>
-        <w:t>The most closely related approach in terms of external characteristics is automatic text summarization. Its purpose is to reduce the length of the original information while preserving its most essential content [1]. Extractive summarization involves selecting fragments of the source text, whereas abstractive summarization involves generating new linguistic constructions that summarize the information.</w:t>
-      </w:r>
-    </w:p>
-    <w:p>
-      <w:pPr>
-        <w:pStyle w:val="aff8"/>
-        <w:jc w:val="both"/>
-      </w:pPr>
+        <w:t xml:space="preserve">The most closely related approach in terms of external characteristics is automatic text summarization. Its purpose is to reduce the length of the original information while preserving its most essential content [1]. Extractive summarization involves selecting fragments of the source </w:t>
+      </w:r>
       <w:r>
         <w:lastRenderedPageBreak/>
+        <w:t>text, whereas abstractive summarization involves generating new linguistic constructions that summarize the information.</w:t>
+      </w:r>
+    </w:p>
+    <w:p>
+      <w:pPr>
+        <w:pStyle w:val="aff8"/>
+        <w:jc w:val="both"/>
+      </w:pPr>
+      <w:r>
         <w:t>However, a semantic milestone is not simply an extremely short summary. A summary generally aims to reflect the content of a document or part of it, whereas a milestone captures a separate, complete statement that can be used independently of the original text. For example, a summary of material on network monitoring may contain information about the number of events, detection methods, and performance indicators. A semantic milestone, in contrast, may formulate the generalization: “Detection sensitivity is not equivalent to threat assessment accuracy.”</w:t>
       </w:r>
     </w:p>
@@ -386,16 +406,19 @@
         <w:jc w:val="both"/>
       </w:pPr>
       <w:r>
-        <w:t>Thus, the classification of semantic relationships must take into account not only the content of statements but also the conditions under which they apply. In particular, it is necessary to establish whether the statements concern the same object, the same time interval, identical constraints, and identical meanings of the concepts used.</w:t>
-      </w:r>
-    </w:p>
-    <w:p>
-      <w:pPr>
-        <w:pStyle w:val="aff8"/>
-        <w:jc w:val="both"/>
-      </w:pPr>
+        <w:t xml:space="preserve">Thus, the classification of semantic relationships must take into account not only the content of statements but also the conditions under which they apply. In particular, it is necessary to establish </w:t>
+      </w:r>
       <w:r>
         <w:lastRenderedPageBreak/>
+        <w:t>whether the statements concern the same object, the same time interval, identical constraints, and identical meanings of the concepts used.</w:t>
+      </w:r>
+    </w:p>
+    <w:p>
+      <w:pPr>
+        <w:pStyle w:val="aff8"/>
+        <w:jc w:val="both"/>
+      </w:pPr>
+      <w:r>
         <w:t>Computational argumentation occupies a distinct place in the theoretical foundations of SMF-MAP [4]. Argumentation models make it possible to represent statements, supporting arguments, objections, and relationships between arguments. For the formation of semantic milestones, it is particularly important not only to search for supporting evidence but also to deliberately identify possible counterexamples.</w:t>
       </w:r>
     </w:p>
@@ -447,8 +470,14 @@
     <w:p>
       <w:pPr>
         <w:pStyle w:val="21"/>
-      </w:pPr>
-      <w:r>
+        <w:rPr>
+          <w:color w:val="auto"/>
+        </w:rPr>
+      </w:pPr>
+      <w:r>
+        <w:rPr>
+          <w:color w:val="auto"/>
+        </w:rPr>
         <w:t>3. Formal Model of a Semantic Milestone</w:t>
       </w:r>
     </w:p>
@@ -465,6 +494,7 @@
         <w:pStyle w:val="aff8"/>
       </w:pPr>
       <w:r>
+        <w:lastRenderedPageBreak/>
         <w:t>Let a semantic milestone be represented as follows:</w:t>
       </w:r>
     </w:p>
@@ -473,7 +503,34 @@
         <w:jc w:val="center"/>
       </w:pPr>
       <w:r>
-        <w:t>mᵢ = (sᵢ, Tᵢ, Kᵢ, Eᵢ, Qᵢ, Iᵢ, τᵢ),</w:t>
+        <w:rPr>
+          <w:position w:val="-14"/>
+        </w:rPr>
+        <w:object w:dxaOrig="3040" w:dyaOrig="420">
+          <v:shapetype id="_x0000_t75" coordsize="21600,21600" o:spt="75" o:preferrelative="t" path="m@4@5l@4@11@9@11@9@5xe" filled="f" stroked="f">
+            <v:stroke joinstyle="miter"/>
+            <v:formulas>
+              <v:f eqn="if lineDrawn pixelLineWidth 0"/>
+              <v:f eqn="sum @0 1 0"/>
+              <v:f eqn="sum 0 0 @1"/>
+              <v:f eqn="prod @2 1 2"/>
+              <v:f eqn="prod @3 21600 pixelWidth"/>
+              <v:f eqn="prod @3 21600 pixelHeight"/>
+              <v:f eqn="sum @0 0 1"/>
+              <v:f eqn="prod @6 1 2"/>
+              <v:f eqn="prod @7 21600 pixelWidth"/>
+              <v:f eqn="sum @8 21600 0"/>
+              <v:f eqn="prod @7 21600 pixelHeight"/>
+              <v:f eqn="sum @10 21600 0"/>
+            </v:formulas>
+            <v:path o:extrusionok="f" gradientshapeok="t" o:connecttype="rect"/>
+            <o:lock v:ext="edit" aspectratio="t"/>
+          </v:shapetype>
+          <v:shape id="_x0000_i1029" type="#_x0000_t75" style="width:152.25pt;height:21pt" o:ole="">
+            <v:imagedata r:id="rId9" o:title=""/>
+          </v:shape>
+          <o:OLEObject Type="Embed" ProgID="Equation.DSMT4" ShapeID="_x0000_i1029" DrawAspect="Content" ObjectID="_1853998038" r:id="rId10"/>
+        </w:object>
       </w:r>
     </w:p>
     <w:p>
@@ -482,103 +539,270 @@
       </w:pPr>
       <w:proofErr w:type="gramStart"/>
       <w:r>
+        <w:t>where</w:t>
+      </w:r>
+      <w:proofErr w:type="gramEnd"/>
+      <w:r>
+        <w:t xml:space="preserve"> </w:t>
+      </w:r>
+      <w:r>
+        <w:rPr>
+          <w:position w:val="-12"/>
+        </w:rPr>
+        <w:object w:dxaOrig="240" w:dyaOrig="380">
+          <v:shape id="_x0000_i1026" type="#_x0000_t75" style="width:12pt;height:18.75pt" o:ole="">
+            <v:imagedata r:id="rId11" o:title=""/>
+          </v:shape>
+          <o:OLEObject Type="Embed" ProgID="Equation.DSMT4" ShapeID="_x0000_i1026" DrawAspect="Content" ObjectID="_1853998039" r:id="rId12"/>
+        </w:object>
+      </w:r>
+      <w:r>
+        <w:t xml:space="preserve"> is the text of the statement; </w:t>
+      </w:r>
+      <w:r>
+        <w:rPr>
+          <w:position w:val="-12"/>
+        </w:rPr>
+        <w:object w:dxaOrig="240" w:dyaOrig="380">
+          <v:shape id="_x0000_i1028" type="#_x0000_t75" style="width:12pt;height:18.75pt" o:ole="">
+            <v:imagedata r:id="rId13" o:title=""/>
+          </v:shape>
+          <o:OLEObject Type="Embed" ProgID="Equation.DSMT4" ShapeID="_x0000_i1028" DrawAspect="Content" ObjectID="_1853998040" r:id="rId14"/>
+        </w:object>
+      </w:r>
+      <w:r>
+        <w:t xml:space="preserve">  is the functional type; </w:t>
+      </w:r>
+      <w:r>
+        <w:rPr>
+          <w:position w:val="-12"/>
+        </w:rPr>
+        <w:object w:dxaOrig="340" w:dyaOrig="380">
+          <v:shape id="_x0000_i1030" type="#_x0000_t75" style="width:17.25pt;height:18.75pt" o:ole="">
+            <v:imagedata r:id="rId15" o:title=""/>
+          </v:shape>
+          <o:OLEObject Type="Embed" ProgID="Equation.DSMT4" ShapeID="_x0000_i1030" DrawAspect="Content" ObjectID="_1853998041" r:id="rId16"/>
+        </w:object>
+      </w:r>
+      <w:r>
+        <w:t xml:space="preserve">  is the context and scope of applicability; </w:t>
+      </w:r>
+      <w:r>
+        <w:rPr>
+          <w:position w:val="-12"/>
+        </w:rPr>
+        <w:object w:dxaOrig="300" w:dyaOrig="380">
+          <v:shape id="_x0000_i1032" type="#_x0000_t75" style="width:15pt;height:18.75pt" o:ole="">
+            <v:imagedata r:id="rId17" o:title=""/>
+          </v:shape>
+          <o:OLEObject Type="Embed" ProgID="Equation.DSMT4" ShapeID="_x0000_i1032" DrawAspect="Content" ObjectID="_1853998042" r:id="rId18"/>
+        </w:object>
+      </w:r>
+      <w:r>
+        <w:t xml:space="preserve"> is the evidence and provenance; </w:t>
+      </w:r>
+      <w:r>
+        <w:rPr>
+          <w:position w:val="-12"/>
+        </w:rPr>
+        <w:object w:dxaOrig="300" w:dyaOrig="380">
+          <v:shape id="_x0000_i1034" type="#_x0000_t75" style="width:15pt;height:18.75pt" o:ole="">
+            <v:imagedata r:id="rId19" o:title=""/>
+          </v:shape>
+          <o:OLEObject Type="Embed" ProgID="Equation.DSMT4" ShapeID="_x0000_i1034" DrawAspect="Content" ObjectID="_1853998043" r:id="rId20"/>
+        </w:object>
+      </w:r>
+      <w:r>
+        <w:t xml:space="preserve">is the quality characteristics; </w:t>
+      </w:r>
+      <w:r>
+        <w:rPr>
+          <w:position w:val="-12"/>
+        </w:rPr>
+        <w:object w:dxaOrig="240" w:dyaOrig="380">
+          <v:shape id="_x0000_i1036" type="#_x0000_t75" style="width:12pt;height:18.75pt" o:ole="">
+            <v:imagedata r:id="rId21" o:title=""/>
+          </v:shape>
+          <o:OLEObject Type="Embed" ProgID="Equation.DSMT4" ShapeID="_x0000_i1036" DrawAspect="Content" ObjectID="_1853998044" r:id="rId22"/>
+        </w:object>
+      </w:r>
+      <w:r>
+        <w:t xml:space="preserve">is the potential implications for decision-making; and </w:t>
+      </w:r>
+      <w:r>
+        <w:rPr>
+          <w:position w:val="-12"/>
+        </w:rPr>
+        <w:object w:dxaOrig="260" w:dyaOrig="380">
+          <v:shape id="_x0000_i1038" type="#_x0000_t75" style="width:12.75pt;height:18.75pt" o:ole="">
+            <v:imagedata r:id="rId23" o:title=""/>
+          </v:shape>
+          <o:OLEObject Type="Embed" ProgID="Equation.DSMT4" ShapeID="_x0000_i1038" DrawAspect="Content" ObjectID="_1853998045" r:id="rId24"/>
+        </w:object>
+      </w:r>
+      <w:r>
+        <w:t xml:space="preserve">  is the temporal parameters. We distinguish between observational, predictive, and actionable milestones.</w:t>
+      </w:r>
+    </w:p>
+    <w:p>
+      <w:pPr>
+        <w:pStyle w:val="aff8"/>
+        <w:jc w:val="both"/>
+      </w:pPr>
+      <w:r>
+        <w:t xml:space="preserve">The central component is the textual formulation </w:t>
+      </w:r>
+      <w:r>
+        <w:rPr>
+          <w:position w:val="-12"/>
+        </w:rPr>
+        <w:object w:dxaOrig="240" w:dyaOrig="380">
+          <v:shape id="_x0000_i1025" type="#_x0000_t75" style="width:12pt;height:18.75pt" o:ole="">
+            <v:imagedata r:id="rId25" o:title=""/>
+          </v:shape>
+          <o:OLEObject Type="Embed" ProgID="Equation.DSMT4" ShapeID="_x0000_i1025" DrawAspect="Content" ObjectID="_1853998046" r:id="rId26"/>
+        </w:object>
+      </w:r>
+      <w:r>
+        <w:t>, which must express a complete statement. It is this component that is presented to the user as a short semantic milestone. The remaining components form an accompanying representation that enables semantic analysis and verification. Thus, the conciseness of the external formulation does not require the omission of important qualifications.</w:t>
+      </w:r>
+    </w:p>
+    <w:p>
+      <w:pPr>
+        <w:pStyle w:val="aff8"/>
+        <w:jc w:val="both"/>
+      </w:pPr>
+      <w:r>
+        <w:t xml:space="preserve">The functional type </w:t>
+      </w:r>
+      <w:r>
+        <w:rPr>
+          <w:position w:val="-12"/>
+        </w:rPr>
+        <w:object w:dxaOrig="240" w:dyaOrig="380">
+          <v:shape id="_x0000_i1027" type="#_x0000_t75" style="width:12pt;height:18.75pt" o:ole="">
+            <v:imagedata r:id="rId27" o:title=""/>
+          </v:shape>
+          <o:OLEObject Type="Embed" ProgID="Equation.DSMT4" ShapeID="_x0000_i1027" DrawAspect="Content" ObjectID="_1853998047" r:id="rId28"/>
+        </w:object>
+      </w:r>
+      <w:r>
+        <w:t xml:space="preserve"> characterizes the purpose of the milestone. Within the proposed model, three main types are distinguished: observational, predictive, and actionable.</w:t>
+      </w:r>
+    </w:p>
+    <w:p>
+      <w:pPr>
+        <w:pStyle w:val="aff8"/>
+        <w:jc w:val="both"/>
+      </w:pPr>
+      <w:r>
+        <w:t>Observational milestones summarize established properties, facts, or patterns. For example, “The number of alerts does not determine protection effectiveness” is a statement about the limitations of a particular cybersecurity monitoring indicator. Its correct interpretation requires consideration of the characteristics of the detection system, the number of false positives, and other performance indicators.</w:t>
+      </w:r>
+    </w:p>
+    <w:p>
+      <w:pPr>
+        <w:pStyle w:val="aff8"/>
+        <w:jc w:val="both"/>
+      </w:pPr>
+      <w:r>
+        <w:t>Predictive milestones describe the possible consequences of the development of a particular situation. For example, “Accumulating unverified data may increase uncertainty” expresses an assumption about the possible development of an information process. Such a statement requires specifying the conditions under which the corresponding prediction is justified.</w:t>
+      </w:r>
+    </w:p>
+    <w:p>
+      <w:pPr>
+        <w:pStyle w:val="aff8"/>
+        <w:jc w:val="both"/>
+      </w:pPr>
+      <w:r>
+        <w:t>Actionable milestones formulate principles for selecting or organizing actions. For example, “Verify source independence before combining evidence” can be used as a practical rule in OSINT analysis.</w:t>
+      </w:r>
+    </w:p>
+    <w:p>
+      <w:pPr>
+        <w:pStyle w:val="aff8"/>
+        <w:jc w:val="both"/>
+      </w:pPr>
+      <w:r>
+        <w:t>These types are not necessarily mutually exclusive. A single milestone may contain an observational generalization while also having practical implications. Therefore, the functional type should be regarded as the primary role of a statement in a particular task rather than as an immutable property of its linguistic form.</w:t>
+      </w:r>
+    </w:p>
+    <w:p>
+      <w:pPr>
+        <w:pStyle w:val="aff8"/>
+        <w:jc w:val="both"/>
+      </w:pPr>
+      <w:r>
+        <w:t xml:space="preserve">The context </w:t>
+      </w:r>
+      <w:r>
+        <w:rPr>
+          <w:position w:val="-12"/>
+        </w:rPr>
+        <w:object w:dxaOrig="340" w:dyaOrig="380">
+          <v:shape id="_x0000_i1031" type="#_x0000_t75" style="width:17.25pt;height:18.75pt" o:ole="">
+            <v:imagedata r:id="rId29" o:title=""/>
+          </v:shape>
+          <o:OLEObject Type="Embed" ProgID="Equation.DSMT4" ShapeID="_x0000_i1031" DrawAspect="Content" ObjectID="_1853998048" r:id="rId30"/>
+        </w:object>
+      </w:r>
+      <w:r>
+        <w:t xml:space="preserve"> defines the conditions under which a statement can be considered applicable. It may include the subject domain, characteristics of the object, resource constraints, accepted definitions, assumptions, and other circumstances. The absence of explicit context is particularly problematic for short statements, since conciseness is often achieved by omitting conditions.</w:t>
+      </w:r>
+    </w:p>
+    <w:p>
+      <w:pPr>
+        <w:pStyle w:val="aff8"/>
+        <w:jc w:val="both"/>
+      </w:pPr>
+      <w:r>
+        <w:t xml:space="preserve">For example, the milestone “Decision speed does not guarantee decision correctness” is general in nature, but its practical interpretation depends on how speed, correctness, and evaluation criteria </w:t>
+      </w:r>
+      <w:r>
         <w:lastRenderedPageBreak/>
-        <w:t>where</w:t>
-      </w:r>
-      <w:proofErr w:type="gramEnd"/>
-      <w:r>
-        <w:t xml:space="preserve"> sᵢ  is the text of the statement; Tᵢ  is the functional type; Kᵢ  is the context and scope of applicability; Eᵢ is the evidence and provenance; Qᵢ is the quality characteristics; Iᵢ is the potential implications for decision-making; and τᵢ  is the temporal parameters. We distinguish between observational, predictive, and actionable milestones.</w:t>
-      </w:r>
-    </w:p>
-    <w:p>
-      <w:pPr>
-        <w:pStyle w:val="aff8"/>
-        <w:jc w:val="both"/>
-      </w:pPr>
-      <w:r>
-        <w:t>The central component is the textual formulation \(s_i\), which must express a complete statement. It is this component that is presented to the user as a short semantic milestone. The remaining components form an accompanying representation that enables semantic analysis and verification. Thus, the conciseness of the external formulation does not require the omission of important qualifications.</w:t>
-      </w:r>
-    </w:p>
-    <w:p>
-      <w:pPr>
-        <w:pStyle w:val="aff8"/>
-        <w:jc w:val="both"/>
-      </w:pPr>
-      <w:r>
-        <w:t>The functional type Tᵢ characterizes the purpose of the milestone. Within the proposed model, three main types are distinguished: observational, predictive, and actionable.</w:t>
-      </w:r>
-    </w:p>
-    <w:p>
-      <w:pPr>
-        <w:pStyle w:val="aff8"/>
-        <w:jc w:val="both"/>
-      </w:pPr>
-      <w:r>
-        <w:t>Observational milestones summarize established properties, facts, or patterns. For example, “The number of alerts does not determine protection effectiveness” is a statement about the limitations of a particular cybersecurity monitoring indicator. Its correct interpretation requires consideration of the characteristics of the detection system, the number of false positives, and other performance indicators.</w:t>
-      </w:r>
-    </w:p>
-    <w:p>
-      <w:pPr>
-        <w:pStyle w:val="aff8"/>
-        <w:jc w:val="both"/>
-      </w:pPr>
-      <w:r>
-        <w:t>Predictive milestones describe the possible consequences of the development of a particular situation. For example, “Accumulating unverified data may increase uncertainty” expresses an assumption about the possible development of an information process. Such a statement requires specifying the conditions under which the corresponding prediction is justified.</w:t>
-      </w:r>
-    </w:p>
-    <w:p>
-      <w:pPr>
-        <w:pStyle w:val="aff8"/>
-        <w:jc w:val="both"/>
-      </w:pPr>
-      <w:r>
-        <w:t>Actionable milestones formulate principles for selecting or organizing actions. For example, “Verify source independence before combining evidence” can be used as a practical rule in OSINT analysis.</w:t>
-      </w:r>
-    </w:p>
-    <w:p>
-      <w:pPr>
-        <w:pStyle w:val="aff8"/>
-        <w:jc w:val="both"/>
-      </w:pPr>
-      <w:r>
-        <w:t>These types are not necessarily mutually exclusive. A single milestone may contain an observational generalization while also having practical implications. Therefore, the functional type should be regarded as the primary role of a statement in a particular task rather than as an immutable property of its linguistic form.</w:t>
-      </w:r>
-    </w:p>
-    <w:p>
-      <w:pPr>
-        <w:pStyle w:val="aff8"/>
-        <w:jc w:val="both"/>
-      </w:pPr>
-      <w:r>
-        <w:t>The context Kᵢ defines the conditions under which a statement can be considered applicable. It may include the subject domain, characteristics of the object, resource constraints, accepted definitions, assumptions, and other circumstances. The absence of explicit context is particularly problematic for short statements, since conciseness is often achieved by omitting conditions.</w:t>
-      </w:r>
-    </w:p>
-    <w:p>
-      <w:pPr>
-        <w:pStyle w:val="aff8"/>
-        <w:jc w:val="both"/>
-      </w:pPr>
-      <w:r>
-        <w:t>For example, the milestone “Decision speed does not guarantee decision correctness” is general in nature, but its practical interpretation depends on how speed, correctness, and evaluation criteria are defined. In cyber incident response tasks, rapid decision-making may be necessary to limit damage, but insufficient verification of information may lead to erroneous actions.</w:t>
-      </w:r>
-    </w:p>
-    <w:p>
-      <w:pPr>
-        <w:pStyle w:val="aff8"/>
-        <w:jc w:val="both"/>
-      </w:pPr>
-      <w:r>
-        <w:t>The component Eᵢ contains information about the evidential basis and provenance of the statement. It may include references to sources, computational results, empirical observations, logical arguments, or expert conclusions. It is important to distinguish between statements supported by external data and judgments that are merely conceptually plausible.</w:t>
-      </w:r>
-    </w:p>
-    <w:p>
-      <w:pPr>
-        <w:pStyle w:val="aff8"/>
-        <w:jc w:val="both"/>
-      </w:pPr>
-      <w:r>
-        <w:lastRenderedPageBreak/>
-        <w:t xml:space="preserve">The quality characteristics Qᵢ </w:t>
+        <w:t>are defined. In cyber incident response tasks, rapid decision-making may be necessary to limit damage, but insufficient verification of information may lead to erroneous actions.</w:t>
+      </w:r>
+    </w:p>
+    <w:p>
+      <w:pPr>
+        <w:pStyle w:val="aff8"/>
+        <w:jc w:val="both"/>
+      </w:pPr>
+      <w:r>
+        <w:t xml:space="preserve">The component </w:t>
+      </w:r>
+      <w:r>
+        <w:rPr>
+          <w:position w:val="-12"/>
+        </w:rPr>
+        <w:object w:dxaOrig="300" w:dyaOrig="380">
+          <v:shape id="_x0000_i1033" type="#_x0000_t75" style="width:15pt;height:18.75pt" o:ole="">
+            <v:imagedata r:id="rId31" o:title=""/>
+          </v:shape>
+          <o:OLEObject Type="Embed" ProgID="Equation.DSMT4" ShapeID="_x0000_i1033" DrawAspect="Content" ObjectID="_1853998049" r:id="rId32"/>
+        </w:object>
+      </w:r>
+      <w:r>
+        <w:t xml:space="preserve"> contains information about the evidential basis and provenance of the statement. It may include references to sources, computational results, empirical observations, logical arguments, or expert conclusions. It is important to distinguish between statements supported by external data and judgments that are merely conceptually plausible.</w:t>
+      </w:r>
+    </w:p>
+    <w:p>
+      <w:pPr>
+        <w:pStyle w:val="aff8"/>
+        <w:jc w:val="both"/>
+      </w:pPr>
+      <w:r>
+        <w:t xml:space="preserve">The quality characteristics </w:t>
+      </w:r>
+      <w:r>
+        <w:rPr>
+          <w:position w:val="-12"/>
+        </w:rPr>
+        <w:object w:dxaOrig="300" w:dyaOrig="380">
+          <v:shape id="_x0000_i1035" type="#_x0000_t75" style="width:15pt;height:18.75pt" o:ole="">
+            <v:imagedata r:id="rId33" o:title=""/>
+          </v:shape>
+          <o:OLEObject Type="Embed" ProgID="Equation.DSMT4" ShapeID="_x0000_i1035" DrawAspect="Content" ObjectID="_1853998050" r:id="rId34"/>
+        </w:object>
       </w:r>
       <w:r>
         <w:rPr>
@@ -596,16 +820,44 @@
         <w:jc w:val="both"/>
       </w:pPr>
       <w:r>
-        <w:t>The component Iᵢ characterizes the potential implications of using the milestone in analysis or decision-making. It makes it possible to determine whether the statement may influence the selection of alternatives, refinement of criteria, risk assessment, or identification of directions for further research.</w:t>
-      </w:r>
-    </w:p>
-    <w:p>
-      <w:pPr>
-        <w:pStyle w:val="aff8"/>
-        <w:jc w:val="both"/>
-      </w:pPr>
-      <w:r>
-        <w:t>The temporal parameters τᵢ specify the time at which the milestone was formulated, the period during which its content remains relevant, or the temporal boundaries of its applicability. This is particularly important for statements related to dynamic processes, including cyber threats, information campaigns, technological changes, and the behavior of adaptive systems.</w:t>
+        <w:t xml:space="preserve">The component </w:t>
+      </w:r>
+      <w:r>
+        <w:rPr>
+          <w:position w:val="-12"/>
+        </w:rPr>
+        <w:object w:dxaOrig="240" w:dyaOrig="380">
+          <v:shape id="_x0000_i1037" type="#_x0000_t75" style="width:12pt;height:18.75pt" o:ole="">
+            <v:imagedata r:id="rId35" o:title=""/>
+          </v:shape>
+          <o:OLEObject Type="Embed" ProgID="Equation.DSMT4" ShapeID="_x0000_i1037" DrawAspect="Content" ObjectID="_1853998051" r:id="rId36"/>
+        </w:object>
+      </w:r>
+      <w:r>
+        <w:t xml:space="preserve"> characterizes the potential implications of using the milestone in analysis or decision-making. It makes it possible to determine whether the statement may influence the selection of alternatives, refinement of criteria, risk assessment, or identification of directions for further research.</w:t>
+      </w:r>
+    </w:p>
+    <w:p>
+      <w:pPr>
+        <w:pStyle w:val="aff8"/>
+        <w:jc w:val="both"/>
+      </w:pPr>
+      <w:r>
+        <w:t xml:space="preserve">The temporal parameters </w:t>
+      </w:r>
+      <w:r>
+        <w:rPr>
+          <w:position w:val="-12"/>
+        </w:rPr>
+        <w:object w:dxaOrig="260" w:dyaOrig="380">
+          <v:shape id="_x0000_i1039" type="#_x0000_t75" style="width:12.75pt;height:18.75pt" o:ole="">
+            <v:imagedata r:id="rId23" o:title=""/>
+          </v:shape>
+          <o:OLEObject Type="Embed" ProgID="Equation.DSMT4" ShapeID="_x0000_i1039" DrawAspect="Content" ObjectID="_1853998052" r:id="rId37"/>
+        </w:object>
+      </w:r>
+      <w:r>
+        <w:t xml:space="preserve"> specify the time at which the milestone was formulated, the period during which its content remains relevant, or the temporal boundaries of its applicability. This is particularly important for statements related to dynamic processes, including cyber threats, information campaigns, technological changes, and the behavior of adaptive systems.</w:t>
       </w:r>
     </w:p>
     <w:p>
@@ -641,30 +893,22 @@
         </w:rPr>
       </w:pPr>
       <w:r>
-        <w:t>M = {m</w:t>
-      </w:r>
-      <w:r>
-        <w:rPr>
-          <w:rFonts w:ascii="Cambria Math" w:hAnsi="Cambria Math" w:cs="Cambria Math"/>
-        </w:rPr>
-        <w:t>₁</w:t>
+        <w:rPr>
+          <w:position w:val="-14"/>
+        </w:rPr>
+        <w:object w:dxaOrig="2220" w:dyaOrig="420">
+          <v:shape id="_x0000_i1040" type="#_x0000_t75" style="width:111pt;height:21pt" o:ole="">
+            <v:imagedata r:id="rId38" o:title=""/>
+          </v:shape>
+          <o:OLEObject Type="Embed" ProgID="Equation.DSMT4" ShapeID="_x0000_i1040" DrawAspect="Content" ObjectID="_1853998053" r:id="rId39"/>
+        </w:object>
+      </w:r>
+      <w:r>
+        <w:t xml:space="preserve">  </w:t>
       </w:r>
       <w:proofErr w:type="gramStart"/>
       <w:r>
-        <w:t>, …,</w:t>
-      </w:r>
-      <w:proofErr w:type="gramEnd"/>
-      <w:r>
-        <w:t xml:space="preserve"> m</w:t>
-      </w:r>
-      <w:r>
-        <w:rPr>
-          <w:vertAlign w:val="subscript"/>
-        </w:rPr>
-        <w:t>n</w:t>
-      </w:r>
-      <w:r>
-        <w:t>}  –</w:t>
+        <w:t>–</w:t>
       </w:r>
       <w:r>
         <w:t xml:space="preserve"> </w:t>
@@ -679,7 +923,11 @@
         <w:t xml:space="preserve"> </w:t>
       </w:r>
       <w:r>
-        <w:t>be the set of generated milestones. Then, their collection, together with semantic relationships and contexts, can be represented as</w:t>
+        <w:t>be</w:t>
+      </w:r>
+      <w:proofErr w:type="gramEnd"/>
+      <w:r>
+        <w:t xml:space="preserve"> the set of generated milestones. Then, their collection, together with semantic relationships and contexts, can be represented as</w:t>
       </w:r>
     </w:p>
     <w:p>
@@ -694,7 +942,15 @@
         </w:rPr>
       </w:pPr>
       <w:r>
-        <w:t>G = (M, R, K),</w:t>
+        <w:rPr>
+          <w:position w:val="-14"/>
+        </w:rPr>
+        <w:object w:dxaOrig="1740" w:dyaOrig="420">
+          <v:shape id="_x0000_i1042" type="#_x0000_t75" style="width:87pt;height:21pt" o:ole="">
+            <v:imagedata r:id="rId40" o:title=""/>
+          </v:shape>
+          <o:OLEObject Type="Embed" ProgID="Equation.DSMT4" ShapeID="_x0000_i1042" DrawAspect="Content" ObjectID="_1853998054" r:id="rId41"/>
+        </w:object>
       </w:r>
     </w:p>
     <w:p>
@@ -729,7 +985,15 @@
         <w:t xml:space="preserve"> </w:t>
       </w:r>
       <w:r>
-        <w:t>R</w:t>
+        <w:rPr>
+          <w:position w:val="-4"/>
+        </w:rPr>
+        <w:object w:dxaOrig="260" w:dyaOrig="279">
+          <v:shape id="_x0000_i1041" type="#_x0000_t75" style="width:12.75pt;height:14.25pt" o:ole="">
+            <v:imagedata r:id="rId42" o:title=""/>
+          </v:shape>
+          <o:OLEObject Type="Embed" ProgID="Equation.DSMT4" ShapeID="_x0000_i1041" DrawAspect="Content" ObjectID="_1853998055" r:id="rId43"/>
+        </w:object>
       </w:r>
       <w:r>
         <w:rPr>
@@ -771,7 +1035,15 @@
         <w:t xml:space="preserve"> </w:t>
       </w:r>
       <w:r>
-        <w:t>K</w:t>
+        <w:rPr>
+          <w:position w:val="-4"/>
+        </w:rPr>
+        <w:object w:dxaOrig="300" w:dyaOrig="279">
+          <v:shape id="_x0000_i1043" type="#_x0000_t75" style="width:15pt;height:14.25pt" o:ole="">
+            <v:imagedata r:id="rId44" o:title=""/>
+          </v:shape>
+          <o:OLEObject Type="Embed" ProgID="Equation.DSMT4" ShapeID="_x0000_i1043" DrawAspect="Content" ObjectID="_1853998056" r:id="rId45"/>
+        </w:object>
       </w:r>
       <w:r>
         <w:rPr>
@@ -819,6 +1091,7 @@
         <w:jc w:val="both"/>
       </w:pPr>
       <w:r>
+        <w:lastRenderedPageBreak/>
         <w:t>Consistency of statements is not equivalent to the reliability of knowledge.</w:t>
       </w:r>
     </w:p>
@@ -846,15 +1119,20 @@
         <w:jc w:val="both"/>
       </w:pPr>
       <w:r>
-        <w:lastRenderedPageBreak/>
         <w:t>Thus, the proposed formal model combines two levels of semantic milestone representation: a compact textual level intended for human understanding and a structured analytical level designed for verification, comparison, and subsequent use.</w:t>
       </w:r>
     </w:p>
     <w:p>
       <w:pPr>
         <w:pStyle w:val="21"/>
-      </w:pPr>
-      <w:r>
+        <w:rPr>
+          <w:color w:val="auto"/>
+        </w:rPr>
+      </w:pPr>
+      <w:r>
+        <w:rPr>
+          <w:color w:val="auto"/>
+        </w:rPr>
         <w:t>4. SMF-MAP Architecture</w:t>
       </w:r>
     </w:p>
@@ -915,7 +1193,7 @@
           <w:noProof/>
         </w:rPr>
         <w:drawing>
-          <wp:inline distT="0" distB="0" distL="0" distR="0" wp14:anchorId="40A2A999" wp14:editId="3B51308B">
+          <wp:inline distT="0" distB="0" distL="0" distR="0" wp14:anchorId="18F06CA4" wp14:editId="5A849A81">
             <wp:extent cx="6043930" cy="4029075"/>
             <wp:effectExtent l="0" t="0" r="0" b="9525"/>
             <wp:docPr id="3" name="Рисунок 3"/>
@@ -930,7 +1208,7 @@
                     <pic:cNvPicPr/>
                   </pic:nvPicPr>
                   <pic:blipFill>
-                    <a:blip r:embed="rId9">
+                    <a:blip r:embed="rId46">
                       <a:extLst>
                         <a:ext uri="{28A0092B-C50C-407E-A947-70E740481C1C}">
                           <a14:useLocalDpi xmlns:a14="http://schemas.microsoft.com/office/drawing/2010/main" val="0"/>
@@ -968,8 +1246,14 @@
     <w:p>
       <w:pPr>
         <w:pStyle w:val="21"/>
-      </w:pPr>
-      <w:r>
+        <w:rPr>
+          <w:color w:val="auto"/>
+        </w:rPr>
+      </w:pPr>
+      <w:r>
+        <w:rPr>
+          <w:color w:val="auto"/>
+        </w:rPr>
         <w:t>4.1. Structure and Functional Components of the Framework</w:t>
       </w:r>
     </w:p>
@@ -1026,8 +1310,14 @@
       <w:pPr>
         <w:pStyle w:val="31"/>
         <w:jc w:val="both"/>
-      </w:pPr>
-      <w:r>
+        <w:rPr>
+          <w:color w:val="auto"/>
+        </w:rPr>
+      </w:pPr>
+      <w:r>
+        <w:rPr>
+          <w:color w:val="auto"/>
+        </w:rPr>
         <w:t>Generator Agent</w:t>
       </w:r>
     </w:p>
@@ -1107,8 +1397,14 @@
       <w:pPr>
         <w:pStyle w:val="31"/>
         <w:jc w:val="both"/>
-      </w:pPr>
-      <w:r>
+        <w:rPr>
+          <w:color w:val="auto"/>
+        </w:rPr>
+      </w:pPr>
+      <w:r>
+        <w:rPr>
+          <w:color w:val="auto"/>
+        </w:rPr>
         <w:t>Analyst Agent</w:t>
       </w:r>
     </w:p>
@@ -1153,8 +1449,14 @@
       <w:pPr>
         <w:pStyle w:val="31"/>
         <w:jc w:val="both"/>
-      </w:pPr>
-      <w:r>
+        <w:rPr>
+          <w:color w:val="auto"/>
+        </w:rPr>
+      </w:pPr>
+      <w:r>
+        <w:rPr>
+          <w:color w:val="auto"/>
+        </w:rPr>
         <w:t>Critic Agent</w:t>
       </w:r>
     </w:p>
@@ -1207,8 +1509,14 @@
       <w:pPr>
         <w:pStyle w:val="31"/>
         <w:jc w:val="both"/>
-      </w:pPr>
-      <w:r>
+        <w:rPr>
+          <w:color w:val="auto"/>
+        </w:rPr>
+      </w:pPr>
+      <w:r>
+        <w:rPr>
+          <w:color w:val="auto"/>
+        </w:rPr>
         <w:t>Verifier Agent</w:t>
       </w:r>
     </w:p>
@@ -1253,8 +1561,14 @@
       <w:pPr>
         <w:pStyle w:val="31"/>
         <w:jc w:val="both"/>
-      </w:pPr>
-      <w:r>
+        <w:rPr>
+          <w:color w:val="auto"/>
+        </w:rPr>
+      </w:pPr>
+      <w:r>
+        <w:rPr>
+          <w:color w:val="auto"/>
+        </w:rPr>
         <w:t>Editor Agent</w:t>
       </w:r>
     </w:p>
@@ -1298,8 +1612,14 @@
       <w:pPr>
         <w:pStyle w:val="31"/>
         <w:jc w:val="both"/>
-      </w:pPr>
-      <w:r>
+        <w:rPr>
+          <w:color w:val="auto"/>
+        </w:rPr>
+      </w:pPr>
+      <w:r>
+        <w:rPr>
+          <w:color w:val="auto"/>
+        </w:rPr>
         <w:t>Moderator Agent</w:t>
       </w:r>
     </w:p>
@@ -1342,8 +1662,14 @@
     <w:p>
       <w:pPr>
         <w:pStyle w:val="21"/>
-      </w:pPr>
-      <w:r>
+        <w:rPr>
+          <w:color w:val="auto"/>
+        </w:rPr>
+      </w:pPr>
+      <w:r>
+        <w:rPr>
+          <w:color w:val="auto"/>
+        </w:rPr>
         <w:t>4.2. Shared Memory, Feedback, and Human in the Loop</w:t>
       </w:r>
     </w:p>
@@ -1432,8 +1758,14 @@
     <w:p>
       <w:pPr>
         <w:pStyle w:val="21"/>
-      </w:pPr>
-      <w:r>
+        <w:rPr>
+          <w:color w:val="auto"/>
+        </w:rPr>
+      </w:pPr>
+      <w:r>
+        <w:rPr>
+          <w:color w:val="auto"/>
+        </w:rPr>
         <w:t>4.3. Output Generation and Supporting Modules</w:t>
       </w:r>
     </w:p>
@@ -1510,16 +1842,11 @@
         <w:jc w:val="both"/>
       </w:pPr>
       <w:r>
-        <w:t xml:space="preserve">The third module concerns software implementation and reproducibility. It provides for the preservation of prompts, agent configurations, processing rules, and other materials required to repeat the procedures. The author's SMF-MAP repository is available at </w:t>
-      </w:r>
-      <w:hyperlink r:id="rId10" w:history="1">
-        <w:r>
-          <w:rPr>
-            <w:rStyle w:val="affb"/>
-          </w:rPr>
-          <w:t>SMF-MAP GitHub repository</w:t>
-        </w:r>
-      </w:hyperlink>
+        <w:t>The third module concerns software implementation and reproducibility. It provides for the preservation of prompts, agent configurations, processing rules, and other materials required to repeat the procedures. The author's SMF-MAP repository is available at SMF-MAP GitHub repository</w:t>
+      </w:r>
+      <w:r>
+        <w:t xml:space="preserve"> (https://github.com/DmytroLande/SemanticMileStone/)</w:t>
+      </w:r>
       <w:r>
         <w:t>.</w:t>
       </w:r>
@@ -1545,8 +1872,14 @@
     <w:p>
       <w:pPr>
         <w:pStyle w:val="21"/>
-      </w:pPr>
-      <w:r>
+        <w:rPr>
+          <w:color w:val="auto"/>
+        </w:rPr>
+      </w:pPr>
+      <w:r>
+        <w:rPr>
+          <w:color w:val="auto"/>
+        </w:rPr>
         <w:t>4.4. Demonstrative Examples of Semantic Milestones</w:t>
       </w:r>
     </w:p>
@@ -1563,14 +1896,23 @@
       <w:pPr>
         <w:pStyle w:val="31"/>
         <w:jc w:val="both"/>
+        <w:rPr>
+          <w:color w:val="auto"/>
+        </w:rPr>
       </w:pPr>
       <w:proofErr w:type="gramStart"/>
       <w:r>
+        <w:rPr>
+          <w:color w:val="auto"/>
+        </w:rPr>
         <w:lastRenderedPageBreak/>
         <w:t>Example 1.</w:t>
       </w:r>
       <w:proofErr w:type="gramEnd"/>
       <w:r>
+        <w:rPr>
+          <w:color w:val="auto"/>
+        </w:rPr>
         <w:t xml:space="preserve"> Knowledge and Uncertainty</w:t>
       </w:r>
     </w:p>
@@ -1605,13 +1947,22 @@
       <w:pPr>
         <w:pStyle w:val="31"/>
         <w:jc w:val="both"/>
+        <w:rPr>
+          <w:color w:val="auto"/>
+        </w:rPr>
       </w:pPr>
       <w:proofErr w:type="gramStart"/>
       <w:r>
+        <w:rPr>
+          <w:color w:val="auto"/>
+        </w:rPr>
         <w:t>Example 2.</w:t>
       </w:r>
       <w:proofErr w:type="gramEnd"/>
       <w:r>
+        <w:rPr>
+          <w:color w:val="auto"/>
+        </w:rPr>
         <w:t xml:space="preserve"> Knowledge and Uncertainty</w:t>
       </w:r>
     </w:p>
@@ -1646,13 +1997,22 @@
       <w:pPr>
         <w:pStyle w:val="31"/>
         <w:jc w:val="both"/>
+        <w:rPr>
+          <w:color w:val="auto"/>
+        </w:rPr>
       </w:pPr>
       <w:proofErr w:type="gramStart"/>
       <w:r>
+        <w:rPr>
+          <w:color w:val="auto"/>
+        </w:rPr>
         <w:t>Example 3.</w:t>
       </w:r>
       <w:proofErr w:type="gramEnd"/>
       <w:r>
+        <w:rPr>
+          <w:color w:val="auto"/>
+        </w:rPr>
         <w:t xml:space="preserve"> Knowledge and Uncertainty</w:t>
       </w:r>
     </w:p>
@@ -1687,13 +2047,22 @@
       <w:pPr>
         <w:pStyle w:val="31"/>
         <w:jc w:val="both"/>
+        <w:rPr>
+          <w:color w:val="auto"/>
+        </w:rPr>
       </w:pPr>
       <w:proofErr w:type="gramStart"/>
       <w:r>
+        <w:rPr>
+          <w:color w:val="auto"/>
+        </w:rPr>
         <w:t>Example 4.</w:t>
       </w:r>
       <w:proofErr w:type="gramEnd"/>
       <w:r>
+        <w:rPr>
+          <w:color w:val="auto"/>
+        </w:rPr>
         <w:t xml:space="preserve"> Cybersecurity</w:t>
       </w:r>
     </w:p>
@@ -1728,13 +2097,22 @@
       <w:pPr>
         <w:pStyle w:val="31"/>
         <w:jc w:val="both"/>
+        <w:rPr>
+          <w:color w:val="auto"/>
+        </w:rPr>
       </w:pPr>
       <w:proofErr w:type="gramStart"/>
       <w:r>
+        <w:rPr>
+          <w:color w:val="auto"/>
+        </w:rPr>
         <w:t>Example 5.</w:t>
       </w:r>
       <w:proofErr w:type="gramEnd"/>
       <w:r>
+        <w:rPr>
+          <w:color w:val="auto"/>
+        </w:rPr>
         <w:t xml:space="preserve"> Cybersecurity</w:t>
       </w:r>
     </w:p>
@@ -1769,14 +2147,23 @@
       <w:pPr>
         <w:pStyle w:val="31"/>
         <w:jc w:val="both"/>
+        <w:rPr>
+          <w:color w:val="auto"/>
+        </w:rPr>
       </w:pPr>
       <w:proofErr w:type="gramStart"/>
       <w:r>
+        <w:rPr>
+          <w:color w:val="auto"/>
+        </w:rPr>
         <w:lastRenderedPageBreak/>
         <w:t>Example 6.</w:t>
       </w:r>
       <w:proofErr w:type="gramEnd"/>
       <w:r>
+        <w:rPr>
+          <w:color w:val="auto"/>
+        </w:rPr>
         <w:t xml:space="preserve"> Cybersecurity</w:t>
       </w:r>
     </w:p>
@@ -1811,13 +2198,22 @@
       <w:pPr>
         <w:pStyle w:val="31"/>
         <w:jc w:val="both"/>
+        <w:rPr>
+          <w:color w:val="auto"/>
+        </w:rPr>
       </w:pPr>
       <w:proofErr w:type="gramStart"/>
       <w:r>
+        <w:rPr>
+          <w:color w:val="auto"/>
+        </w:rPr>
         <w:t>Example 7.</w:t>
       </w:r>
       <w:proofErr w:type="gramEnd"/>
       <w:r>
+        <w:rPr>
+          <w:color w:val="auto"/>
+        </w:rPr>
         <w:t xml:space="preserve"> Multi-Agent Systems</w:t>
       </w:r>
     </w:p>
@@ -1852,13 +2248,22 @@
       <w:pPr>
         <w:pStyle w:val="31"/>
         <w:jc w:val="both"/>
+        <w:rPr>
+          <w:color w:val="auto"/>
+        </w:rPr>
       </w:pPr>
       <w:proofErr w:type="gramStart"/>
       <w:r>
+        <w:rPr>
+          <w:color w:val="auto"/>
+        </w:rPr>
         <w:t>Example 8.</w:t>
       </w:r>
       <w:proofErr w:type="gramEnd"/>
       <w:r>
+        <w:rPr>
+          <w:color w:val="auto"/>
+        </w:rPr>
         <w:t xml:space="preserve"> Multi-Agent Systems</w:t>
       </w:r>
     </w:p>
@@ -1893,13 +2298,22 @@
       <w:pPr>
         <w:pStyle w:val="31"/>
         <w:jc w:val="both"/>
+        <w:rPr>
+          <w:color w:val="auto"/>
+        </w:rPr>
       </w:pPr>
       <w:proofErr w:type="gramStart"/>
       <w:r>
+        <w:rPr>
+          <w:color w:val="auto"/>
+        </w:rPr>
         <w:t>Example 9.</w:t>
       </w:r>
       <w:proofErr w:type="gramEnd"/>
       <w:r>
+        <w:rPr>
+          <w:color w:val="auto"/>
+        </w:rPr>
         <w:t xml:space="preserve"> Multi-Agent Systems</w:t>
       </w:r>
     </w:p>
@@ -1934,13 +2348,22 @@
       <w:pPr>
         <w:pStyle w:val="31"/>
         <w:jc w:val="both"/>
+        <w:rPr>
+          <w:color w:val="auto"/>
+        </w:rPr>
       </w:pPr>
       <w:proofErr w:type="gramStart"/>
       <w:r>
+        <w:rPr>
+          <w:color w:val="auto"/>
+        </w:rPr>
         <w:t>Example 10.</w:t>
       </w:r>
       <w:proofErr w:type="gramEnd"/>
       <w:r>
+        <w:rPr>
+          <w:color w:val="auto"/>
+        </w:rPr>
         <w:t xml:space="preserve"> Decision-Making</w:t>
       </w:r>
     </w:p>
@@ -1975,14 +2398,23 @@
       <w:pPr>
         <w:pStyle w:val="31"/>
         <w:jc w:val="both"/>
+        <w:rPr>
+          <w:color w:val="auto"/>
+        </w:rPr>
       </w:pPr>
       <w:proofErr w:type="gramStart"/>
       <w:r>
+        <w:rPr>
+          <w:color w:val="auto"/>
+        </w:rPr>
         <w:lastRenderedPageBreak/>
         <w:t>Example 11.</w:t>
       </w:r>
       <w:proofErr w:type="gramEnd"/>
       <w:r>
+        <w:rPr>
+          <w:color w:val="auto"/>
+        </w:rPr>
         <w:t xml:space="preserve"> Decision-Making</w:t>
       </w:r>
     </w:p>
@@ -2017,13 +2449,22 @@
       <w:pPr>
         <w:pStyle w:val="31"/>
         <w:jc w:val="both"/>
+        <w:rPr>
+          <w:color w:val="auto"/>
+        </w:rPr>
       </w:pPr>
       <w:proofErr w:type="gramStart"/>
       <w:r>
+        <w:rPr>
+          <w:color w:val="auto"/>
+        </w:rPr>
         <w:t>Example 12.</w:t>
       </w:r>
       <w:proofErr w:type="gramEnd"/>
       <w:r>
+        <w:rPr>
+          <w:color w:val="auto"/>
+        </w:rPr>
         <w:t xml:space="preserve"> Decision-Making</w:t>
       </w:r>
     </w:p>
@@ -2057,8 +2498,14 @@
     <w:p>
       <w:pPr>
         <w:pStyle w:val="21"/>
-      </w:pPr>
-      <w:r>
+        <w:rPr>
+          <w:color w:val="auto"/>
+        </w:rPr>
+      </w:pPr>
+      <w:r>
+        <w:rPr>
+          <w:color w:val="auto"/>
+        </w:rPr>
         <w:t>4.5. Three End-to-End Scenarios for Generating and Verifying Semantic Milestones</w:t>
       </w:r>
     </w:p>
@@ -2102,13 +2549,22 @@
     <w:p>
       <w:pPr>
         <w:pStyle w:val="31"/>
+        <w:rPr>
+          <w:color w:val="auto"/>
+        </w:rPr>
       </w:pPr>
       <w:proofErr w:type="gramStart"/>
       <w:r>
+        <w:rPr>
+          <w:color w:val="auto"/>
+        </w:rPr>
         <w:t>Scenario 1.</w:t>
       </w:r>
       <w:proofErr w:type="gramEnd"/>
       <w:r>
+        <w:rPr>
+          <w:color w:val="auto"/>
+        </w:rPr>
         <w:t xml:space="preserve"> Cybersecurity Monitoring: Number of Alerts and Detection Quality</w:t>
       </w:r>
     </w:p>
@@ -2143,7 +2599,7 @@
         </w:rPr>
         <w:lastRenderedPageBreak/>
         <w:drawing>
-          <wp:inline distT="0" distB="0" distL="0" distR="0">
+          <wp:inline distT="0" distB="0" distL="0" distR="0" wp14:anchorId="569EC96A" wp14:editId="24A1C29F">
             <wp:extent cx="6043930" cy="4029075"/>
             <wp:effectExtent l="0" t="0" r="0" b="9525"/>
             <wp:docPr id="2" name="Рисунок 2"/>
@@ -2158,7 +2614,7 @@
                     <pic:cNvPicPr/>
                   </pic:nvPicPr>
                   <pic:blipFill>
-                    <a:blip r:embed="rId11">
+                    <a:blip r:embed="rId47">
                       <a:extLst>
                         <a:ext uri="{28A0092B-C50C-407E-A947-70E740481C1C}">
                           <a14:useLocalDpi xmlns:a14="http://schemas.microsoft.com/office/drawing/2010/main" val="0"/>
@@ -2233,13 +2689,22 @@
       <w:pPr>
         <w:pStyle w:val="31"/>
         <w:jc w:val="both"/>
+        <w:rPr>
+          <w:color w:val="auto"/>
+        </w:rPr>
       </w:pPr>
       <w:proofErr w:type="gramStart"/>
       <w:r>
+        <w:rPr>
+          <w:color w:val="auto"/>
+        </w:rPr>
         <w:t>Scenario 2.</w:t>
       </w:r>
       <w:proofErr w:type="gramEnd"/>
       <w:r>
+        <w:rPr>
+          <w:color w:val="auto"/>
+        </w:rPr>
         <w:t xml:space="preserve"> Multi-Agent Coordination: Local Correctness and Collective Outcomes</w:t>
       </w:r>
     </w:p>
@@ -2314,13 +2779,22 @@
       <w:pPr>
         <w:pStyle w:val="31"/>
         <w:jc w:val="both"/>
+        <w:rPr>
+          <w:color w:val="auto"/>
+        </w:rPr>
       </w:pPr>
       <w:proofErr w:type="gramStart"/>
       <w:r>
+        <w:rPr>
+          <w:color w:val="auto"/>
+        </w:rPr>
         <w:t>Scenario 3.</w:t>
       </w:r>
       <w:proofErr w:type="gramEnd"/>
       <w:r>
+        <w:rPr>
+          <w:color w:val="auto"/>
+        </w:rPr>
         <w:t xml:space="preserve"> OSINT: Multiplicity of Reports and Source Independence</w:t>
       </w:r>
     </w:p>
@@ -2400,8 +2874,14 @@
       <w:pPr>
         <w:pStyle w:val="31"/>
         <w:jc w:val="both"/>
-      </w:pPr>
-      <w:r>
+        <w:rPr>
+          <w:color w:val="auto"/>
+        </w:rPr>
+      </w:pPr>
+      <w:r>
+        <w:rPr>
+          <w:color w:val="auto"/>
+        </w:rPr>
         <w:lastRenderedPageBreak/>
         <w:t>Comparison of Scenarios and Limitations of the Demonstration</w:t>
       </w:r>
@@ -2427,71 +2907,539 @@
     <w:p>
       <w:pPr>
         <w:pStyle w:val="21"/>
-      </w:pPr>
-      <w:r>
+        <w:rPr>
+          <w:color w:val="auto"/>
+        </w:rPr>
+      </w:pPr>
+      <w:r>
+        <w:rPr>
+          <w:color w:val="auto"/>
+        </w:rPr>
         <w:t>4.6. Illustration of the Verification of Alternative Interpretations</w:t>
       </w:r>
     </w:p>
     <w:p>
       <w:pPr>
-        <w:pStyle w:val="aff8"/>
-        <w:jc w:val="both"/>
-      </w:pPr>
-      <w:r>
-        <w:t>Consider the milestone “Disagreement is sometimes more accurate than unanimity.” It should not be interpreted as a claim that any disagreement is preferable to consensus. A correct interpretation assumes a situation in which an alternative position contains verifiable arguments, while unanimity may arise from a shared source of error. Therefore, the milestone must be accompanied by a condition of applicability: independent justification of the alternative position. Without this condition, the statement becomes an unjustified generalization.</w:t>
-      </w:r>
-    </w:p>
-    <w:p>
-      <w:pPr>
-        <w:pStyle w:val="aff8"/>
-        <w:jc w:val="both"/>
-      </w:pPr>
-      <w:r>
-        <w:t>For the milestone “More alerts do not always mean stronger protection,” a possible objection is that additional alerts may indeed sometimes improve threat detection. However, the expression “do not always” does not deny such cases; it rejects only the universal rule according to which every increase in the number of alerts necessarily improves protection. Thus, critical verification establishes the conditions under which the statement holds true and limits excessive generalization.</w:t>
+        <w:spacing w:before="100" w:beforeAutospacing="1" w:afterAutospacing="1" w:line="240" w:lineRule="auto"/>
+        <w:rPr>
+          <w:rFonts w:eastAsia="Times New Roman" w:cs="Times New Roman"/>
+          <w:sz w:val="24"/>
+          <w:szCs w:val="24"/>
+          <w:lang w:val="ru-RU" w:eastAsia="ru-RU"/>
+        </w:rPr>
+      </w:pPr>
+      <w:r>
+        <w:rPr>
+          <w:rFonts w:eastAsia="Times New Roman" w:cs="Times New Roman"/>
+          <w:sz w:val="24"/>
+          <w:szCs w:val="24"/>
+          <w:lang w:val="ru-RU" w:eastAsia="ru-RU"/>
+        </w:rPr>
+        <w:t>The verification of semantic milestones requires more than establishing the grammatical correctness or apparent plausibility of a short statement. A milestone may be meaningful and logically consistent under one interpretation while becoming misleading or unjustified under another. This problem is particularly significant for concise formulations, since brevity is often achieved by omitting contextual conditions, implicit assumptions, and qualifications. Consequently, the verification procedure should examine not only the explicit content of a milestone but also the range of interpretations that may reasonably be associated with it.</w:t>
+      </w:r>
+    </w:p>
+    <w:p>
+      <w:pPr>
+        <w:spacing w:before="100" w:beforeAutospacing="1" w:afterAutospacing="1" w:line="240" w:lineRule="auto"/>
+        <w:rPr>
+          <w:rFonts w:eastAsia="Times New Roman" w:cs="Times New Roman"/>
+          <w:sz w:val="24"/>
+          <w:szCs w:val="24"/>
+          <w:lang w:val="ru-RU" w:eastAsia="ru-RU"/>
+        </w:rPr>
+      </w:pPr>
+      <w:r>
+        <w:rPr>
+          <w:rFonts w:eastAsia="Times New Roman" w:cs="Times New Roman"/>
+          <w:sz w:val="24"/>
+          <w:szCs w:val="24"/>
+          <w:lang w:val="ru-RU" w:eastAsia="ru-RU"/>
+        </w:rPr>
+        <w:t>Consider the milestone “Disagreement is sometimes more accurate than unanimity.” At first glance, this statement may appear to suggest that disagreement is generally preferable to consensus. Such an interpretation would be incorrect. The statement does not establish a universal advantage of disagreement; rather, it identifies the possibility that an independently justified alternative position may be more reliable than a consensus formed under shared assumptions or common sources of error.</w:t>
+      </w:r>
+    </w:p>
+    <w:p>
+      <w:pPr>
+        <w:spacing w:before="100" w:beforeAutospacing="1" w:afterAutospacing="1" w:line="240" w:lineRule="auto"/>
+        <w:rPr>
+          <w:rFonts w:eastAsia="Times New Roman" w:cs="Times New Roman"/>
+          <w:sz w:val="24"/>
+          <w:szCs w:val="24"/>
+          <w:lang w:val="ru-RU" w:eastAsia="ru-RU"/>
+        </w:rPr>
+      </w:pPr>
+      <w:r>
+        <w:rPr>
+          <w:rFonts w:eastAsia="Times New Roman" w:cs="Times New Roman"/>
+          <w:sz w:val="24"/>
+          <w:szCs w:val="24"/>
+          <w:lang w:val="ru-RU" w:eastAsia="ru-RU"/>
+        </w:rPr>
+        <w:t>For example, several analytical agents may reach the same conclusion because they rely on an identical information source or reproduce the same reasoning pattern. Their agreement does not necessarily provide independent confirmation. Another agent, using different evidence or identifying an overlooked assumption, may formulate a dissenting conclusion that better corresponds to the available facts. Under these conditions, disagreement can have greater informational value than unanimity. However, the opposite situation is also possible: a dissenting agent may rely on incomplete information or incorrect reasoning, while the consensus may be supported by independent and mutually consistent evidence.</w:t>
+      </w:r>
+    </w:p>
+    <w:p>
+      <w:pPr>
+        <w:spacing w:before="100" w:beforeAutospacing="1" w:afterAutospacing="1" w:line="240" w:lineRule="auto"/>
+        <w:rPr>
+          <w:rFonts w:eastAsia="Times New Roman" w:cs="Times New Roman"/>
+          <w:sz w:val="24"/>
+          <w:szCs w:val="24"/>
+          <w:lang w:val="ru-RU" w:eastAsia="ru-RU"/>
+        </w:rPr>
+      </w:pPr>
+      <w:r>
+        <w:rPr>
+          <w:rFonts w:eastAsia="Times New Roman" w:cs="Times New Roman"/>
+          <w:sz w:val="24"/>
+          <w:szCs w:val="24"/>
+          <w:lang w:val="ru-RU" w:eastAsia="ru-RU"/>
+        </w:rPr>
+        <w:t>The verification task is therefore not to determine whether disagreement or unanimity is inherently superior, but to establish the conditions under which the milestone remains justified. The Critic Agent should examine counterexamples and alternative explanations, while the Verifier Agent should distinguish logical plausibility from factual support. The resulting interpretation must preserve the qualification expressed by the word “sometimes” and associate the milestone with an explicit context concerning the independence and quality of evidence.</w:t>
+      </w:r>
+    </w:p>
+    <w:p>
+      <w:pPr>
+        <w:spacing w:before="100" w:beforeAutospacing="1" w:afterAutospacing="1" w:line="240" w:lineRule="auto"/>
+        <w:rPr>
+          <w:rFonts w:eastAsia="Times New Roman" w:cs="Times New Roman"/>
+          <w:sz w:val="24"/>
+          <w:szCs w:val="24"/>
+          <w:lang w:val="ru-RU" w:eastAsia="ru-RU"/>
+        </w:rPr>
+      </w:pPr>
+      <w:r>
+        <w:rPr>
+          <w:rFonts w:eastAsia="Times New Roman" w:cs="Times New Roman"/>
+          <w:sz w:val="24"/>
+          <w:szCs w:val="24"/>
+          <w:lang w:val="ru-RU" w:eastAsia="ru-RU"/>
+        </w:rPr>
+        <w:lastRenderedPageBreak/>
+        <w:t>A similar problem arises with the milestone “More alerts do not always mean stronger protection.” Its interpretation depends on distinguishing the number of generated alerts from the actual effectiveness of cybersecurity mechanisms. An increase in alerts may result from improved detection sensitivity, changes in monitoring rules, additional malicious activity, or a higher false-positive rate. These explanations are not mutually exclusive, and the observed increase alone does not establish which of them is correct.</w:t>
+      </w:r>
+    </w:p>
+    <w:p>
+      <w:pPr>
+        <w:spacing w:before="100" w:beforeAutospacing="1" w:afterAutospacing="1" w:line="240" w:lineRule="auto"/>
+        <w:rPr>
+          <w:rFonts w:eastAsia="Times New Roman" w:cs="Times New Roman"/>
+          <w:sz w:val="24"/>
+          <w:szCs w:val="24"/>
+          <w:lang w:val="ru-RU" w:eastAsia="ru-RU"/>
+        </w:rPr>
+      </w:pPr>
+      <w:r>
+        <w:rPr>
+          <w:rFonts w:eastAsia="Times New Roman" w:cs="Times New Roman"/>
+          <w:sz w:val="24"/>
+          <w:szCs w:val="24"/>
+          <w:lang w:val="ru-RU" w:eastAsia="ru-RU"/>
+        </w:rPr>
+        <w:t>A possible objection is that additional alerts may indeed indicate improved detection of previously unnoticed attacks. This objection does not contradict the milestone because the statement does not deny the possibility of such improvement. Instead, it rejects the universal inference that every increase in alert volume necessarily corresponds to stronger protection. The verification procedure should therefore preserve the distinction between an increase in observable events and an improvement in security outcomes.</w:t>
+      </w:r>
+    </w:p>
+    <w:p>
+      <w:pPr>
+        <w:spacing w:before="100" w:beforeAutospacing="1" w:afterAutospacing="1" w:line="240" w:lineRule="auto"/>
+        <w:rPr>
+          <w:rFonts w:eastAsia="Times New Roman" w:cs="Times New Roman"/>
+          <w:sz w:val="24"/>
+          <w:szCs w:val="24"/>
+          <w:lang w:val="ru-RU" w:eastAsia="ru-RU"/>
+        </w:rPr>
+      </w:pPr>
+      <w:r>
+        <w:rPr>
+          <w:rFonts w:eastAsia="Times New Roman" w:cs="Times New Roman"/>
+          <w:sz w:val="24"/>
+          <w:szCs w:val="24"/>
+          <w:lang w:val="ru-RU" w:eastAsia="ru-RU"/>
+        </w:rPr>
+        <w:t>This example illustrates the importance of analyzing quantifiers and modal expressions. Replacing “do not always” with “never” would substantially change the meaning of the milestone. The original formulation denies a universal relationship, whereas the modified formulation would deny the relationship in every possible case. Such a transformation cannot be treated as semantically equivalent, even though the two statements contain nearly identical words.</w:t>
+      </w:r>
+    </w:p>
+    <w:p>
+      <w:pPr>
+        <w:spacing w:before="100" w:beforeAutospacing="1" w:afterAutospacing="1" w:line="240" w:lineRule="auto"/>
+        <w:rPr>
+          <w:rFonts w:eastAsia="Times New Roman" w:cs="Times New Roman"/>
+          <w:sz w:val="24"/>
+          <w:szCs w:val="24"/>
+          <w:lang w:val="ru-RU" w:eastAsia="ru-RU"/>
+        </w:rPr>
+      </w:pPr>
+      <w:r>
+        <w:rPr>
+          <w:rFonts w:eastAsia="Times New Roman" w:cs="Times New Roman"/>
+          <w:sz w:val="24"/>
+          <w:szCs w:val="24"/>
+          <w:lang w:val="ru-RU" w:eastAsia="ru-RU"/>
+        </w:rPr>
+        <w:t>Alternative interpretations may also arise from differences in the meaning of individual concepts. For instance, the milestone “Local correctness does not guarantee collective consistency” requires distinguishing the correctness of individual agent actions from the properties of the overall multi-agent system. An agent may correctly optimize its assigned objective while contributing to an undesirable collective outcome. However, this does not imply that every system of individually correct agents is necessarily inconsistent. The milestone expresses the absence of a logical guarantee rather than the inevitability of collective failure.</w:t>
+      </w:r>
+    </w:p>
+    <w:p>
+      <w:pPr>
+        <w:spacing w:before="100" w:beforeAutospacing="1" w:afterAutospacing="1" w:line="240" w:lineRule="auto"/>
+        <w:rPr>
+          <w:rFonts w:eastAsia="Times New Roman" w:cs="Times New Roman"/>
+          <w:sz w:val="24"/>
+          <w:szCs w:val="24"/>
+          <w:lang w:val="ru-RU" w:eastAsia="ru-RU"/>
+        </w:rPr>
+      </w:pPr>
+      <w:r>
+        <w:rPr>
+          <w:rFonts w:eastAsia="Times New Roman" w:cs="Times New Roman"/>
+          <w:sz w:val="24"/>
+          <w:szCs w:val="24"/>
+          <w:lang w:val="ru-RU" w:eastAsia="ru-RU"/>
+        </w:rPr>
+        <w:t>These examples demonstrate that semantic verification must account for the distinction between a statement's literal meaning, its possible interpretations, and the evidence supporting its application. In SMF-MAP, this distinction can be represented through the context component, supporting evidence, and semantic relationships associated with each milestone. The short textual formulation remains accessible to the user, while the accompanying representation preserves the qualifications required for correct interpretation.</w:t>
+      </w:r>
+    </w:p>
+    <w:p>
+      <w:pPr>
+        <w:spacing w:before="100" w:beforeAutospacing="1" w:afterAutospacing="1" w:line="240" w:lineRule="auto"/>
+        <w:rPr>
+          <w:rFonts w:eastAsia="Times New Roman" w:cs="Times New Roman"/>
+          <w:sz w:val="24"/>
+          <w:szCs w:val="24"/>
+          <w:lang w:val="ru-RU" w:eastAsia="ru-RU"/>
+        </w:rPr>
+      </w:pPr>
+      <w:r>
+        <w:rPr>
+          <w:rFonts w:eastAsia="Times New Roman" w:cs="Times New Roman"/>
+          <w:sz w:val="24"/>
+          <w:szCs w:val="24"/>
+          <w:lang w:val="ru-RU" w:eastAsia="ru-RU"/>
+        </w:rPr>
+        <w:t>The verification of alternative interpretations also provides a mechanism for improving milestone formulations. If a statement admits several incompatible interpretations, the Editor Agent may introduce a qualification, replace an ambiguous concept, or select a more precise formulation. If the ambiguity cannot be resolved without additional information, the system should preserve the uncertainty rather than impose an unjustified interpretation.</w:t>
+      </w:r>
+    </w:p>
+    <w:p>
+      <w:pPr>
+        <w:spacing w:before="100" w:beforeAutospacing="1" w:afterAutospacing="1" w:line="240" w:lineRule="auto"/>
+        <w:rPr>
+          <w:rFonts w:eastAsia="Times New Roman" w:cs="Times New Roman"/>
+          <w:sz w:val="24"/>
+          <w:szCs w:val="24"/>
+          <w:lang w:val="ru-RU" w:eastAsia="ru-RU"/>
+        </w:rPr>
+      </w:pPr>
+      <w:r>
+        <w:rPr>
+          <w:rFonts w:eastAsia="Times New Roman" w:cs="Times New Roman"/>
+          <w:sz w:val="24"/>
+          <w:szCs w:val="24"/>
+          <w:lang w:val="ru-RU" w:eastAsia="ru-RU"/>
+        </w:rPr>
+        <w:t>Thus, the verification of alternative interpretations is not merely an additional quality-control procedure. It is a necessary component of transforming concise statements into reliable elements of knowledge representation. The purpose of this procedure is not to eliminate every possible interpretation but to distinguish justified interpretations from those that exceed the available evidence.</w:t>
       </w:r>
     </w:p>
     <w:p>
       <w:pPr>
         <w:pStyle w:val="21"/>
-      </w:pPr>
-      <w:r>
+        <w:rPr>
+          <w:color w:val="auto"/>
+        </w:rPr>
+      </w:pPr>
+      <w:r>
+        <w:rPr>
+          <w:color w:val="auto"/>
+        </w:rPr>
+        <w:lastRenderedPageBreak/>
         <w:t>4.7. From Demonstrative Milestones to a Verifiable Experiment</w:t>
       </w:r>
     </w:p>
     <w:p>
       <w:pPr>
-        <w:pStyle w:val="aff8"/>
-        <w:jc w:val="both"/>
-      </w:pPr>
-      <w:r>
-        <w:t>The demonstrative quality of a statement is not equivalent to the measured quality of its generation. A quantitative study requires fixing the input materials, prompts, model versions, and criteria for conciseness, meaningfulness, self-containedness, and justification, as well as conducting an independent evaluation in which reviewers have no access to the generation conditions. A comparison with the rubaiyat of Omar Khayyam and Laozi's Tao Te Ching should be considered a separate research task involving control for genre, translation, and cultural context; this article does not present such a comparison as a completed experiment.</w:t>
-      </w:r>
-    </w:p>
-    <w:p>
-      <w:pPr>
-        <w:pStyle w:val="aff8"/>
-        <w:jc w:val="both"/>
-      </w:pPr>
-      <w:r>
-        <w:t>The examples demonstrate that the value of a semantic milestone is determined not only by its conciseness. Equally important are the ability to verify its premises, establish the limits of its applicability, and distinguish a meaningful generalization from a striking but false statement.</w:t>
+        <w:spacing w:before="100" w:beforeAutospacing="1" w:afterAutospacing="1" w:line="240" w:lineRule="auto"/>
+        <w:rPr>
+          <w:rFonts w:eastAsia="Times New Roman" w:cs="Times New Roman"/>
+          <w:sz w:val="24"/>
+          <w:szCs w:val="24"/>
+          <w:lang w:val="ru-RU" w:eastAsia="ru-RU"/>
+        </w:rPr>
+      </w:pPr>
+      <w:r>
+        <w:rPr>
+          <w:rFonts w:eastAsia="Times New Roman" w:cs="Times New Roman"/>
+          <w:sz w:val="24"/>
+          <w:szCs w:val="24"/>
+          <w:lang w:val="ru-RU" w:eastAsia="ru-RU"/>
+        </w:rPr>
+        <w:t>The examples presented in the preceding subsections illustrate the conceptual principles of SMF-MAP and the functional distribution of tasks among its agents. However, the successful construction of meaningful examples does not, by itself, demonstrate the effectiveness of the proposed framework. A distinction must therefore be made between the explanatory value of a demonstration and the empirical evidence required to evaluate a computational method.</w:t>
+      </w:r>
+    </w:p>
+    <w:p>
+      <w:pPr>
+        <w:spacing w:before="100" w:beforeAutospacing="1" w:afterAutospacing="1" w:line="240" w:lineRule="auto"/>
+        <w:rPr>
+          <w:rFonts w:eastAsia="Times New Roman" w:cs="Times New Roman"/>
+          <w:sz w:val="24"/>
+          <w:szCs w:val="24"/>
+          <w:lang w:val="ru-RU" w:eastAsia="ru-RU"/>
+        </w:rPr>
+      </w:pPr>
+      <w:r>
+        <w:rPr>
+          <w:rFonts w:eastAsia="Times New Roman" w:cs="Times New Roman"/>
+          <w:sz w:val="24"/>
+          <w:szCs w:val="24"/>
+          <w:lang w:val="ru-RU" w:eastAsia="ru-RU"/>
+        </w:rPr>
+        <w:t>A demonstrative milestone is typically selected or constructed to illustrate a particular semantic property. Such examples are useful for explaining the operation of the Generator, Analyst, Critic, Verifier, and Editor agents, as well as for clarifying the relationships between alternative statements. Nevertheless, their selection may introduce methodological bias. Examples that are especially clear, expressive, or easy to verify do not necessarily represent the variety of statements encountered in real information environments.</w:t>
+      </w:r>
+    </w:p>
+    <w:p>
+      <w:pPr>
+        <w:spacing w:before="100" w:beforeAutospacing="1" w:afterAutospacing="1" w:line="240" w:lineRule="auto"/>
+        <w:rPr>
+          <w:rFonts w:eastAsia="Times New Roman" w:cs="Times New Roman"/>
+          <w:sz w:val="24"/>
+          <w:szCs w:val="24"/>
+          <w:lang w:val="ru-RU" w:eastAsia="ru-RU"/>
+        </w:rPr>
+      </w:pPr>
+      <w:r>
+        <w:rPr>
+          <w:rFonts w:eastAsia="Times New Roman" w:cs="Times New Roman"/>
+          <w:sz w:val="24"/>
+          <w:szCs w:val="24"/>
+          <w:lang w:val="ru-RU" w:eastAsia="ru-RU"/>
+        </w:rPr>
+        <w:t>A reproducible evaluation of SMF-MAP requires the preparation of a predefined set of input tasks and reference materials. These tasks should represent different conditions under which semantic milestones may be generated, including the analysis of source texts, descriptions of problem situations, and general thematic requests. The input materials should vary in complexity, ambiguity, completeness, and the degree of evidential support available.</w:t>
+      </w:r>
+    </w:p>
+    <w:p>
+      <w:pPr>
+        <w:spacing w:before="100" w:beforeAutospacing="1" w:afterAutospacing="1" w:line="240" w:lineRule="auto"/>
+        <w:rPr>
+          <w:rFonts w:eastAsia="Times New Roman" w:cs="Times New Roman"/>
+          <w:sz w:val="24"/>
+          <w:szCs w:val="24"/>
+          <w:lang w:val="ru-RU" w:eastAsia="ru-RU"/>
+        </w:rPr>
+      </w:pPr>
+      <w:r>
+        <w:rPr>
+          <w:rFonts w:eastAsia="Times New Roman" w:cs="Times New Roman"/>
+          <w:sz w:val="24"/>
+          <w:szCs w:val="24"/>
+          <w:lang w:val="ru-RU" w:eastAsia="ru-RU"/>
+        </w:rPr>
+        <w:t>The evaluation should also distinguish between the quality of individual milestones and the quality of the procedure used to generate them. At the level of individual statements, relevant characteristics include semantic completeness, clarity, conciseness, factual justification, and the preservation of essential contextual conditions. At the procedural level, the evaluation should consider the ability to identify unsupported generalizations, detect contradictions, generate meaningful alternatives, and explain the reasons for accepting or rejecting candidate statements.</w:t>
+      </w:r>
+    </w:p>
+    <w:p>
+      <w:pPr>
+        <w:spacing w:before="100" w:beforeAutospacing="1" w:afterAutospacing="1" w:line="240" w:lineRule="auto"/>
+        <w:rPr>
+          <w:rFonts w:eastAsia="Times New Roman" w:cs="Times New Roman"/>
+          <w:sz w:val="24"/>
+          <w:szCs w:val="24"/>
+          <w:lang w:val="ru-RU" w:eastAsia="ru-RU"/>
+        </w:rPr>
+      </w:pPr>
+      <w:r>
+        <w:rPr>
+          <w:rFonts w:eastAsia="Times New Roman" w:cs="Times New Roman"/>
+          <w:sz w:val="24"/>
+          <w:szCs w:val="24"/>
+          <w:lang w:val="ru-RU" w:eastAsia="ru-RU"/>
+        </w:rPr>
+        <w:t>An important requirement is the separation of generation and evaluation. If the same language model constructs the examples, assigns reference labels, and evaluates its own outputs within a shared context, the resulting agreement cannot be interpreted as an independent measure of correctness. Information about expected outcomes may influence subsequent decisions, even when the evaluation procedure formally distinguishes different agent roles.</w:t>
+      </w:r>
+    </w:p>
+    <w:p>
+      <w:pPr>
+        <w:spacing w:before="100" w:beforeAutospacing="1" w:afterAutospacing="1" w:line="240" w:lineRule="auto"/>
+        <w:rPr>
+          <w:rFonts w:eastAsia="Times New Roman" w:cs="Times New Roman"/>
+          <w:sz w:val="24"/>
+          <w:szCs w:val="24"/>
+          <w:lang w:val="ru-RU" w:eastAsia="ru-RU"/>
+        </w:rPr>
+      </w:pPr>
+      <w:r>
+        <w:rPr>
+          <w:rFonts w:eastAsia="Times New Roman" w:cs="Times New Roman"/>
+          <w:sz w:val="24"/>
+          <w:szCs w:val="24"/>
+          <w:lang w:val="ru-RU" w:eastAsia="ru-RU"/>
+        </w:rPr>
+        <w:t>To reduce this limitation, future experiments should employ fixed corpora, independent reference annotation, and evaluation conditions in which the models being tested do not have access to expected labels. Expert assessments should be collected independently, and disagreements between evaluators should be documented and resolved according to predefined rules. The resulting reference data would provide a more reliable basis for estimating classification performance and evaluating the quality of generated milestones.</w:t>
+      </w:r>
+    </w:p>
+    <w:p>
+      <w:pPr>
+        <w:spacing w:before="100" w:beforeAutospacing="1" w:afterAutospacing="1" w:line="240" w:lineRule="auto"/>
+        <w:rPr>
+          <w:rFonts w:eastAsia="Times New Roman" w:cs="Times New Roman"/>
+          <w:sz w:val="24"/>
+          <w:szCs w:val="24"/>
+          <w:lang w:val="ru-RU" w:eastAsia="ru-RU"/>
+        </w:rPr>
+      </w:pPr>
+      <w:r>
+        <w:rPr>
+          <w:rFonts w:eastAsia="Times New Roman" w:cs="Times New Roman"/>
+          <w:sz w:val="24"/>
+          <w:szCs w:val="24"/>
+          <w:lang w:val="ru-RU" w:eastAsia="ru-RU"/>
+        </w:rPr>
+        <w:t>The multi-agent architecture should also be evaluated against simpler configurations. In particular, a comparison between single-stage LLM generation and configurations incorporating additional analytical, critical, and verification functions would make it possible to determine whether the separation of agent roles produces measurable improvements. Such comparisons should use identical input tasks and clearly defined evaluation criteria.</w:t>
+      </w:r>
+    </w:p>
+    <w:p>
+      <w:pPr>
+        <w:spacing w:before="100" w:beforeAutospacing="1" w:afterAutospacing="1" w:line="240" w:lineRule="auto"/>
+        <w:rPr>
+          <w:rFonts w:eastAsia="Times New Roman" w:cs="Times New Roman"/>
+          <w:sz w:val="24"/>
+          <w:szCs w:val="24"/>
+          <w:lang w:val="ru-RU" w:eastAsia="ru-RU"/>
+        </w:rPr>
+      </w:pPr>
+      <w:r>
+        <w:rPr>
+          <w:rFonts w:eastAsia="Times New Roman" w:cs="Times New Roman"/>
+          <w:sz w:val="24"/>
+          <w:szCs w:val="24"/>
+          <w:lang w:val="ru-RU" w:eastAsia="ru-RU"/>
+        </w:rPr>
+        <w:lastRenderedPageBreak/>
+        <w:t>The experimental protocol should record the model versions, prompts, generation parameters, execution sequence, intermediate outputs, and final decisions. Repeated runs would allow researchers to examine the stability of results and distinguish systematic improvements from variations associated with individual model responses. The contribution of particular agents could subsequently be investigated through controlled ablation experiments.</w:t>
+      </w:r>
+    </w:p>
+    <w:p>
+      <w:pPr>
+        <w:spacing w:before="100" w:beforeAutospacing="1" w:afterAutospacing="1" w:line="240" w:lineRule="auto"/>
+        <w:rPr>
+          <w:rFonts w:eastAsia="Times New Roman" w:cs="Times New Roman"/>
+          <w:sz w:val="24"/>
+          <w:szCs w:val="24"/>
+          <w:lang w:val="ru-RU" w:eastAsia="ru-RU"/>
+        </w:rPr>
+      </w:pPr>
+      <w:r>
+        <w:rPr>
+          <w:rFonts w:eastAsia="Times New Roman" w:cs="Times New Roman"/>
+          <w:sz w:val="24"/>
+          <w:szCs w:val="24"/>
+          <w:lang w:val="ru-RU" w:eastAsia="ru-RU"/>
+        </w:rPr>
+        <w:t>A separate evaluation task concerns the robustness of semantic relationships under linguistic transformations. A reliable classification procedure should preserve the identified relationship when a statement is paraphrased without changing its meaning. Conversely, it should recognize modifications that alter logically significant elements, including quantifiers, negation, temporal conditions, numerical thresholds, or the direction of logical entailment.</w:t>
+      </w:r>
+    </w:p>
+    <w:p>
+      <w:pPr>
+        <w:spacing w:before="100" w:beforeAutospacing="1" w:afterAutospacing="1" w:line="240" w:lineRule="auto"/>
+        <w:rPr>
+          <w:rFonts w:eastAsia="Times New Roman" w:cs="Times New Roman"/>
+          <w:sz w:val="24"/>
+          <w:szCs w:val="24"/>
+          <w:lang w:val="ru-RU" w:eastAsia="ru-RU"/>
+        </w:rPr>
+      </w:pPr>
+      <w:r>
+        <w:rPr>
+          <w:rFonts w:eastAsia="Times New Roman" w:cs="Times New Roman"/>
+          <w:sz w:val="24"/>
+          <w:szCs w:val="24"/>
+          <w:lang w:val="ru-RU" w:eastAsia="ru-RU"/>
+        </w:rPr>
+        <w:t>The metrics introduced in this study, including the Semantic Preservation Rate (SPR), Semantic Change Detection Rate (SCDR), False Stability Rate (FSR), and False Instability Rate (FIR), provide an operational basis for examining these properties. However, their interpretation depends on the correctness and independence of the reference labels. Agreement with an incorrectly assigned label does not demonstrate semantic correctness, while disagreement may sometimes indicate that the classification procedure has identified a weakness in the reference example.</w:t>
+      </w:r>
+    </w:p>
+    <w:p>
+      <w:pPr>
+        <w:spacing w:before="100" w:beforeAutospacing="1" w:afterAutospacing="1" w:line="240" w:lineRule="auto"/>
+        <w:rPr>
+          <w:rFonts w:eastAsia="Times New Roman" w:cs="Times New Roman"/>
+          <w:sz w:val="24"/>
+          <w:szCs w:val="24"/>
+          <w:lang w:val="ru-RU" w:eastAsia="ru-RU"/>
+        </w:rPr>
+      </w:pPr>
+      <w:r>
+        <w:rPr>
+          <w:rFonts w:eastAsia="Times New Roman" w:cs="Times New Roman"/>
+          <w:sz w:val="24"/>
+          <w:szCs w:val="24"/>
+          <w:lang w:val="ru-RU" w:eastAsia="ru-RU"/>
+        </w:rPr>
+        <w:t>The distinction between demonstrative and experimental results is also important when considering the broader intellectual context of semantic milestones. Concise generalizations have a long history in philosophical, literary, and scientific discourse. Comparisons with aphoristic traditions, including the rubaiyat of Omar Khayyam and Laozi's Tao Te Ching, may help clarify the expressive characteristics of short statements. Nevertheless, such comparisons require explicit selection criteria, attention to translation and cultural context, and independent assessment. They should not be treated as evidence of the superiority of automatically generated milestones without an appropriate experimental design.</w:t>
+      </w:r>
+    </w:p>
+    <w:p>
+      <w:pPr>
+        <w:spacing w:before="100" w:beforeAutospacing="1" w:afterAutospacing="1" w:line="240" w:lineRule="auto"/>
+        <w:rPr>
+          <w:rFonts w:eastAsia="Times New Roman" w:cs="Times New Roman"/>
+          <w:sz w:val="24"/>
+          <w:szCs w:val="24"/>
+          <w:lang w:val="ru-RU" w:eastAsia="ru-RU"/>
+        </w:rPr>
+      </w:pPr>
+      <w:r>
+        <w:rPr>
+          <w:rFonts w:eastAsia="Times New Roman" w:cs="Times New Roman"/>
+          <w:sz w:val="24"/>
+          <w:szCs w:val="24"/>
+          <w:lang w:val="ru-RU" w:eastAsia="ru-RU"/>
+        </w:rPr>
+        <w:t>The present study therefore regards the examples in Section 4 as methodological demonstrations rather than independent evidence of SMF-MAP performance. The internal model-based audit reported in subsequent sections examines the behavior of semantic classification rules on constructed corpora, but it does not replace a controlled evaluation of the complete multi-agent framework.</w:t>
+      </w:r>
+    </w:p>
+    <w:p>
+      <w:pPr>
+        <w:spacing w:before="100" w:beforeAutospacing="1" w:afterAutospacing="1" w:line="240" w:lineRule="auto"/>
+        <w:rPr>
+          <w:rFonts w:eastAsia="Times New Roman" w:cs="Times New Roman"/>
+          <w:sz w:val="24"/>
+          <w:szCs w:val="24"/>
+          <w:lang w:val="ru-RU" w:eastAsia="ru-RU"/>
+        </w:rPr>
+      </w:pPr>
+      <w:r>
+        <w:rPr>
+          <w:rFonts w:eastAsia="Times New Roman" w:cs="Times New Roman"/>
+          <w:sz w:val="24"/>
+          <w:szCs w:val="24"/>
+          <w:lang w:val="ru-RU" w:eastAsia="ru-RU"/>
+        </w:rPr>
+        <w:t>The transition from demonstration to experimentation is essential for determining which properties of SMF-MAP follow from its conceptual organization and which can be confirmed empirically. A successful future evaluation should establish not only whether the framework produces concise and meaningful statements, but also whether its verification procedures improve their reliability, whether its classifications remain stable under appropriate transformations, and whether the resulting semantic milestones provide useful explanations for human decision-making.</w:t>
       </w:r>
     </w:p>
     <w:p>
       <w:pPr>
         <w:pStyle w:val="1"/>
-      </w:pPr>
+        <w:rPr>
+          <w:color w:val="auto"/>
+        </w:rPr>
+      </w:pPr>
+      <w:r>
+        <w:rPr>
+          <w:color w:val="auto"/>
+        </w:rPr>
+        <w:t>5. Operational Taxonomy of Semantic Relationships</w:t>
+      </w:r>
+    </w:p>
+    <w:p>
+      <w:pPr>
+        <w:pStyle w:val="aff8"/>
+        <w:jc w:val="both"/>
+      </w:pPr>
+      <w:r>
+        <w:t xml:space="preserve">The generation of individual semantic milestones does not exhaust the capabilities of SMF-MAP. An equally important task is to establish semantic relationships between them, since these relationships make it possible to move from a collection of short statements to a structured representation of knowledge. Two statements may be equivalent, contradict each other, stand in a </w:t>
+      </w:r>
       <w:r>
         <w:lastRenderedPageBreak/>
-        <w:t>5. Operational Taxonomy of Semantic Relationships</w:t>
-      </w:r>
-    </w:p>
-    <w:p>
-      <w:pPr>
-        <w:pStyle w:val="aff8"/>
-        <w:jc w:val="both"/>
-      </w:pPr>
-      <w:r>
-        <w:t>The generation of individual semantic milestones does not exhaust the capabilities of SMF-MAP. An equally important task is to establish semantic relationships between them, since these relationships make it possible to move from a collection of short statements to a structured representation of knowledge. Two statements may be equivalent, contradict each other, stand in a relationship of logical entailment, characterize different aspects of the same phenomenon, or express opposing tendencies. At the same time, apparent linguistic similarity does not always correspond to the nature of their semantic relationship.</w:t>
+        <w:t>relationship of logical entailment, characterize different aspects of the same phenomenon, or express opposing tendencies. At the same time, apparent linguistic similarity does not always correspond to the nature of their semantic relationship.</w:t>
       </w:r>
     </w:p>
     <w:p>
@@ -2524,6 +3472,23 @@
     <w:p>
       <w:pPr>
         <w:pStyle w:val="aff8"/>
+        <w:jc w:val="both"/>
+      </w:pPr>
+      <w:r>
+        <w:rPr>
+          <w:position w:val="-12"/>
+        </w:rPr>
+        <w:object w:dxaOrig="1760" w:dyaOrig="360">
+          <v:shape id="_x0000_i1044" type="#_x0000_t75" style="width:87.75pt;height:18pt" o:ole="">
+            <v:imagedata r:id="rId48" o:title=""/>
+          </v:shape>
+          <o:OLEObject Type="Embed" ProgID="Equation.DSMT4" ShapeID="_x0000_i1044" DrawAspect="Content" ObjectID="_1853998057" r:id="rId49"/>
+        </w:object>
+      </w:r>
+    </w:p>
+    <w:p>
+      <w:pPr>
+        <w:pStyle w:val="aff8"/>
         <w:jc w:val="center"/>
         <w:rPr>
           <w:lang w:val="en-US"/>
@@ -2534,7 +3499,7 @@
           <w:noProof/>
         </w:rPr>
         <w:drawing>
-          <wp:inline distT="0" distB="0" distL="0" distR="0" wp14:anchorId="27EC6769" wp14:editId="3347E290">
+          <wp:inline distT="0" distB="0" distL="0" distR="0" wp14:anchorId="41535164" wp14:editId="34664AD0">
             <wp:extent cx="1638300" cy="400050"/>
             <wp:effectExtent l="0" t="0" r="0" b="0"/>
             <wp:docPr id="12" name="Рисунок 12"/>
@@ -2549,7 +3514,7 @@
                     <pic:cNvPicPr/>
                   </pic:nvPicPr>
                   <pic:blipFill>
-                    <a:blip r:embed="rId12"/>
+                    <a:blip r:embed="rId50"/>
                     <a:stretch>
                       <a:fillRect/>
                     </a:stretch>
@@ -2579,7 +3544,21 @@
         </w:rPr>
       </w:pPr>
       <w:r>
-        <w:t>where R is the set of nine basic classes of semantic relationships.</w:t>
+        <w:t xml:space="preserve">where </w:t>
+      </w:r>
+      <w:r>
+        <w:rPr>
+          <w:position w:val="-4"/>
+        </w:rPr>
+        <w:object w:dxaOrig="260" w:dyaOrig="279">
+          <v:shape id="_x0000_i1045" type="#_x0000_t75" style="width:12.75pt;height:14.25pt" o:ole="">
+            <v:imagedata r:id="rId51" o:title=""/>
+          </v:shape>
+          <o:OLEObject Type="Embed" ProgID="Equation.DSMT4" ShapeID="_x0000_i1045" DrawAspect="Content" ObjectID="_1853998058" r:id="rId52"/>
+        </w:object>
+      </w:r>
+      <w:r>
+        <w:t xml:space="preserve"> is the set of nine basic classes of semantic relationships.</w:t>
       </w:r>
     </w:p>
     <w:p>
@@ -3600,17 +4579,15 @@
     </w:p>
     <w:p>
       <w:pPr>
-        <w:pStyle w:val="aff8"/>
-        <w:rPr>
-          <w:lang w:val="en-US"/>
-        </w:rPr>
-      </w:pPr>
-    </w:p>
-    <w:p>
-      <w:pPr>
         <w:pStyle w:val="21"/>
-      </w:pPr>
-      <w:r>
+        <w:rPr>
+          <w:color w:val="auto"/>
+        </w:rPr>
+      </w:pPr>
+      <w:r>
+        <w:rPr>
+          <w:color w:val="auto"/>
+        </w:rPr>
         <w:t>5.1. Logical Contradiction (CONTRADICTION)</w:t>
       </w:r>
     </w:p>
@@ -3636,58 +4613,68 @@
       <w:pPr>
         <w:pStyle w:val="aff8"/>
         <w:jc w:val="center"/>
-        <w:rPr>
-          <w:lang w:val="en-US"/>
-        </w:rPr>
-      </w:pPr>
-      <w:r>
-        <w:rPr>
-          <w:noProof/>
-        </w:rPr>
+      </w:pPr>
+      <w:r>
+        <w:rPr>
+          <w:position w:val="-12"/>
+        </w:rPr>
+        <w:object w:dxaOrig="1700" w:dyaOrig="360">
+          <v:shape id="_x0000_i1049" type="#_x0000_t75" style="width:84.75pt;height:18pt" o:ole="">
+            <v:imagedata r:id="rId53" o:title=""/>
+          </v:shape>
+          <o:OLEObject Type="Embed" ProgID="Equation.DSMT4" ShapeID="_x0000_i1049" DrawAspect="Content" ObjectID="_1853998059" r:id="rId54"/>
+        </w:object>
+      </w:r>
+    </w:p>
+    <w:p>
+      <w:pPr>
+        <w:pStyle w:val="aff8"/>
+      </w:pPr>
+      <w:r>
         <w:lastRenderedPageBreak/>
-        <w:drawing>
-          <wp:inline distT="0" distB="0" distL="0" distR="0" wp14:anchorId="1FD0E1B6" wp14:editId="2B6FB64B">
-            <wp:extent cx="1362075" cy="381000"/>
-            <wp:effectExtent l="0" t="0" r="9525" b="0"/>
-            <wp:docPr id="13" name="Рисунок 13"/>
-            <wp:cNvGraphicFramePr>
-              <a:graphicFrameLocks xmlns:a="http://schemas.openxmlformats.org/drawingml/2006/main" noChangeAspect="1"/>
-            </wp:cNvGraphicFramePr>
-            <a:graphic xmlns:a="http://schemas.openxmlformats.org/drawingml/2006/main">
-              <a:graphicData uri="http://schemas.openxmlformats.org/drawingml/2006/picture">
-                <pic:pic xmlns:pic="http://schemas.openxmlformats.org/drawingml/2006/picture">
-                  <pic:nvPicPr>
-                    <pic:cNvPr id="0" name=""/>
-                    <pic:cNvPicPr/>
-                  </pic:nvPicPr>
-                  <pic:blipFill>
-                    <a:blip r:embed="rId13"/>
-                    <a:stretch>
-                      <a:fillRect/>
-                    </a:stretch>
-                  </pic:blipFill>
-                  <pic:spPr>
-                    <a:xfrm>
-                      <a:off x="0" y="0"/>
-                      <a:ext cx="1362075" cy="381000"/>
-                    </a:xfrm>
-                    <a:prstGeom prst="rect">
-                      <a:avLst/>
-                    </a:prstGeom>
-                  </pic:spPr>
-                </pic:pic>
-              </a:graphicData>
-            </a:graphic>
-          </wp:inline>
-        </w:drawing>
-      </w:r>
-    </w:p>
-    <w:p>
-      <w:pPr>
-        <w:pStyle w:val="aff8"/>
-      </w:pPr>
-      <w:r>
-        <w:t>This expression means that, under the accepted contextual conditions K, statements A and B cannot both be true.</w:t>
+        <w:t xml:space="preserve">This expression means that, under the accepted contextual conditions </w:t>
+      </w:r>
+      <w:r>
+        <w:rPr>
+          <w:position w:val="-4"/>
+        </w:rPr>
+        <w:object w:dxaOrig="300" w:dyaOrig="279">
+          <v:shape id="_x0000_i1046" type="#_x0000_t75" style="width:15pt;height:14.25pt" o:ole="">
+            <v:imagedata r:id="rId55" o:title=""/>
+          </v:shape>
+          <o:OLEObject Type="Embed" ProgID="Equation.DSMT4" ShapeID="_x0000_i1046" DrawAspect="Content" ObjectID="_1853998060" r:id="rId56"/>
+        </w:object>
+      </w:r>
+      <w:r>
+        <w:t xml:space="preserve">, statements </w:t>
+      </w:r>
+      <w:r>
+        <w:rPr>
+          <w:position w:val="-4"/>
+        </w:rPr>
+        <w:object w:dxaOrig="260" w:dyaOrig="279">
+          <v:shape id="_x0000_i1047" type="#_x0000_t75" style="width:12.75pt;height:14.25pt" o:ole="">
+            <v:imagedata r:id="rId57" o:title=""/>
+          </v:shape>
+          <o:OLEObject Type="Embed" ProgID="Equation.DSMT4" ShapeID="_x0000_i1047" DrawAspect="Content" ObjectID="_1853998061" r:id="rId58"/>
+        </w:object>
+      </w:r>
+      <w:r>
+        <w:t xml:space="preserve"> and </w:t>
+      </w:r>
+      <w:r>
+        <w:rPr>
+          <w:position w:val="-4"/>
+        </w:rPr>
+        <w:object w:dxaOrig="260" w:dyaOrig="279">
+          <v:shape id="_x0000_i1048" type="#_x0000_t75" style="width:12.75pt;height:14.25pt" o:ole="">
+            <v:imagedata r:id="rId59" o:title=""/>
+          </v:shape>
+          <o:OLEObject Type="Embed" ProgID="Equation.DSMT4" ShapeID="_x0000_i1048" DrawAspect="Content" ObjectID="_1853998062" r:id="rId60"/>
+        </w:object>
+      </w:r>
+      <w:r>
+        <w:t xml:space="preserve"> cannot both be true.</w:t>
       </w:r>
     </w:p>
     <w:p>
@@ -3781,8 +4768,14 @@
     <w:p>
       <w:pPr>
         <w:pStyle w:val="21"/>
-      </w:pPr>
-      <w:r>
+        <w:rPr>
+          <w:color w:val="auto"/>
+        </w:rPr>
+      </w:pPr>
+      <w:r>
+        <w:rPr>
+          <w:color w:val="auto"/>
+        </w:rPr>
         <w:t>5.2. Counterexample (COUNTEREXAMPLE)</w:t>
       </w:r>
     </w:p>
@@ -3823,49 +4816,19 @@
           <w:rFonts w:eastAsia="Times New Roman" w:cs="Times New Roman"/>
           <w:sz w:val="24"/>
           <w:szCs w:val="24"/>
-          <w:lang w:eastAsia="ru-RU"/>
-        </w:rPr>
-      </w:pPr>
-      <w:r>
-        <w:rPr>
-          <w:noProof/>
           <w:lang w:val="ru-RU" w:eastAsia="ru-RU"/>
         </w:rPr>
-        <w:drawing>
-          <wp:inline distT="0" distB="0" distL="0" distR="0" wp14:anchorId="454D9377" wp14:editId="4C1F08E2">
-            <wp:extent cx="1790700" cy="447675"/>
-            <wp:effectExtent l="0" t="0" r="0" b="9525"/>
-            <wp:docPr id="14" name="Рисунок 14"/>
-            <wp:cNvGraphicFramePr>
-              <a:graphicFrameLocks xmlns:a="http://schemas.openxmlformats.org/drawingml/2006/main" noChangeAspect="1"/>
-            </wp:cNvGraphicFramePr>
-            <a:graphic xmlns:a="http://schemas.openxmlformats.org/drawingml/2006/main">
-              <a:graphicData uri="http://schemas.openxmlformats.org/drawingml/2006/picture">
-                <pic:pic xmlns:pic="http://schemas.openxmlformats.org/drawingml/2006/picture">
-                  <pic:nvPicPr>
-                    <pic:cNvPr id="0" name=""/>
-                    <pic:cNvPicPr/>
-                  </pic:nvPicPr>
-                  <pic:blipFill>
-                    <a:blip r:embed="rId14"/>
-                    <a:stretch>
-                      <a:fillRect/>
-                    </a:stretch>
-                  </pic:blipFill>
-                  <pic:spPr>
-                    <a:xfrm>
-                      <a:off x="0" y="0"/>
-                      <a:ext cx="1790700" cy="447675"/>
-                    </a:xfrm>
-                    <a:prstGeom prst="rect">
-                      <a:avLst/>
-                    </a:prstGeom>
-                  </pic:spPr>
-                </pic:pic>
-              </a:graphicData>
-            </a:graphic>
-          </wp:inline>
-        </w:drawing>
+      </w:pPr>
+      <w:r>
+        <w:rPr>
+          <w:position w:val="-12"/>
+        </w:rPr>
+        <w:object w:dxaOrig="2060" w:dyaOrig="380">
+          <v:shape id="_x0000_i1052" type="#_x0000_t75" style="width:102.75pt;height:18.75pt" o:ole="">
+            <v:imagedata r:id="rId61" o:title=""/>
+          </v:shape>
+          <o:OLEObject Type="Embed" ProgID="Equation.DSMT4" ShapeID="_x0000_i1052" DrawAspect="Content" ObjectID="_1853998063" r:id="rId62"/>
+        </w:object>
       </w:r>
     </w:p>
     <w:p>
@@ -3885,19 +4848,45 @@
           <w:szCs w:val="24"/>
           <w:lang w:val="ru-RU" w:eastAsia="ru-RU"/>
         </w:rPr>
-        <w:t>where D is the domain under consideration and P(x) is a particular property.</w:t>
-      </w:r>
-    </w:p>
-    <w:p>
-      <w:pPr>
-        <w:spacing w:before="100" w:beforeAutospacing="1" w:afterAutospacing="1" w:line="240" w:lineRule="auto"/>
+        <w:t xml:space="preserve">where </w:t>
+      </w:r>
+      <w:r>
+        <w:rPr>
+          <w:position w:val="-4"/>
+        </w:rPr>
+        <w:object w:dxaOrig="300" w:dyaOrig="279">
+          <v:shape id="_x0000_i1051" type="#_x0000_t75" style="width:15pt;height:14.25pt" o:ole="">
+            <v:imagedata r:id="rId63" o:title=""/>
+          </v:shape>
+          <o:OLEObject Type="Embed" ProgID="Equation.DSMT4" ShapeID="_x0000_i1051" DrawAspect="Content" ObjectID="_1853998064" r:id="rId64"/>
+        </w:object>
+      </w:r>
+      <w:r>
         <w:rPr>
           <w:rFonts w:eastAsia="Times New Roman" w:cs="Times New Roman"/>
           <w:sz w:val="24"/>
           <w:szCs w:val="24"/>
           <w:lang w:val="ru-RU" w:eastAsia="ru-RU"/>
         </w:rPr>
-      </w:pPr>
+        <w:t xml:space="preserve"> is the domain under consideration and </w:t>
+      </w:r>
+      <w:r>
+        <w:rPr>
+          <w:position w:val="-12"/>
+        </w:rPr>
+        <w:object w:dxaOrig="600" w:dyaOrig="360">
+          <v:shape id="_x0000_i1050" type="#_x0000_t75" style="width:30pt;height:18pt" o:ole="">
+            <v:imagedata r:id="rId65" o:title=""/>
+          </v:shape>
+          <o:OLEObject Type="Embed" ProgID="Equation.DSMT4" ShapeID="_x0000_i1050" DrawAspect="Content" ObjectID="_1853998065" r:id="rId66"/>
+        </w:object>
+      </w:r>
+      <w:r>
+        <w:rPr>
+          <w:lang w:val="ru-RU"/>
+        </w:rPr>
+        <w:t xml:space="preserve"> </w:t>
+      </w:r>
       <w:r>
         <w:rPr>
           <w:rFonts w:eastAsia="Times New Roman" w:cs="Times New Roman"/>
@@ -3905,61 +4894,7 @@
           <w:szCs w:val="24"/>
           <w:lang w:val="ru-RU" w:eastAsia="ru-RU"/>
         </w:rPr>
-        <w:t>A counterexample is established by identifying an object \(x_0\) for which</w:t>
-      </w:r>
-    </w:p>
-    <w:p>
-      <w:pPr>
-        <w:spacing w:before="100" w:beforeAutospacing="1" w:afterAutospacing="1" w:line="240" w:lineRule="auto"/>
-        <w:jc w:val="center"/>
-        <w:rPr>
-          <w:rFonts w:eastAsia="Times New Roman" w:cs="Times New Roman"/>
-          <w:sz w:val="24"/>
-          <w:szCs w:val="24"/>
-          <w:lang w:eastAsia="ru-RU"/>
-        </w:rPr>
-      </w:pPr>
-      <w:r>
-        <w:rPr>
-          <w:noProof/>
-          <w:lang w:val="ru-RU" w:eastAsia="ru-RU"/>
-        </w:rPr>
-        <w:lastRenderedPageBreak/>
-        <w:drawing>
-          <wp:inline distT="0" distB="0" distL="0" distR="0" wp14:anchorId="4E55B3AA" wp14:editId="48DA6E87">
-            <wp:extent cx="1809750" cy="333375"/>
-            <wp:effectExtent l="0" t="0" r="0" b="9525"/>
-            <wp:docPr id="15" name="Рисунок 15"/>
-            <wp:cNvGraphicFramePr>
-              <a:graphicFrameLocks xmlns:a="http://schemas.openxmlformats.org/drawingml/2006/main" noChangeAspect="1"/>
-            </wp:cNvGraphicFramePr>
-            <a:graphic xmlns:a="http://schemas.openxmlformats.org/drawingml/2006/main">
-              <a:graphicData uri="http://schemas.openxmlformats.org/drawingml/2006/picture">
-                <pic:pic xmlns:pic="http://schemas.openxmlformats.org/drawingml/2006/picture">
-                  <pic:nvPicPr>
-                    <pic:cNvPr id="0" name=""/>
-                    <pic:cNvPicPr/>
-                  </pic:nvPicPr>
-                  <pic:blipFill>
-                    <a:blip r:embed="rId15"/>
-                    <a:stretch>
-                      <a:fillRect/>
-                    </a:stretch>
-                  </pic:blipFill>
-                  <pic:spPr>
-                    <a:xfrm>
-                      <a:off x="0" y="0"/>
-                      <a:ext cx="1809750" cy="333375"/>
-                    </a:xfrm>
-                    <a:prstGeom prst="rect">
-                      <a:avLst/>
-                    </a:prstGeom>
-                  </pic:spPr>
-                </pic:pic>
-              </a:graphicData>
-            </a:graphic>
-          </wp:inline>
-        </w:drawing>
+        <w:t>is a particular property.</w:t>
       </w:r>
     </w:p>
     <w:p>
@@ -3979,34 +4914,61 @@
           <w:szCs w:val="24"/>
           <w:lang w:val="ru-RU" w:eastAsia="ru-RU"/>
         </w:rPr>
-        <w:t>For example:</w:t>
-      </w:r>
-    </w:p>
-    <w:p>
-      <w:pPr>
-        <w:spacing w:before="100" w:beforeAutospacing="1" w:afterAutospacing="1" w:line="240" w:lineRule="auto"/>
-        <w:jc w:val="both"/>
+        <w:t xml:space="preserve">A counterexample is established by identifying an object </w:t>
+      </w:r>
+      <w:r>
+        <w:rPr>
+          <w:position w:val="-12"/>
+        </w:rPr>
+        <w:object w:dxaOrig="300" w:dyaOrig="380">
+          <v:shape id="_x0000_i1053" type="#_x0000_t75" style="width:15pt;height:18.75pt" o:ole="">
+            <v:imagedata r:id="rId67" o:title=""/>
+          </v:shape>
+          <o:OLEObject Type="Embed" ProgID="Equation.DSMT4" ShapeID="_x0000_i1053" DrawAspect="Content" ObjectID="_1853998066" r:id="rId68"/>
+        </w:object>
+      </w:r>
+      <w:r>
+        <w:rPr>
+          <w:lang w:val="ru-RU"/>
+        </w:rPr>
+        <w:t xml:space="preserve"> </w:t>
+      </w:r>
+      <w:r>
         <w:rPr>
           <w:rFonts w:eastAsia="Times New Roman" w:cs="Times New Roman"/>
           <w:sz w:val="24"/>
           <w:szCs w:val="24"/>
           <w:lang w:val="ru-RU" w:eastAsia="ru-RU"/>
         </w:rPr>
-      </w:pPr>
-      <w:r>
+        <w:t>for which</w:t>
+      </w:r>
+    </w:p>
+    <w:p>
+      <w:pPr>
+        <w:spacing w:before="100" w:beforeAutospacing="1" w:afterAutospacing="1" w:line="240" w:lineRule="auto"/>
+        <w:jc w:val="center"/>
         <w:rPr>
           <w:rFonts w:eastAsia="Times New Roman" w:cs="Times New Roman"/>
           <w:sz w:val="24"/>
           <w:szCs w:val="24"/>
           <w:lang w:val="ru-RU" w:eastAsia="ru-RU"/>
         </w:rPr>
-        <w:t>A: “All messages generated by the monitoring system are reliable.”</w:t>
+      </w:pPr>
+      <w:r>
+        <w:rPr>
+          <w:position w:val="-12"/>
+        </w:rPr>
+        <w:object w:dxaOrig="1900" w:dyaOrig="380">
+          <v:shape id="_x0000_i1054" type="#_x0000_t75" style="width:95.25pt;height:18.75pt" o:ole="">
+            <v:imagedata r:id="rId69" o:title=""/>
+          </v:shape>
+          <o:OLEObject Type="Embed" ProgID="Equation.DSMT4" ShapeID="_x0000_i1054" DrawAspect="Content" ObjectID="_1853998067" r:id="rId70"/>
+        </w:object>
       </w:r>
     </w:p>
     <w:p>
       <w:pPr>
         <w:spacing w:before="100" w:beforeAutospacing="1" w:afterAutospacing="1" w:line="240" w:lineRule="auto"/>
-        <w:jc w:val="both"/>
         <w:rPr>
           <w:rFonts w:eastAsia="Times New Roman" w:cs="Times New Roman"/>
           <w:sz w:val="24"/>
@@ -4021,6 +4983,49 @@
           <w:szCs w:val="24"/>
           <w:lang w:val="ru-RU" w:eastAsia="ru-RU"/>
         </w:rPr>
+        <w:lastRenderedPageBreak/>
+        <w:t>For example:</w:t>
+      </w:r>
+    </w:p>
+    <w:p>
+      <w:pPr>
+        <w:spacing w:before="100" w:beforeAutospacing="1" w:afterAutospacing="1" w:line="240" w:lineRule="auto"/>
+        <w:jc w:val="both"/>
+        <w:rPr>
+          <w:rFonts w:eastAsia="Times New Roman" w:cs="Times New Roman"/>
+          <w:sz w:val="24"/>
+          <w:szCs w:val="24"/>
+          <w:lang w:val="ru-RU" w:eastAsia="ru-RU"/>
+        </w:rPr>
+      </w:pPr>
+      <w:r>
+        <w:rPr>
+          <w:rFonts w:eastAsia="Times New Roman" w:cs="Times New Roman"/>
+          <w:sz w:val="24"/>
+          <w:szCs w:val="24"/>
+          <w:lang w:val="ru-RU" w:eastAsia="ru-RU"/>
+        </w:rPr>
+        <w:t>A: “All messages generated by the monitoring system are reliable.”</w:t>
+      </w:r>
+    </w:p>
+    <w:p>
+      <w:pPr>
+        <w:spacing w:before="100" w:beforeAutospacing="1" w:afterAutospacing="1" w:line="240" w:lineRule="auto"/>
+        <w:jc w:val="both"/>
+        <w:rPr>
+          <w:rFonts w:eastAsia="Times New Roman" w:cs="Times New Roman"/>
+          <w:sz w:val="24"/>
+          <w:szCs w:val="24"/>
+          <w:lang w:val="ru-RU" w:eastAsia="ru-RU"/>
+        </w:rPr>
+      </w:pPr>
+      <w:r>
+        <w:rPr>
+          <w:rFonts w:eastAsia="Times New Roman" w:cs="Times New Roman"/>
+          <w:sz w:val="24"/>
+          <w:szCs w:val="24"/>
+          <w:lang w:val="ru-RU" w:eastAsia="ru-RU"/>
+        </w:rPr>
         <w:t>B: “Message No. 125 contains erroneous data.”</w:t>
       </w:r>
     </w:p>
@@ -4080,8 +5085,14 @@
     <w:p>
       <w:pPr>
         <w:pStyle w:val="21"/>
-      </w:pPr>
-      <w:r>
+        <w:rPr>
+          <w:color w:val="auto"/>
+        </w:rPr>
+      </w:pPr>
+      <w:r>
+        <w:rPr>
+          <w:color w:val="auto"/>
+        </w:rPr>
         <w:t>5.3. Semantic Equivalence (EQUIVALENCE)</w:t>
       </w:r>
     </w:p>
@@ -4098,58 +5109,228 @@
       <w:pPr>
         <w:pStyle w:val="aff8"/>
         <w:jc w:val="center"/>
+      </w:pPr>
+      <w:r>
+        <w:rPr>
+          <w:position w:val="-12"/>
+        </w:rPr>
+        <w:object w:dxaOrig="1880" w:dyaOrig="380">
+          <v:shape id="_x0000_i1055" type="#_x0000_t75" style="width:93.75pt;height:18.75pt" o:ole="">
+            <v:imagedata r:id="rId71" o:title=""/>
+          </v:shape>
+          <o:OLEObject Type="Embed" ProgID="Equation.DSMT4" ShapeID="_x0000_i1055" DrawAspect="Content" ObjectID="_1853998068" r:id="rId72"/>
+        </w:object>
+      </w:r>
+    </w:p>
+    <w:p>
+      <w:pPr>
+        <w:pStyle w:val="aff8"/>
+        <w:jc w:val="both"/>
+      </w:pPr>
+      <w:r>
+        <w:t>Equivalence does not require identical linguistic forms. On the contrary, establishing equivalence is particularly important for recognizing different formulations of the same meaning.</w:t>
+      </w:r>
+    </w:p>
+    <w:p>
+      <w:pPr>
+        <w:pStyle w:val="aff8"/>
+        <w:jc w:val="both"/>
+      </w:pPr>
+      <w:r>
+        <w:t>For example:</w:t>
+      </w:r>
+    </w:p>
+    <w:p>
+      <w:pPr>
+        <w:pStyle w:val="aff8"/>
+        <w:jc w:val="both"/>
+      </w:pPr>
+      <w:r>
+        <w:t>A: “None of the five nodes completed the check with an error.”</w:t>
+      </w:r>
+    </w:p>
+    <w:p>
+      <w:pPr>
+        <w:pStyle w:val="aff8"/>
+        <w:jc w:val="both"/>
+      </w:pPr>
+      <w:r>
+        <w:t>B: “All five nodes completed the check without an error.”</w:t>
+      </w:r>
+    </w:p>
+    <w:p>
+      <w:pPr>
+        <w:pStyle w:val="aff8"/>
+        <w:jc w:val="both"/>
+      </w:pPr>
+      <w:r>
+        <w:t>Provided that every check was completed and the same definition of an error is used, these statements may be regarded as equivalent.</w:t>
+      </w:r>
+    </w:p>
+    <w:p>
+      <w:pPr>
+        <w:pStyle w:val="aff8"/>
+        <w:jc w:val="both"/>
+      </w:pPr>
+      <w:r>
+        <w:lastRenderedPageBreak/>
+        <w:t>At the same time, linguistic similarity does not guarantee equivalence. Consider the following statements:</w:t>
+      </w:r>
+    </w:p>
+    <w:p>
+      <w:pPr>
+        <w:pStyle w:val="aff8"/>
+        <w:jc w:val="both"/>
+      </w:pPr>
+      <w:r>
+        <w:t>A: “All five nodes passed the check.”</w:t>
+      </w:r>
+    </w:p>
+    <w:p>
+      <w:pPr>
+        <w:pStyle w:val="aff8"/>
+        <w:jc w:val="both"/>
+      </w:pPr>
+      <w:r>
+        <w:t>B: “At least one of the five nodes passed the check.”</w:t>
+      </w:r>
+    </w:p>
+    <w:p>
+      <w:pPr>
+        <w:pStyle w:val="aff8"/>
+        <w:jc w:val="both"/>
+      </w:pPr>
+      <w:r>
+        <w:t>The first statement entails the second, but the reverse entailment does not hold. Therefore, the relationship between them is ENTAILMENT rather than EQUIVALENCE.</w:t>
+      </w:r>
+    </w:p>
+    <w:p>
+      <w:pPr>
+        <w:pStyle w:val="aff8"/>
+        <w:jc w:val="both"/>
+      </w:pPr>
+      <w:r>
+        <w:t>When establishing equivalence, it is necessary to consider quantifiers, numerical values, modal constructions, and implicit assumptions. For example, “The system can detect a threat” and “The system detects a threat” are not equivalent: the first statement describes a capability, whereas the second may describe an actual or regular action.</w:t>
+      </w:r>
+    </w:p>
+    <w:p>
+      <w:pPr>
+        <w:pStyle w:val="aff8"/>
+        <w:jc w:val="both"/>
+      </w:pPr>
+      <w:r>
+        <w:t>The EQUIVALENCE relationship is of practical importance for eliminating duplicate semantic milestones, consolidating related formulations, and verifying the robustness of meaning under linguistic transformations.</w:t>
+      </w:r>
+    </w:p>
+    <w:p>
+      <w:pPr>
+        <w:pStyle w:val="aff8"/>
+        <w:jc w:val="both"/>
+      </w:pPr>
+      <w:r>
+        <w:t>Different words can express identical propositions.</w:t>
+      </w:r>
+    </w:p>
+    <w:p>
+      <w:pPr>
+        <w:pStyle w:val="21"/>
+        <w:jc w:val="both"/>
+        <w:rPr>
+          <w:color w:val="auto"/>
+        </w:rPr>
+      </w:pPr>
+      <w:r>
+        <w:rPr>
+          <w:color w:val="auto"/>
+        </w:rPr>
+        <w:t>5.4. Logical Entailment (ENTAILMENT)</w:t>
+      </w:r>
+    </w:p>
+    <w:p>
+      <w:pPr>
+        <w:pStyle w:val="aff8"/>
+        <w:jc w:val="both"/>
+      </w:pPr>
+      <w:r>
+        <w:t>The ENTAILMENT relationship characterizes a situation in which the truth of one statement, under specified conditions, guarantees the truth of another, while the reverse entailment does not hold.</w:t>
+      </w:r>
+    </w:p>
+    <w:p>
+      <w:pPr>
+        <w:pStyle w:val="aff8"/>
+        <w:jc w:val="both"/>
+      </w:pPr>
+      <w:r>
+        <w:t>Unlike equivalence, this relationship is directional. The SMF-MAP v1.</w:t>
+      </w:r>
+      <w:r>
         <w:rPr>
           <w:lang w:val="en-US"/>
         </w:rPr>
-      </w:pPr>
-      <w:r>
-        <w:rPr>
-          <w:noProof/>
-        </w:rPr>
-        <w:drawing>
-          <wp:inline distT="0" distB="0" distL="0" distR="0" wp14:anchorId="625C3B43" wp14:editId="2F6F5ACC">
-            <wp:extent cx="1800225" cy="342900"/>
-            <wp:effectExtent l="0" t="0" r="9525" b="0"/>
-            <wp:docPr id="7" name="Рисунок 7"/>
-            <wp:cNvGraphicFramePr>
-              <a:graphicFrameLocks xmlns:a="http://schemas.openxmlformats.org/drawingml/2006/main" noChangeAspect="1"/>
-            </wp:cNvGraphicFramePr>
-            <a:graphic xmlns:a="http://schemas.openxmlformats.org/drawingml/2006/main">
-              <a:graphicData uri="http://schemas.openxmlformats.org/drawingml/2006/picture">
-                <pic:pic xmlns:pic="http://schemas.openxmlformats.org/drawingml/2006/picture">
-                  <pic:nvPicPr>
-                    <pic:cNvPr id="0" name=""/>
-                    <pic:cNvPicPr/>
-                  </pic:nvPicPr>
-                  <pic:blipFill>
-                    <a:blip r:embed="rId16"/>
-                    <a:stretch>
-                      <a:fillRect/>
-                    </a:stretch>
-                  </pic:blipFill>
-                  <pic:spPr>
-                    <a:xfrm>
-                      <a:off x="0" y="0"/>
-                      <a:ext cx="1800225" cy="342900"/>
-                    </a:xfrm>
-                    <a:prstGeom prst="rect">
-                      <a:avLst/>
-                    </a:prstGeom>
-                  </pic:spPr>
-                </pic:pic>
-              </a:graphicData>
-            </a:graphic>
-          </wp:inline>
-        </w:drawing>
-      </w:r>
-    </w:p>
-    <w:p>
-      <w:pPr>
-        <w:pStyle w:val="aff8"/>
-        <w:jc w:val="both"/>
-      </w:pPr>
-      <w:r>
-        <w:t>Equivalence does not require identical linguistic forms. On the contrary, establishing equivalence is particularly important for recognizing different formulations of the same meaning.</w:t>
+        <w:t>1</w:t>
+      </w:r>
+      <w:r>
+        <w:t xml:space="preserve"> rules specify two subclasses.</w:t>
+      </w:r>
+    </w:p>
+    <w:p>
+      <w:pPr>
+        <w:pStyle w:val="aff8"/>
+        <w:jc w:val="both"/>
+      </w:pPr>
+      <w:r>
+        <w:t>The first subclass is ENTAILMENT_A_TO_B:</w:t>
+      </w:r>
+    </w:p>
+    <w:p>
+      <w:pPr>
+        <w:pStyle w:val="aff8"/>
+        <w:jc w:val="center"/>
+      </w:pPr>
+      <w:r>
+        <w:rPr>
+          <w:position w:val="-12"/>
+        </w:rPr>
+        <w:object w:dxaOrig="1880" w:dyaOrig="380">
+          <v:shape id="_x0000_i1056" type="#_x0000_t75" style="width:93.75pt;height:18.75pt" o:ole="">
+            <v:imagedata r:id="rId73" o:title=""/>
+          </v:shape>
+          <o:OLEObject Type="Embed" ProgID="Equation.DSMT4" ShapeID="_x0000_i1056" DrawAspect="Content" ObjectID="_1853998069" r:id="rId74"/>
+        </w:object>
+      </w:r>
+    </w:p>
+    <w:p>
+      <w:pPr>
+        <w:pStyle w:val="aff8"/>
+      </w:pPr>
+      <w:r>
+        <w:t>The second subclass is ENTAILMENT_B_TO_A:</w:t>
+      </w:r>
+    </w:p>
+    <w:p>
+      <w:pPr>
+        <w:pStyle w:val="aff8"/>
+        <w:jc w:val="center"/>
+      </w:pPr>
+      <w:r>
+        <w:rPr>
+          <w:position w:val="-12"/>
+        </w:rPr>
+        <w:object w:dxaOrig="1880" w:dyaOrig="380">
+          <v:shape id="_x0000_i1057" type="#_x0000_t75" style="width:93.75pt;height:18.75pt" o:ole="">
+            <v:imagedata r:id="rId75" o:title=""/>
+          </v:shape>
+          <o:OLEObject Type="Embed" ProgID="Equation.DSMT4" ShapeID="_x0000_i1057" DrawAspect="Content" ObjectID="_1853998070" r:id="rId76"/>
+        </w:object>
+      </w:r>
+    </w:p>
+    <w:p>
+      <w:pPr>
+        <w:pStyle w:val="aff8"/>
+        <w:jc w:val="both"/>
+      </w:pPr>
+      <w:r>
+        <w:t>These designations do not constitute two additional classes in the taxonomy. They specify the direction of the single basic ENTAILMENT relationship.</w:t>
       </w:r>
     </w:p>
     <w:p>
@@ -4167,16 +5348,16 @@
         <w:jc w:val="both"/>
       </w:pPr>
       <w:r>
-        <w:t>A: “None of the five nodes completed the check with an error.”</w:t>
-      </w:r>
-    </w:p>
-    <w:p>
-      <w:pPr>
-        <w:pStyle w:val="aff8"/>
-        <w:jc w:val="both"/>
-      </w:pPr>
-      <w:r>
-        <w:t>B: “All five nodes completed the check without an error.”</w:t>
+        <w:t>A: “All seven agents completed processing the request.”</w:t>
+      </w:r>
+    </w:p>
+    <w:p>
+      <w:pPr>
+        <w:pStyle w:val="aff8"/>
+        <w:jc w:val="both"/>
+      </w:pPr>
+      <w:r>
+        <w:t>B: “At least one agent completed processing the request.”</w:t>
       </w:r>
     </w:p>
     <w:p>
@@ -4186,529 +5367,254 @@
       </w:pPr>
       <w:r>
         <w:lastRenderedPageBreak/>
-        <w:t>Provided that every check was completed and the same definition of an error is used, these statements may be regarded as equivalent.</w:t>
-      </w:r>
-    </w:p>
-    <w:p>
-      <w:pPr>
-        <w:pStyle w:val="aff8"/>
-        <w:jc w:val="both"/>
-      </w:pPr>
-      <w:r>
-        <w:t>At the same time, linguistic similarity does not guarantee equivalence. Consider the following statements:</w:t>
-      </w:r>
-    </w:p>
-    <w:p>
-      <w:pPr>
-        <w:pStyle w:val="aff8"/>
-        <w:jc w:val="both"/>
-      </w:pPr>
-      <w:r>
-        <w:t>A: “All five nodes passed the check.”</w:t>
-      </w:r>
-    </w:p>
-    <w:p>
-      <w:pPr>
-        <w:pStyle w:val="aff8"/>
-        <w:jc w:val="both"/>
-      </w:pPr>
-      <w:r>
-        <w:t>B: “At least one of the five nodes passed the check.”</w:t>
-      </w:r>
-    </w:p>
-    <w:p>
-      <w:pPr>
-        <w:pStyle w:val="aff8"/>
-        <w:jc w:val="both"/>
-      </w:pPr>
-      <w:r>
-        <w:t>The first statement entails the second, but the reverse entailment does not hold. Therefore, the relationship between them is ENTAILMENT rather than EQUIVALENCE.</w:t>
-      </w:r>
-    </w:p>
-    <w:p>
-      <w:pPr>
-        <w:pStyle w:val="aff8"/>
-        <w:jc w:val="both"/>
-      </w:pPr>
-      <w:r>
-        <w:t>When establishing equivalence, it is necessary to consider quantifiers, numerical values, modal constructions, and implicit assumptions. For example, “The system can detect a threat” and “The system detects a threat” are not equivalent: the first statement describes a capability, whereas the second may describe an actual or regular action.</w:t>
-      </w:r>
-    </w:p>
-    <w:p>
-      <w:pPr>
-        <w:pStyle w:val="aff8"/>
-        <w:jc w:val="both"/>
-      </w:pPr>
-      <w:r>
-        <w:t>The EQUIVALENCE relationship is of practical importance for eliminating duplicate semantic milestones, consolidating related formulations, and verifying the robustness of meaning under linguistic transformations.</w:t>
-      </w:r>
-    </w:p>
-    <w:p>
-      <w:pPr>
-        <w:pStyle w:val="aff8"/>
-        <w:jc w:val="both"/>
-      </w:pPr>
-      <w:r>
-        <w:t>Different words can express identical propositions.</w:t>
+        <w:t>Provided that the seven specified agents exist, statement A entails B. However, the fact that one agent completed processing does not imply that all seven agents did so.</w:t>
+      </w:r>
+    </w:p>
+    <w:p>
+      <w:pPr>
+        <w:pStyle w:val="aff8"/>
+        <w:jc w:val="both"/>
+      </w:pPr>
+      <w:r>
+        <w:t>Therefore, the relationship is classified as ENTAILMENT_A_TO_B.</w:t>
+      </w:r>
+    </w:p>
+    <w:p>
+      <w:pPr>
+        <w:pStyle w:val="aff8"/>
+        <w:jc w:val="both"/>
+      </w:pPr>
+      <w:r>
+        <w:t>If the statements are reversed, the direction of entailment changes, although the underlying semantic relationship remains the same.</w:t>
+      </w:r>
+    </w:p>
+    <w:p>
+      <w:pPr>
+        <w:pStyle w:val="aff8"/>
+        <w:jc w:val="both"/>
+      </w:pPr>
+      <w:r>
+        <w:t>Directionality is particularly important when constructing semantic graphs. If a logical entailment relationship is established between vertices, the corresponding edge must be directed. Otherwise, the system may incorrectly interpret a weaker statement as a basis for a substantially stronger conclusion.</w:t>
+      </w:r>
+    </w:p>
+    <w:p>
+      <w:pPr>
+        <w:pStyle w:val="aff8"/>
+        <w:jc w:val="both"/>
+      </w:pPr>
+      <w:r>
+        <w:t>For example, “All sources have been verified” entails “Some sources have been verified,” provided that the set of sources is nonempty. However, the second statement does not justify the conclusion that all sources have been verified.</w:t>
+      </w:r>
+    </w:p>
+    <w:p>
+      <w:pPr>
+        <w:pStyle w:val="aff8"/>
+        <w:jc w:val="both"/>
+      </w:pPr>
+      <w:r>
+        <w:t>Thus, explicitly specifying the direction of ENTAILMENT is a necessary condition for the correct use of semantic relationships in automated reasoning procedures.</w:t>
+      </w:r>
+    </w:p>
+    <w:p>
+      <w:pPr>
+        <w:pStyle w:val="aff8"/>
+        <w:jc w:val="both"/>
+      </w:pPr>
+      <w:r>
+        <w:t>Logical entailment has a direction that cannot be ignored.</w:t>
       </w:r>
     </w:p>
     <w:p>
       <w:pPr>
         <w:pStyle w:val="21"/>
         <w:jc w:val="both"/>
-      </w:pPr>
-      <w:r>
-        <w:t>5.4. Logical Entailment (ENTAILMENT)</w:t>
-      </w:r>
-    </w:p>
-    <w:p>
-      <w:pPr>
-        <w:pStyle w:val="aff8"/>
-        <w:jc w:val="both"/>
-      </w:pPr>
-      <w:r>
-        <w:t>The ENTAILMENT relationship characterizes a situation in which the truth of one statement, under specified conditions, guarantees the truth of another, while the reverse entailment does not hold.</w:t>
-      </w:r>
-    </w:p>
-    <w:p>
-      <w:pPr>
-        <w:pStyle w:val="aff8"/>
-        <w:jc w:val="both"/>
-      </w:pPr>
-      <w:r>
-        <w:t>Unlike equivalence, this relationship is directional. The SMF-MAP v1.</w:t>
-      </w:r>
-      <w:r>
-        <w:rPr>
-          <w:lang w:val="en-US"/>
-        </w:rPr>
-        <w:t>1</w:t>
-      </w:r>
-      <w:r>
-        <w:t xml:space="preserve"> rules specify two subclasses.</w:t>
-      </w:r>
-    </w:p>
-    <w:p>
-      <w:pPr>
-        <w:pStyle w:val="aff8"/>
-        <w:jc w:val="both"/>
-      </w:pPr>
-      <w:r>
-        <w:t>The first subclass is ENTAILMENT_A_TO_B:</w:t>
+        <w:rPr>
+          <w:color w:val="auto"/>
+        </w:rPr>
+      </w:pPr>
+      <w:r>
+        <w:rPr>
+          <w:color w:val="auto"/>
+        </w:rPr>
+        <w:t>5.5. Context Dependence (CONTEXT_DEPENDENT)</w:t>
+      </w:r>
+    </w:p>
+    <w:p>
+      <w:pPr>
+        <w:pStyle w:val="aff8"/>
+        <w:jc w:val="both"/>
+      </w:pPr>
+      <w:r>
+        <w:t>The CONTEXT_DEPENDENT relationship is established between statements whose apparent discrepancy can be explained by differences in their conditions of applicability.</w:t>
+      </w:r>
+    </w:p>
+    <w:p>
+      <w:pPr>
+        <w:pStyle w:val="aff8"/>
+        <w:jc w:val="both"/>
+      </w:pPr>
+      <w:r>
+        <w:t>Unlike CONTRADICTION, this relationship does not involve a necessary incompatibility of truth values. Both statements may be true simultaneously if they refer to different contexts.</w:t>
+      </w:r>
+    </w:p>
+    <w:p>
+      <w:pPr>
+        <w:pStyle w:val="aff8"/>
+        <w:jc w:val="both"/>
+      </w:pPr>
+      <w:r>
+        <w:t>For example:</w:t>
+      </w:r>
+    </w:p>
+    <w:p>
+      <w:pPr>
+        <w:pStyle w:val="aff8"/>
+        <w:jc w:val="both"/>
+      </w:pPr>
+      <w:r>
+        <w:t>A: “The algorithm provides high processing speed for small datasets.”</w:t>
+      </w:r>
+    </w:p>
+    <w:p>
+      <w:pPr>
+        <w:pStyle w:val="aff8"/>
+        <w:jc w:val="both"/>
+      </w:pPr>
+      <w:r>
+        <w:t>B: “The algorithm operates slowly on large datasets.”</w:t>
+      </w:r>
+    </w:p>
+    <w:p>
+      <w:pPr>
+        <w:pStyle w:val="aff8"/>
+        <w:jc w:val="both"/>
+      </w:pPr>
+      <w:r>
+        <w:t>These statements do not contradict each other because processing speed depends on data volume.</w:t>
+      </w:r>
+    </w:p>
+    <w:p>
+      <w:pPr>
+        <w:pStyle w:val="aff8"/>
+        <w:jc w:val="both"/>
+      </w:pPr>
+      <w:r>
+        <w:t>Context dependence may be determined by task size, available resources, temporal conditions, environmental characteristics, system operating modes, or accepted definitions.</w:t>
+      </w:r>
+    </w:p>
+    <w:p>
+      <w:pPr>
+        <w:pStyle w:val="aff8"/>
+        <w:jc w:val="both"/>
+      </w:pPr>
+      <w:r>
+        <w:t>In cybersecurity, particularly illustrative situations arise when a protective mechanism demonstrates high effectiveness under certain conditions but insufficient effectiveness under others. For example, a detection system may achieve high accuracy for known attack types while exhibiting lower effectiveness against previously unknown attack scenarios.</w:t>
+      </w:r>
+    </w:p>
+    <w:p>
+      <w:pPr>
+        <w:pStyle w:val="aff8"/>
+        <w:jc w:val="both"/>
+      </w:pPr>
+      <w:r>
+        <w:lastRenderedPageBreak/>
+        <w:t>Classifying a relationship as CONTEXT_DEPENDENT requires more than merely assuming that some additional conditions might explain the discrepancy. A specific difference between contexts must be established on the basis of the statements themselves or the data provided.</w:t>
+      </w:r>
+    </w:p>
+    <w:p>
+      <w:pPr>
+        <w:pStyle w:val="aff8"/>
+        <w:jc w:val="both"/>
+      </w:pPr>
+      <w:r>
+        <w:t>If no such difference can be identified, the procedure must abstain from assigning an unambiguous classification or request clarification.</w:t>
+      </w:r>
+    </w:p>
+    <w:p>
+      <w:pPr>
+        <w:pStyle w:val="aff8"/>
+        <w:jc w:val="both"/>
+      </w:pPr>
+      <w:r>
+        <w:t>A contradiction sometimes disappears when the conditions are clarified.</w:t>
+      </w:r>
+    </w:p>
+    <w:p>
+      <w:pPr>
+        <w:pStyle w:val="21"/>
+        <w:rPr>
+          <w:color w:val="auto"/>
+        </w:rPr>
+      </w:pPr>
+      <w:r>
+        <w:rPr>
+          <w:color w:val="auto"/>
+        </w:rPr>
+        <w:t>5.6. Resource Trade-Off (TRADE_OFF)</w:t>
+      </w:r>
+    </w:p>
+    <w:p>
+      <w:pPr>
+        <w:pStyle w:val="aff8"/>
+        <w:jc w:val="both"/>
+      </w:pPr>
+      <w:r>
+        <w:t>The TRADE_OFF relationship characterizes a situation in which improving one indicator, achieving one objective, or expanding one capability requires limiting another because of a shared scarce resource.</w:t>
+      </w:r>
+    </w:p>
+    <w:p>
+      <w:pPr>
+        <w:pStyle w:val="aff8"/>
+        <w:jc w:val="both"/>
+      </w:pPr>
+      <w:r>
+        <w:t>The defining characteristic of this class is not merely the opposition of consequences but an established mechanism that necessitates a choice.</w:t>
+      </w:r>
+    </w:p>
+    <w:p>
+      <w:pPr>
+        <w:pStyle w:val="aff8"/>
+        <w:jc w:val="both"/>
+      </w:pPr>
+      <w:r>
+        <w:t>For example, suppose a system has a fixed amount of random-access memory:</w:t>
       </w:r>
     </w:p>
     <w:p>
       <w:pPr>
         <w:pStyle w:val="aff8"/>
         <w:jc w:val="center"/>
-        <w:rPr>
-          <w:lang w:val="en-US"/>
-        </w:rPr>
-      </w:pPr>
-      <w:r>
-        <w:rPr>
-          <w:noProof/>
-        </w:rPr>
-        <w:drawing>
-          <wp:inline distT="0" distB="0" distL="0" distR="0" wp14:anchorId="263DB4A5" wp14:editId="67423BA5">
-            <wp:extent cx="1914525" cy="352425"/>
-            <wp:effectExtent l="0" t="0" r="9525" b="9525"/>
-            <wp:docPr id="8" name="Рисунок 8"/>
-            <wp:cNvGraphicFramePr>
-              <a:graphicFrameLocks xmlns:a="http://schemas.openxmlformats.org/drawingml/2006/main" noChangeAspect="1"/>
-            </wp:cNvGraphicFramePr>
-            <a:graphic xmlns:a="http://schemas.openxmlformats.org/drawingml/2006/main">
-              <a:graphicData uri="http://schemas.openxmlformats.org/drawingml/2006/picture">
-                <pic:pic xmlns:pic="http://schemas.openxmlformats.org/drawingml/2006/picture">
-                  <pic:nvPicPr>
-                    <pic:cNvPr id="0" name=""/>
-                    <pic:cNvPicPr/>
-                  </pic:nvPicPr>
-                  <pic:blipFill>
-                    <a:blip r:embed="rId17"/>
-                    <a:stretch>
-                      <a:fillRect/>
-                    </a:stretch>
-                  </pic:blipFill>
-                  <pic:spPr>
-                    <a:xfrm>
-                      <a:off x="0" y="0"/>
-                      <a:ext cx="1914525" cy="352425"/>
-                    </a:xfrm>
-                    <a:prstGeom prst="rect">
-                      <a:avLst/>
-                    </a:prstGeom>
-                  </pic:spPr>
-                </pic:pic>
-              </a:graphicData>
-            </a:graphic>
-          </wp:inline>
-        </w:drawing>
-      </w:r>
-    </w:p>
-    <w:p>
-      <w:pPr>
-        <w:pStyle w:val="aff8"/>
-      </w:pPr>
-      <w:r>
-        <w:t>The second subclass is ENTAILMENT_B_TO_A:</w:t>
-      </w:r>
-    </w:p>
-    <w:p>
-      <w:pPr>
-        <w:pStyle w:val="aff8"/>
-        <w:jc w:val="center"/>
-        <w:rPr>
-          <w:lang w:val="en-US"/>
-        </w:rPr>
-      </w:pPr>
-      <w:r>
-        <w:rPr>
-          <w:noProof/>
-        </w:rPr>
-        <w:drawing>
-          <wp:inline distT="0" distB="0" distL="0" distR="0" wp14:anchorId="23968530" wp14:editId="31A4038D">
-            <wp:extent cx="1781175" cy="314325"/>
-            <wp:effectExtent l="0" t="0" r="9525" b="9525"/>
-            <wp:docPr id="9" name="Рисунок 9"/>
-            <wp:cNvGraphicFramePr>
-              <a:graphicFrameLocks xmlns:a="http://schemas.openxmlformats.org/drawingml/2006/main" noChangeAspect="1"/>
-            </wp:cNvGraphicFramePr>
-            <a:graphic xmlns:a="http://schemas.openxmlformats.org/drawingml/2006/main">
-              <a:graphicData uri="http://schemas.openxmlformats.org/drawingml/2006/picture">
-                <pic:pic xmlns:pic="http://schemas.openxmlformats.org/drawingml/2006/picture">
-                  <pic:nvPicPr>
-                    <pic:cNvPr id="0" name=""/>
-                    <pic:cNvPicPr/>
-                  </pic:nvPicPr>
-                  <pic:blipFill>
-                    <a:blip r:embed="rId18"/>
-                    <a:stretch>
-                      <a:fillRect/>
-                    </a:stretch>
-                  </pic:blipFill>
-                  <pic:spPr>
-                    <a:xfrm>
-                      <a:off x="0" y="0"/>
-                      <a:ext cx="1781175" cy="314325"/>
-                    </a:xfrm>
-                    <a:prstGeom prst="rect">
-                      <a:avLst/>
-                    </a:prstGeom>
-                  </pic:spPr>
-                </pic:pic>
-              </a:graphicData>
-            </a:graphic>
-          </wp:inline>
-        </w:drawing>
-      </w:r>
-    </w:p>
-    <w:p>
-      <w:pPr>
-        <w:pStyle w:val="aff8"/>
-        <w:jc w:val="both"/>
-      </w:pPr>
-      <w:r>
-        <w:t>These designations do not constitute two additional classes in the taxonomy. They specify the direction of the single basic ENTAILMENT relationship.</w:t>
-      </w:r>
-    </w:p>
-    <w:p>
-      <w:pPr>
-        <w:pStyle w:val="aff8"/>
-        <w:jc w:val="both"/>
-      </w:pPr>
-      <w:r>
-        <w:t>For example:</w:t>
-      </w:r>
-    </w:p>
-    <w:p>
-      <w:pPr>
-        <w:pStyle w:val="aff8"/>
-        <w:jc w:val="both"/>
-      </w:pPr>
-      <w:r>
-        <w:lastRenderedPageBreak/>
-        <w:t>A: “All seven agents completed processing the request.”</w:t>
-      </w:r>
-    </w:p>
-    <w:p>
-      <w:pPr>
-        <w:pStyle w:val="aff8"/>
-        <w:jc w:val="both"/>
-      </w:pPr>
-      <w:r>
-        <w:t>B: “At least one agent completed processing the request.”</w:t>
-      </w:r>
-    </w:p>
-    <w:p>
-      <w:pPr>
-        <w:pStyle w:val="aff8"/>
-        <w:jc w:val="both"/>
-      </w:pPr>
-      <w:r>
-        <w:t>Provided that the seven specified agents exist, statement A entails B. However, the fact that one agent completed processing does not imply that all seven agents did so.</w:t>
-      </w:r>
-    </w:p>
-    <w:p>
-      <w:pPr>
-        <w:pStyle w:val="aff8"/>
-        <w:jc w:val="both"/>
-      </w:pPr>
-      <w:r>
-        <w:t>Therefore, the relationship is classified as ENTAILMENT_A_TO_B.</w:t>
-      </w:r>
-    </w:p>
-    <w:p>
-      <w:pPr>
-        <w:pStyle w:val="aff8"/>
-        <w:jc w:val="both"/>
-      </w:pPr>
-      <w:r>
-        <w:t>If the statements are reversed, the direction of entailment changes, although the underlying semantic relationship remains the same.</w:t>
-      </w:r>
-    </w:p>
-    <w:p>
-      <w:pPr>
-        <w:pStyle w:val="aff8"/>
-        <w:jc w:val="both"/>
-      </w:pPr>
-      <w:r>
-        <w:t>Directionality is particularly important when constructing semantic graphs. If a logical entailment relationship is established between vertices, the corresponding edge must be directed. Otherwise, the system may incorrectly interpret a weaker statement as a basis for a substantially stronger conclusion.</w:t>
-      </w:r>
-    </w:p>
-    <w:p>
-      <w:pPr>
-        <w:pStyle w:val="aff8"/>
-        <w:jc w:val="both"/>
-      </w:pPr>
-      <w:r>
-        <w:t>For example, “All sources have been verified” entails “Some sources have been verified,” provided that the set of sources is nonempty. However, the second statement does not justify the conclusion that all sources have been verified.</w:t>
-      </w:r>
-    </w:p>
-    <w:p>
-      <w:pPr>
-        <w:pStyle w:val="aff8"/>
-        <w:jc w:val="both"/>
-      </w:pPr>
-      <w:r>
-        <w:t>Thus, explicitly specifying the direction of ENTAILMENT is a necessary condition for the correct use of semantic relationships in automated reasoning procedures.</w:t>
-      </w:r>
-    </w:p>
-    <w:p>
-      <w:pPr>
-        <w:pStyle w:val="aff8"/>
-        <w:jc w:val="both"/>
-      </w:pPr>
-      <w:r>
-        <w:t>Logical entailment has a direction that cannot be ignored.</w:t>
-      </w:r>
-    </w:p>
-    <w:p>
-      <w:pPr>
-        <w:pStyle w:val="21"/>
-        <w:jc w:val="both"/>
-      </w:pPr>
-      <w:r>
-        <w:t>5.5. Context Dependence (CONTEXT_DEPENDENT)</w:t>
-      </w:r>
-    </w:p>
-    <w:p>
-      <w:pPr>
-        <w:pStyle w:val="aff8"/>
-        <w:jc w:val="both"/>
-      </w:pPr>
-      <w:r>
-        <w:t>The CONTEXT_DEPENDENT relationship is established between statements whose apparent discrepancy can be explained by differences in their conditions of applicability.</w:t>
-      </w:r>
-    </w:p>
-    <w:p>
-      <w:pPr>
-        <w:pStyle w:val="aff8"/>
-        <w:jc w:val="both"/>
-      </w:pPr>
-      <w:r>
-        <w:t>Unlike CONTRADICTION, this relationship does not involve a necessary incompatibility of truth values. Both statements may be true simultaneously if they refer to different contexts.</w:t>
-      </w:r>
-    </w:p>
-    <w:p>
-      <w:pPr>
-        <w:pStyle w:val="aff8"/>
-        <w:jc w:val="both"/>
-      </w:pPr>
-      <w:r>
-        <w:t>For example:</w:t>
-      </w:r>
-    </w:p>
-    <w:p>
-      <w:pPr>
-        <w:pStyle w:val="aff8"/>
-        <w:jc w:val="both"/>
-      </w:pPr>
-      <w:r>
-        <w:t>A: “The algorithm provides high processing speed for small datasets.”</w:t>
-      </w:r>
-    </w:p>
-    <w:p>
-      <w:pPr>
-        <w:pStyle w:val="aff8"/>
-        <w:jc w:val="both"/>
-      </w:pPr>
-      <w:r>
-        <w:t>B: “The algorithm operates slowly on large datasets.”</w:t>
-      </w:r>
-    </w:p>
-    <w:p>
-      <w:pPr>
-        <w:pStyle w:val="aff8"/>
-        <w:jc w:val="both"/>
-      </w:pPr>
-      <w:r>
-        <w:t>These statements do not contradict each other because processing speed depends on data volume.</w:t>
-      </w:r>
-    </w:p>
-    <w:p>
-      <w:pPr>
-        <w:pStyle w:val="aff8"/>
-        <w:jc w:val="both"/>
-      </w:pPr>
-      <w:r>
-        <w:t>Context dependence may be determined by task size, available resources, temporal conditions, environmental characteristics, system operating modes, or accepted definitions.</w:t>
-      </w:r>
-    </w:p>
-    <w:p>
-      <w:pPr>
-        <w:pStyle w:val="aff8"/>
-        <w:jc w:val="both"/>
-      </w:pPr>
-      <w:r>
-        <w:t xml:space="preserve">In cybersecurity, particularly illustrative situations arise when a protective mechanism demonstrates high effectiveness under certain conditions but insufficient effectiveness under </w:t>
-      </w:r>
-      <w:r>
-        <w:lastRenderedPageBreak/>
-        <w:t>others. For example, a detection system may achieve high accuracy for known attack types while exhibiting lower effectiveness against previously unknown attack scenarios.</w:t>
-      </w:r>
-    </w:p>
-    <w:p>
-      <w:pPr>
-        <w:pStyle w:val="aff8"/>
-        <w:jc w:val="both"/>
-      </w:pPr>
-      <w:r>
-        <w:t>Classifying a relationship as CONTEXT_DEPENDENT requires more than merely assuming that some additional conditions might explain the discrepancy. A specific difference between contexts must be established on the basis of the statements themselves or the data provided.</w:t>
-      </w:r>
-    </w:p>
-    <w:p>
-      <w:pPr>
-        <w:pStyle w:val="aff8"/>
-        <w:jc w:val="both"/>
-      </w:pPr>
-      <w:r>
-        <w:t>If no such difference can be identified, the procedure must abstain from assigning an unambiguous classification or request clarification.</w:t>
-      </w:r>
-    </w:p>
-    <w:p>
-      <w:pPr>
-        <w:pStyle w:val="aff8"/>
-        <w:jc w:val="both"/>
-      </w:pPr>
-      <w:r>
-        <w:t>A contradiction sometimes disappears when the conditions are clarified.</w:t>
-      </w:r>
-    </w:p>
-    <w:p>
-      <w:pPr>
-        <w:pStyle w:val="21"/>
-      </w:pPr>
-      <w:r>
-        <w:t>5.6. Resource Trade-Off (TRADE_OFF)</w:t>
-      </w:r>
-    </w:p>
-    <w:p>
-      <w:pPr>
-        <w:pStyle w:val="aff8"/>
-        <w:jc w:val="both"/>
-      </w:pPr>
-      <w:r>
-        <w:t>The TRADE_OFF relationship characterizes a situation in which improving one indicator, achieving one objective, or expanding one capability requires limiting another because of a shared scarce resource.</w:t>
-      </w:r>
-    </w:p>
-    <w:p>
-      <w:pPr>
-        <w:pStyle w:val="aff8"/>
-        <w:jc w:val="both"/>
-      </w:pPr>
-      <w:r>
-        <w:t>The defining characteristic of this class is not merely the opposition of consequences but an established mechanism that necessitates a choice.</w:t>
-      </w:r>
-    </w:p>
-    <w:p>
-      <w:pPr>
-        <w:pStyle w:val="aff8"/>
-        <w:jc w:val="both"/>
-      </w:pPr>
-      <w:r>
-        <w:t>For example, suppose a system has a fixed amount of random-access memory:</w:t>
-      </w:r>
-    </w:p>
-    <w:p>
-      <w:pPr>
-        <w:jc w:val="center"/>
-      </w:pPr>
-      <w:r>
-        <w:rPr>
-          <w:noProof/>
-          <w:lang w:val="ru-RU" w:eastAsia="ru-RU"/>
-        </w:rPr>
-        <w:drawing>
-          <wp:inline distT="0" distB="0" distL="0" distR="0" wp14:anchorId="7F81D9C0" wp14:editId="338BA751">
-            <wp:extent cx="2324100" cy="457200"/>
-            <wp:effectExtent l="0" t="0" r="0" b="0"/>
-            <wp:docPr id="10" name="Рисунок 10"/>
-            <wp:cNvGraphicFramePr>
-              <a:graphicFrameLocks xmlns:a="http://schemas.openxmlformats.org/drawingml/2006/main" noChangeAspect="1"/>
-            </wp:cNvGraphicFramePr>
-            <a:graphic xmlns:a="http://schemas.openxmlformats.org/drawingml/2006/main">
-              <a:graphicData uri="http://schemas.openxmlformats.org/drawingml/2006/picture">
-                <pic:pic xmlns:pic="http://schemas.openxmlformats.org/drawingml/2006/picture">
-                  <pic:nvPicPr>
-                    <pic:cNvPr id="0" name=""/>
-                    <pic:cNvPicPr/>
-                  </pic:nvPicPr>
-                  <pic:blipFill>
-                    <a:blip r:embed="rId19"/>
-                    <a:stretch>
-                      <a:fillRect/>
-                    </a:stretch>
-                  </pic:blipFill>
-                  <pic:spPr>
-                    <a:xfrm>
-                      <a:off x="0" y="0"/>
-                      <a:ext cx="2324100" cy="457200"/>
-                    </a:xfrm>
-                    <a:prstGeom prst="rect">
-                      <a:avLst/>
-                    </a:prstGeom>
-                  </pic:spPr>
-                </pic:pic>
-              </a:graphicData>
-            </a:graphic>
-          </wp:inline>
-        </w:drawing>
-      </w:r>
-    </w:p>
-    <w:p>
-      <w:pPr>
-        <w:pStyle w:val="aff8"/>
-        <w:jc w:val="both"/>
-      </w:pPr>
-      <w:r>
-        <w:t>where M</w:t>
-      </w:r>
-      <w:r>
-        <w:rPr>
-          <w:vertAlign w:val="subscript"/>
-        </w:rPr>
-        <w:t>cache</w:t>
+      </w:pPr>
+      <w:r>
+        <w:rPr>
+          <w:position w:val="-16"/>
+        </w:rPr>
+        <w:object w:dxaOrig="2760" w:dyaOrig="420">
+          <v:shape id="_x0000_i1061" type="#_x0000_t75" style="width:138pt;height:21pt" o:ole="">
+            <v:imagedata r:id="rId77" o:title=""/>
+          </v:shape>
+          <o:OLEObject Type="Embed" ProgID="Equation.DSMT4" ShapeID="_x0000_i1061" DrawAspect="Content" ObjectID="_1853998071" r:id="rId78"/>
+        </w:object>
+      </w:r>
+    </w:p>
+    <w:p>
+      <w:pPr>
+        <w:pStyle w:val="aff8"/>
+        <w:jc w:val="both"/>
+      </w:pPr>
+      <w:r>
+        <w:t xml:space="preserve">where </w:t>
+      </w:r>
+      <w:r>
+        <w:rPr>
+          <w:position w:val="-12"/>
+        </w:rPr>
+        <w:object w:dxaOrig="720" w:dyaOrig="380">
+          <v:shape id="_x0000_i1058" type="#_x0000_t75" style="width:36pt;height:18.75pt" o:ole="">
+            <v:imagedata r:id="rId79" o:title=""/>
+          </v:shape>
+          <o:OLEObject Type="Embed" ProgID="Equation.DSMT4" ShapeID="_x0000_i1058" DrawAspect="Content" ObjectID="_1853998072" r:id="rId80"/>
+        </w:object>
       </w:r>
       <w:r>
         <w:rPr>
@@ -4718,13 +5624,18 @@
         <w:t xml:space="preserve"> </w:t>
       </w:r>
       <w:r>
-        <w:t xml:space="preserve"> is the memory allocated for caching, M</w:t>
-      </w:r>
-      <w:r>
-        <w:rPr>
-          <w:vertAlign w:val="subscript"/>
-        </w:rPr>
-        <w:t>analysis</w:t>
+        <w:t xml:space="preserve"> is the memory allocated for caching, </w:t>
+      </w:r>
+      <w:r>
+        <w:rPr>
+          <w:position w:val="-16"/>
+        </w:rPr>
+        <w:object w:dxaOrig="880" w:dyaOrig="420">
+          <v:shape id="_x0000_i1059" type="#_x0000_t75" style="width:44.25pt;height:21pt" o:ole="">
+            <v:imagedata r:id="rId81" o:title=""/>
+          </v:shape>
+          <o:OLEObject Type="Embed" ProgID="Equation.DSMT4" ShapeID="_x0000_i1059" DrawAspect="Content" ObjectID="_1853998073" r:id="rId82"/>
+        </w:object>
       </w:r>
       <w:r>
         <w:rPr>
@@ -4734,13 +5645,18 @@
         <w:t xml:space="preserve"> </w:t>
       </w:r>
       <w:r>
-        <w:t xml:space="preserve"> is the memory allocated for analytical procedures, and M</w:t>
-      </w:r>
-      <w:r>
-        <w:rPr>
-          <w:vertAlign w:val="subscript"/>
-        </w:rPr>
-        <w:t>total</w:t>
+        <w:t xml:space="preserve"> is the memory allocated for analytical procedures, and </w:t>
+      </w:r>
+      <w:r>
+        <w:rPr>
+          <w:position w:val="-12"/>
+        </w:rPr>
+        <w:object w:dxaOrig="639" w:dyaOrig="380">
+          <v:shape id="_x0000_i1060" type="#_x0000_t75" style="width:32.25pt;height:18.75pt" o:ole="">
+            <v:imagedata r:id="rId83" o:title=""/>
+          </v:shape>
+          <o:OLEObject Type="Embed" ProgID="Equation.DSMT4" ShapeID="_x0000_i1060" DrawAspect="Content" ObjectID="_1853998074" r:id="rId84"/>
+        </w:object>
       </w:r>
       <w:r>
         <w:rPr>
@@ -4822,16 +5738,16 @@
         <w:jc w:val="both"/>
       </w:pPr>
       <w:r>
+        <w:t>In SMF-MAP, the TRADE_OFF relationship must be distinguished from TENSION. If there is a general tension between objectives but a necessary resource trade-off has not been demonstrated, the primary label should be TENSION.</w:t>
+      </w:r>
+    </w:p>
+    <w:p>
+      <w:pPr>
+        <w:pStyle w:val="aff8"/>
+        <w:jc w:val="both"/>
+      </w:pPr>
+      <w:r>
         <w:lastRenderedPageBreak/>
-        <w:t>In SMF-MAP, the TRADE_OFF relationship must be distinguished from TENSION. If there is a general tension between objectives but a necessary resource trade-off has not been demonstrated, the primary label should be TENSION.</w:t>
-      </w:r>
-    </w:p>
-    <w:p>
-      <w:pPr>
-        <w:pStyle w:val="aff8"/>
-        <w:jc w:val="both"/>
-      </w:pPr>
-      <w:r>
         <w:t>A trade-off arises where choice is constrained by resources.</w:t>
       </w:r>
     </w:p>
@@ -4839,8 +5755,14 @@
       <w:pPr>
         <w:pStyle w:val="21"/>
         <w:jc w:val="both"/>
-      </w:pPr>
-      <w:r>
+        <w:rPr>
+          <w:color w:val="auto"/>
+        </w:rPr>
+      </w:pPr>
+      <w:r>
+        <w:rPr>
+          <w:color w:val="auto"/>
+        </w:rPr>
         <w:t>5.7. Semantic Tension (TENSION)</w:t>
       </w:r>
     </w:p>
@@ -4938,8 +5860,14 @@
       <w:pPr>
         <w:pStyle w:val="21"/>
         <w:jc w:val="both"/>
-      </w:pPr>
-      <w:r>
+        <w:rPr>
+          <w:color w:val="auto"/>
+        </w:rPr>
+      </w:pPr>
+      <w:r>
+        <w:rPr>
+          <w:color w:val="auto"/>
+        </w:rPr>
         <w:t>5.8. Semantic Complementarity (COMPLEMENT)</w:t>
       </w:r>
     </w:p>
@@ -4985,16 +5913,16 @@
         <w:jc w:val="both"/>
       </w:pPr>
       <w:r>
+        <w:t>Both statements characterize different functions of information security mechanisms. They are not equivalent, neither entails the other, and they do not contradict each other. At the same time, considering them together provides a more complete description of secure information exchange.</w:t>
+      </w:r>
+    </w:p>
+    <w:p>
+      <w:pPr>
+        <w:pStyle w:val="aff8"/>
+        <w:jc w:val="both"/>
+      </w:pPr>
+      <w:r>
         <w:lastRenderedPageBreak/>
-        <w:t>Both statements characterize different functions of information security mechanisms. They are not equivalent, neither entails the other, and they do not contradict each other. At the same time, considering them together provides a more complete description of secure information exchange.</w:t>
-      </w:r>
-    </w:p>
-    <w:p>
-      <w:pPr>
-        <w:pStyle w:val="aff8"/>
-        <w:jc w:val="both"/>
-      </w:pPr>
-      <w:r>
         <w:t>Unlike TENSION, the COMPLEMENT relationship does not involve a pronounced opposition of tendencies. Unlike UNRELATED, it characterizes a meaningful semantic connection between statements.</w:t>
       </w:r>
     </w:p>
@@ -5038,8 +5966,14 @@
       <w:pPr>
         <w:pStyle w:val="21"/>
         <w:jc w:val="both"/>
-      </w:pPr>
-      <w:r>
+        <w:rPr>
+          <w:color w:val="auto"/>
+        </w:rPr>
+      </w:pPr>
+      <w:r>
+        <w:rPr>
+          <w:color w:val="auto"/>
+        </w:rPr>
         <w:t>5.9. Absence of an Established Semantic Relationship (UNRELATED)</w:t>
       </w:r>
     </w:p>
@@ -5112,19 +6046,16 @@
         <w:jc w:val="both"/>
       </w:pPr>
       <w:r>
-        <w:t xml:space="preserve">UNRELATED must also be distinguished from NEEDS_CONTEXT. In the former case, the available information is sufficient to conclude that no significant relationship has been established </w:t>
-      </w:r>
+        <w:t>UNRELATED must also be distinguished from NEEDS_CONTEXT. In the former case, the available information is sufficient to conclude that no significant relationship has been established within the specified task. In the latter case, a specific uncertainty prevents the selection of one of the possible semantic classes.</w:t>
+      </w:r>
+    </w:p>
+    <w:p>
+      <w:pPr>
+        <w:pStyle w:val="aff8"/>
+        <w:jc w:val="both"/>
+      </w:pPr>
       <w:r>
         <w:lastRenderedPageBreak/>
-        <w:t>within the specified task. In the latter case, a specific uncertainty prevents the selection of one of the possible semantic classes.</w:t>
-      </w:r>
-    </w:p>
-    <w:p>
-      <w:pPr>
-        <w:pStyle w:val="aff8"/>
-        <w:jc w:val="both"/>
-      </w:pPr>
-      <w:r>
         <w:t>For example, if two statements contain the word “key,” but one refers to a cryptographic key and the other to a physical key, classification depends on whether the meaning of the term has been established. If the meanings are defined and no domain-specific relationship exists, UNRELATED may be assigned. However, if the ambiguity of the term remains unresolved, NEEDS_CONTEXT may be more appropriate.</w:t>
       </w:r>
     </w:p>
@@ -5141,8 +6072,14 @@
       <w:pPr>
         <w:pStyle w:val="21"/>
         <w:jc w:val="both"/>
-      </w:pPr>
-      <w:r>
+        <w:rPr>
+          <w:color w:val="auto"/>
+        </w:rPr>
+      </w:pPr>
+      <w:r>
+        <w:rPr>
+          <w:color w:val="auto"/>
+        </w:rPr>
         <w:t>5.10. Priority Rules and Distinguishing Related Classes</w:t>
       </w:r>
     </w:p>
@@ -5231,8 +6168,14 @@
       <w:pPr>
         <w:pStyle w:val="21"/>
         <w:jc w:val="both"/>
-      </w:pPr>
-      <w:r>
+        <w:rPr>
+          <w:color w:val="auto"/>
+        </w:rPr>
+      </w:pPr>
+      <w:r>
+        <w:rPr>
+          <w:color w:val="auto"/>
+        </w:rPr>
         <w:lastRenderedPageBreak/>
         <w:t>5.11. Abstention from Classification (NEEDS_CONTEXT)</w:t>
       </w:r>
@@ -5331,8 +6274,14 @@
       <w:pPr>
         <w:pStyle w:val="21"/>
         <w:jc w:val="both"/>
-      </w:pPr>
-      <w:r>
+        <w:rPr>
+          <w:color w:val="auto"/>
+        </w:rPr>
+      </w:pPr>
+      <w:r>
+        <w:rPr>
+          <w:color w:val="auto"/>
+        </w:rPr>
         <w:t>5.12. Operational Procedure for Establishing Semantic Relationships</w:t>
       </w:r>
     </w:p>
@@ -5383,52 +6332,51 @@
       </w:pPr>
       <w:r>
         <w:rPr>
-          <w:noProof/>
-        </w:rPr>
-        <w:drawing>
-          <wp:inline distT="0" distB="0" distL="0" distR="0" wp14:anchorId="68AD3F8F" wp14:editId="596C48C2">
-            <wp:extent cx="2019300" cy="438150"/>
-            <wp:effectExtent l="0" t="0" r="0" b="0"/>
-            <wp:docPr id="11" name="Рисунок 11"/>
-            <wp:cNvGraphicFramePr>
-              <a:graphicFrameLocks xmlns:a="http://schemas.openxmlformats.org/drawingml/2006/main" noChangeAspect="1"/>
-            </wp:cNvGraphicFramePr>
-            <a:graphic xmlns:a="http://schemas.openxmlformats.org/drawingml/2006/main">
-              <a:graphicData uri="http://schemas.openxmlformats.org/drawingml/2006/picture">
-                <pic:pic xmlns:pic="http://schemas.openxmlformats.org/drawingml/2006/picture">
-                  <pic:nvPicPr>
-                    <pic:cNvPr id="0" name=""/>
-                    <pic:cNvPicPr/>
-                  </pic:nvPicPr>
-                  <pic:blipFill>
-                    <a:blip r:embed="rId20"/>
-                    <a:stretch>
-                      <a:fillRect/>
-                    </a:stretch>
-                  </pic:blipFill>
-                  <pic:spPr>
-                    <a:xfrm>
-                      <a:off x="0" y="0"/>
-                      <a:ext cx="2019300" cy="438150"/>
-                    </a:xfrm>
-                    <a:prstGeom prst="rect">
-                      <a:avLst/>
-                    </a:prstGeom>
-                  </pic:spPr>
-                </pic:pic>
-              </a:graphicData>
-            </a:graphic>
-          </wp:inline>
-        </w:drawing>
-      </w:r>
-    </w:p>
-    <w:p>
-      <w:pPr>
-        <w:pStyle w:val="aff8"/>
-        <w:jc w:val="both"/>
-      </w:pPr>
-      <w:r>
-        <w:t>where r is the primary semantic label or NEEDS_CONTEXT; d</w:t>
+          <w:position w:val="-14"/>
+        </w:rPr>
+        <w:object w:dxaOrig="2600" w:dyaOrig="420">
+          <v:shape id="_x0000_i1064" type="#_x0000_t75" style="width:129.75pt;height:21pt" o:ole="">
+            <v:imagedata r:id="rId85" o:title=""/>
+          </v:shape>
+          <o:OLEObject Type="Embed" ProgID="Equation.DSMT4" ShapeID="_x0000_i1064" DrawAspect="Content" ObjectID="_1853998075" r:id="rId86"/>
+        </w:object>
+      </w:r>
+    </w:p>
+    <w:p>
+      <w:pPr>
+        <w:pStyle w:val="aff8"/>
+        <w:jc w:val="both"/>
+      </w:pPr>
+      <w:r>
+        <w:t xml:space="preserve">where </w:t>
+      </w:r>
+      <w:r>
+        <w:rPr>
+          <w:position w:val="-4"/>
+        </w:rPr>
+        <w:object w:dxaOrig="200" w:dyaOrig="220">
+          <v:shape id="_x0000_i1062" type="#_x0000_t75" style="width:9.75pt;height:11.25pt" o:ole="">
+            <v:imagedata r:id="rId87" o:title=""/>
+          </v:shape>
+          <o:OLEObject Type="Embed" ProgID="Equation.DSMT4" ShapeID="_x0000_i1062" DrawAspect="Content" ObjectID="_1853998076" r:id="rId88"/>
+        </w:object>
+      </w:r>
+      <w:r>
+        <w:t xml:space="preserve"> is the primary semantic label or NEEDS_CONTEXT; </w:t>
+      </w:r>
+      <w:r>
+        <w:rPr>
+          <w:position w:val="-6"/>
+        </w:rPr>
+        <w:object w:dxaOrig="240" w:dyaOrig="300">
+          <v:shape id="_x0000_i1063" type="#_x0000_t75" style="width:12pt;height:15pt" o:ole="">
+            <v:imagedata r:id="rId89" o:title=""/>
+          </v:shape>
+          <o:OLEObject Type="Embed" ProgID="Equation.DSMT4" ShapeID="_x0000_i1063" DrawAspect="Content" ObjectID="_1853998077" r:id="rId90"/>
+        </w:object>
+      </w:r>
+      <w:r>
+        <w:t xml:space="preserve"> is the direction of the relationship, where applicable; and </w:t>
       </w:r>
       <w:r>
         <w:rPr>
@@ -5437,236 +6385,254 @@
         <w:t xml:space="preserve"> </w:t>
       </w:r>
       <w:r>
-        <w:t xml:space="preserve"> is the direction of the relationship, where applicable; and </w:t>
+        <w:t>c is a reasoned explanation of the classification.</w:t>
+      </w:r>
+    </w:p>
+    <w:p>
+      <w:pPr>
+        <w:pStyle w:val="aff8"/>
+        <w:jc w:val="both"/>
+      </w:pPr>
+      <w:r>
+        <w:t>To improve traceability, it is also advisable to record alternative labels, identified ambiguities, required clarifications, and the results of critical verification.</w:t>
+      </w:r>
+    </w:p>
+    <w:p>
+      <w:pPr>
+        <w:pStyle w:val="aff8"/>
+        <w:jc w:val="both"/>
+      </w:pPr>
+      <w:r>
+        <w:t>A fundamental requirement is the prohibition of implicitly supplementing statements with conditions that do not follow from the input data. For example, if the statements do not specify memory constraints, the classifier must not independently assume that the total memory capacity is fixed and fully utilized merely to establish a TRADE_OFF relationship.</w:t>
+      </w:r>
+    </w:p>
+    <w:p>
+      <w:pPr>
+        <w:pStyle w:val="aff8"/>
+        <w:jc w:val="both"/>
+      </w:pPr>
+      <w:r>
+        <w:t>Similarly, the absence of an explicitly specified time interval does not justify automatically assuming that two statements refer to the same point in time.</w:t>
+      </w:r>
+    </w:p>
+    <w:p>
+      <w:pPr>
+        <w:pStyle w:val="aff8"/>
+        <w:jc w:val="both"/>
+      </w:pPr>
+      <w:r>
+        <w:t>In this way, the operational taxonomy combines the rules of logical analysis with requirements for contextual specificity and the justification of classification decisions.</w:t>
+      </w:r>
+    </w:p>
+    <w:p>
+      <w:pPr>
+        <w:pStyle w:val="21"/>
+        <w:jc w:val="both"/>
+        <w:rPr>
+          <w:color w:val="auto"/>
+        </w:rPr>
+      </w:pPr>
+      <w:r>
+        <w:rPr>
+          <w:color w:val="auto"/>
+        </w:rPr>
+        <w:t>5.13. Significance of the Taxonomy for Generating and Verifying Semantic Milestones</w:t>
+      </w:r>
+    </w:p>
+    <w:p>
+      <w:pPr>
+        <w:pStyle w:val="aff8"/>
+        <w:jc w:val="both"/>
+      </w:pPr>
+      <w:r>
+        <w:t>The proposed taxonomy performs several interrelated functions within SMF-MAP.</w:t>
+      </w:r>
+    </w:p>
+    <w:p>
+      <w:pPr>
+        <w:pStyle w:val="aff8"/>
+        <w:jc w:val="both"/>
+      </w:pPr>
+      <w:r>
+        <w:t>First, it enables the identification of semantic duplication. If two milestones are equivalent, the system may retain one as the primary formulation and the other as an alternative formulation.</w:t>
+      </w:r>
+    </w:p>
+    <w:p>
+      <w:pPr>
+        <w:pStyle w:val="aff8"/>
+        <w:jc w:val="both"/>
+      </w:pPr>
+      <w:r>
+        <w:t>Second, the taxonomy enables the identification of contradictory statements and counterexamples. This is particularly important for preventing mutually incompatible generalizations from being included in the results without appropriate explanations.</w:t>
+      </w:r>
+    </w:p>
+    <w:p>
+      <w:pPr>
+        <w:pStyle w:val="aff8"/>
+        <w:jc w:val="both"/>
+      </w:pPr>
+      <w:r>
+        <w:t>Third, logical entailment relationships make it possible to construct directed chains of statements that represent transitions from stronger statements to weaker ones or from general conditions to their consequences.</w:t>
+      </w:r>
+    </w:p>
+    <w:p>
+      <w:pPr>
+        <w:pStyle w:val="aff8"/>
+        <w:jc w:val="both"/>
+      </w:pPr>
+      <w:r>
+        <w:t>Fourth, the CONTEXT_DEPENDENT, TRADE_OFF, and TENSION classes provide a means of representing complex situations in which differences between statements cannot be reduced to simple contradiction or logical entailment.</w:t>
+      </w:r>
+    </w:p>
+    <w:p>
+      <w:pPr>
+        <w:pStyle w:val="aff8"/>
+        <w:jc w:val="both"/>
+      </w:pPr>
+      <w:r>
+        <w:t>Fifth, COMPLEMENT makes it possible to combine mutually complementary milestones into more complete semantic configurations, while UNRELATED allows statements between which no significant relationship has been established to be separated.</w:t>
+      </w:r>
+    </w:p>
+    <w:p>
+      <w:pPr>
+        <w:pStyle w:val="aff8"/>
+        <w:jc w:val="both"/>
+      </w:pPr>
+      <w:r>
+        <w:t>Thus, the taxonomy is used not only as a tool for classifying existing statements but also as a component of the procedure for generating them. The results of relationship analysis may provide grounds for refining, combining, rejecting, or regenerating semantic milestones.</w:t>
+      </w:r>
+    </w:p>
+    <w:p>
+      <w:pPr>
+        <w:pStyle w:val="aff8"/>
+        <w:jc w:val="both"/>
+      </w:pPr>
+      <w:r>
+        <w:lastRenderedPageBreak/>
+        <w:t>At the same time, the operational specificity of the rules does not mean that their effectiveness has already been confirmed by an independent experiment. The single-session audit conducted within the study made it possible to identify ambiguous cases, clarify the direction of logical entailment, and detect several errors in the test examples. Evaluating classification accuracy under independent conditions requires separate model runs, expert-validated corpora, and controlled access to author-assigned labels.</w:t>
+      </w:r>
+    </w:p>
+    <w:p>
+      <w:pPr>
+        <w:pStyle w:val="aff8"/>
+        <w:jc w:val="both"/>
+      </w:pPr>
+      <w:r>
+        <w:t>Therefore, the nine-class operational taxonomy of SMF-MAP provides a formal basis for analyzing relationships between short, meaningful statements. Its use enables a transition from generating individual semantic milestones to constructing structured knowledge configurations that account for logical compatibility, context dependence, alternative explanations, and limits of applicability.</w:t>
+      </w:r>
+    </w:p>
+    <w:p>
+      <w:pPr>
+        <w:pStyle w:val="1"/>
+        <w:jc w:val="both"/>
+        <w:rPr>
+          <w:color w:val="auto"/>
+        </w:rPr>
+      </w:pPr>
+      <w:r>
+        <w:rPr>
+          <w:color w:val="auto"/>
+        </w:rPr>
+        <w:t>6. Materials and Research Protocol</w:t>
+      </w:r>
+    </w:p>
+    <w:p>
+      <w:pPr>
+        <w:pStyle w:val="21"/>
+        <w:jc w:val="both"/>
+        <w:rPr>
+          <w:color w:val="auto"/>
+        </w:rPr>
+      </w:pPr>
+      <w:r>
+        <w:rPr>
+          <w:color w:val="auto"/>
+        </w:rPr>
+        <w:t>6.1. Sequence of Corpus Development</w:t>
+      </w:r>
+    </w:p>
+    <w:p>
+      <w:pPr>
+        <w:pStyle w:val="aff8"/>
+        <w:jc w:val="both"/>
+      </w:pPr>
+      <w:r>
+        <w:t>The study proceeded in stages (Phases 1–18). The initial plan included 30 tasks of three types (TEXT, SITUATION, TOPIC), four conditions C0–C3, and three repetitions, amounting to 360 planned runs and up to 3,600 milestones. This plan was not implemented as actual independent model runs; the data presented below originate from a separate task involving the classification of pairs of statements.</w:t>
+      </w:r>
+    </w:p>
+    <w:p>
+      <w:pPr>
+        <w:pStyle w:val="aff8"/>
+        <w:jc w:val="both"/>
+      </w:pPr>
+      <w:r>
+        <w:t>First, a corpus of 90 pairs was constructed, with 10 pairs for each of the nine relationships. Following an editorial audit, version v1.</w:t>
       </w:r>
       <w:r>
         <w:rPr>
           <w:lang w:val="en-US"/>
         </w:rPr>
-        <w:t xml:space="preserve"> </w:t>
-      </w:r>
-      <w:r>
-        <w:t>c is a reasoned explanation of the classification.</w:t>
-      </w:r>
-    </w:p>
-    <w:p>
-      <w:pPr>
-        <w:pStyle w:val="aff8"/>
-        <w:jc w:val="both"/>
-      </w:pPr>
-      <w:r>
-        <w:t>To improve traceability, it is also advisable to record alternative labels, identified ambiguities, required clarifications, and the results of critical verification.</w:t>
-      </w:r>
-    </w:p>
-    <w:p>
-      <w:pPr>
-        <w:pStyle w:val="aff8"/>
-        <w:jc w:val="both"/>
-      </w:pPr>
-      <w:r>
-        <w:t>A fundamental requirement is the prohibition of implicitly supplementing statements with conditions that do not follow from the input data. For example, if the statements do not specify memory constraints, the classifier must not independently assume that the total memory capacity is fixed and fully utilized merely to establish a TRADE_OFF relationship.</w:t>
-      </w:r>
-    </w:p>
-    <w:p>
-      <w:pPr>
-        <w:pStyle w:val="aff8"/>
-        <w:jc w:val="both"/>
-      </w:pPr>
-      <w:r>
-        <w:t>Similarly, the absence of an explicitly specified time interval does not justify automatically assuming that two statements refer to the same point in time.</w:t>
-      </w:r>
-    </w:p>
-    <w:p>
-      <w:pPr>
-        <w:pStyle w:val="aff8"/>
-        <w:jc w:val="both"/>
-      </w:pPr>
-      <w:r>
-        <w:t>In this way, the operational taxonomy combines the rules of logical analysis with requirements for contextual specificity and the justification of classification decisions.</w:t>
+        <w:t>1</w:t>
+      </w:r>
+      <w:r>
+        <w:t xml:space="preserve"> of the rules was established, and a control set of 45 new author-constructed pairs was prepared (five per class). Subsequently, two modifications were created for each control pair: PRESERVE, intended to preserve the semantic relationship, and CHANGE, intended to alter it. This yielded 90 modifications in total. Following the initial evaluation, seven transitions were reviewed, the rules were refined to version v1.</w:t>
+      </w:r>
+      <w:r>
+        <w:rPr>
+          <w:lang w:val="en-US"/>
+        </w:rPr>
+        <w:t>1</w:t>
+      </w:r>
+      <w:r>
+        <w:t>, and simple linguistic frames were replaced with more structurally varied paraphrases.</w:t>
       </w:r>
     </w:p>
     <w:p>
       <w:pPr>
         <w:pStyle w:val="21"/>
         <w:jc w:val="both"/>
-      </w:pPr>
-      <w:r>
-        <w:t>5.13. Significance of the Taxonomy for Generating and Verifying Semantic Milestones</w:t>
-      </w:r>
-    </w:p>
-    <w:p>
-      <w:pPr>
-        <w:pStyle w:val="aff8"/>
-        <w:jc w:val="both"/>
-      </w:pPr>
-      <w:r>
-        <w:t>The proposed taxonomy performs several interrelated functions within SMF-MAP.</w:t>
-      </w:r>
-    </w:p>
-    <w:p>
-      <w:pPr>
-        <w:pStyle w:val="aff8"/>
-        <w:jc w:val="both"/>
-      </w:pPr>
-      <w:r>
-        <w:t>First, it enables the identification of semantic duplication. If two milestones are equivalent, the system may retain one as the primary formulation and the other as an alternative formulation.</w:t>
-      </w:r>
-    </w:p>
-    <w:p>
-      <w:pPr>
-        <w:pStyle w:val="aff8"/>
-        <w:jc w:val="both"/>
-      </w:pPr>
-      <w:r>
-        <w:t>Second, the taxonomy enables the identification of contradictory statements and counterexamples. This is particularly important for preventing mutually incompatible generalizations from being included in the results without appropriate explanations.</w:t>
-      </w:r>
-    </w:p>
-    <w:p>
-      <w:pPr>
-        <w:pStyle w:val="aff8"/>
-        <w:jc w:val="both"/>
-      </w:pPr>
-      <w:r>
-        <w:t>Third, logical entailment relationships make it possible to construct directed chains of statements that represent transitions from stronger statements to weaker ones or from general conditions to their consequences.</w:t>
-      </w:r>
-    </w:p>
-    <w:p>
-      <w:pPr>
-        <w:pStyle w:val="aff8"/>
-        <w:jc w:val="both"/>
-      </w:pPr>
-      <w:r>
-        <w:t>Fourth, the CONTEXT_DEPENDENT, TRADE_OFF, and TENSION classes provide a means of representing complex situations in which differences between statements cannot be reduced to simple contradiction or logical entailment.</w:t>
-      </w:r>
-    </w:p>
-    <w:p>
-      <w:pPr>
-        <w:pStyle w:val="aff8"/>
-        <w:jc w:val="both"/>
-      </w:pPr>
-      <w:r>
-        <w:t>Fifth, COMPLEMENT makes it possible to combine mutually complementary milestones into more complete semantic configurations, while UNRELATED allows statements between which no significant relationship has been established to be separated.</w:t>
-      </w:r>
-    </w:p>
-    <w:p>
-      <w:pPr>
-        <w:pStyle w:val="aff8"/>
-        <w:jc w:val="both"/>
-      </w:pPr>
-      <w:r>
+        <w:rPr>
+          <w:color w:val="auto"/>
+        </w:rPr>
+      </w:pPr>
+      <w:r>
+        <w:rPr>
+          <w:color w:val="auto"/>
+        </w:rPr>
+        <w:t>6.2. Data Status and Reproducibility</w:t>
+      </w:r>
+    </w:p>
+    <w:p>
+      <w:pPr>
+        <w:pStyle w:val="aff8"/>
+        <w:jc w:val="both"/>
+      </w:pPr>
+      <w:r>
+        <w:t>All 90 primary pairs, 45 control pairs, and 90 modified pairs were created within the research process with the involvement of the same language model. They do not constitute a random sample of naturally occurring texts. The control set was not independent of the authoring model: despite the absence of exact duplicates, information about the classes and reference labels remained accessible in the context. Therefore, the term “control” describes the role of the corpus in the sequence of editorial checks rather than a fully blinded holdout set.</w:t>
+      </w:r>
+    </w:p>
+    <w:p>
+      <w:pPr>
+        <w:pStyle w:val="aff8"/>
+        <w:jc w:val="both"/>
+      </w:pPr>
+      <w:r>
+        <w:t>For some preliminary stages, deterministic simulations of agent roles and a plan for blinded tasks were developed, but simulated responses do not constitute independent judgments by experts or models. The Fleiss κ statistic derived from such a simulation was not included in the empirical results. All evaluations presented below were obtained without independent experts, without API-based orchestration of agent roles, and without experimental isolation of author-assigned labels.</w:t>
+      </w:r>
+    </w:p>
+    <w:p>
+      <w:pPr>
+        <w:pStyle w:val="21"/>
+        <w:jc w:val="both"/>
+        <w:rPr>
+          <w:color w:val="auto"/>
+        </w:rPr>
+      </w:pPr>
+      <w:r>
+        <w:rPr>
+          <w:color w:val="auto"/>
+        </w:rPr>
         <w:lastRenderedPageBreak/>
-        <w:t>Thus, the taxonomy is used not only as a tool for classifying existing statements but also as a component of the procedure for generating them. The results of relationship analysis may provide grounds for refining, combining, rejecting, or regenerating semantic milestones.</w:t>
-      </w:r>
-    </w:p>
-    <w:p>
-      <w:pPr>
-        <w:pStyle w:val="aff8"/>
-        <w:jc w:val="both"/>
-      </w:pPr>
-      <w:r>
-        <w:t>At the same time, the operational specificity of the rules does not mean that their effectiveness has already been confirmed by an independent experiment. The single-session audit conducted within the study made it possible to identify ambiguous cases, clarify the direction of logical entailment, and detect several errors in the test examples. Evaluating classification accuracy under independent conditions requires separate model runs, expert-validated corpora, and controlled access to author-assigned labels.</w:t>
-      </w:r>
-    </w:p>
-    <w:p>
-      <w:pPr>
-        <w:pStyle w:val="aff8"/>
-        <w:jc w:val="both"/>
-      </w:pPr>
-      <w:r>
-        <w:t>Therefore, the nine-class operational taxonomy of SMF-MAP provides a formal basis for analyzing relationships between short, meaningful statements. Its use enables a transition from generating individual semantic milestones to constructing structured knowledge configurations that account for logical compatibility, context dependence, alternative explanations, and limits of applicability.</w:t>
-      </w:r>
-    </w:p>
-    <w:p>
-      <w:pPr>
-        <w:pStyle w:val="1"/>
-        <w:jc w:val="both"/>
-      </w:pPr>
-      <w:r>
-        <w:t>6. Materials and Research Protocol</w:t>
-      </w:r>
-    </w:p>
-    <w:p>
-      <w:pPr>
-        <w:pStyle w:val="21"/>
-        <w:jc w:val="both"/>
-      </w:pPr>
-      <w:r>
-        <w:t>6.1. Sequence of Corpus Development</w:t>
-      </w:r>
-    </w:p>
-    <w:p>
-      <w:pPr>
-        <w:pStyle w:val="aff8"/>
-        <w:jc w:val="both"/>
-      </w:pPr>
-      <w:r>
-        <w:t>The study proceeded in stages (Phases 1–18). The initial plan included 30 tasks of three types (TEXT, SITUATION, TOPIC), four conditions C0–C3, and three repetitions, amounting to 360 planned runs and up to 3,600 milestones. This plan was not implemented as actual independent model runs; the data presented below originate from a separate task involving the classification of pairs of statements.</w:t>
-      </w:r>
-    </w:p>
-    <w:p>
-      <w:pPr>
-        <w:pStyle w:val="aff8"/>
-        <w:jc w:val="both"/>
-      </w:pPr>
-      <w:r>
-        <w:t>First, a corpus of 90 pairs was constructed, with 10 pairs for each of the nine relationships. Following an editorial audit, version v1.</w:t>
-      </w:r>
-      <w:r>
-        <w:rPr>
-          <w:lang w:val="en-US"/>
-        </w:rPr>
-        <w:t>1</w:t>
-      </w:r>
-      <w:r>
-        <w:t xml:space="preserve"> of the rules was established, and a control set of 45 new author-constructed pairs was prepared (five per class). Subsequently, two modifications were created for each control pair: PRESERVE, intended to preserve the semantic relationship, and CHANGE, intended to alter it. This yielded 90 modifications in total. Following the initial evaluation, seven transitions were reviewed, the rules were refined to version v1.</w:t>
-      </w:r>
-      <w:r>
-        <w:rPr>
-          <w:lang w:val="en-US"/>
-        </w:rPr>
-        <w:t>1</w:t>
-      </w:r>
-      <w:r>
-        <w:t>, and simple linguistic frames were replaced with more structurally varied paraphrases.</w:t>
-      </w:r>
-    </w:p>
-    <w:p>
-      <w:pPr>
-        <w:pStyle w:val="21"/>
-        <w:jc w:val="both"/>
-      </w:pPr>
-      <w:r>
-        <w:t>6.2. Data Status and Reproducibility</w:t>
-      </w:r>
-    </w:p>
-    <w:p>
-      <w:pPr>
-        <w:pStyle w:val="aff8"/>
-        <w:jc w:val="both"/>
-      </w:pPr>
-      <w:r>
-        <w:t>All 90 primary pairs, 45 control pairs, and 90 modified pairs were created within the research process with the involvement of the same language model. They do not constitute a random sample of naturally occurring texts. The control set was not independent of the authoring model: despite the absence of exact duplicates, information about the classes and reference labels remained accessible in the context. Therefore, the term “control” describes the role of the corpus in the sequence of editorial checks rather than a fully blinded holdout set.</w:t>
-      </w:r>
-    </w:p>
-    <w:p>
-      <w:pPr>
-        <w:pStyle w:val="aff8"/>
-        <w:jc w:val="both"/>
-      </w:pPr>
-      <w:r>
-        <w:t xml:space="preserve">For some preliminary stages, deterministic simulations of agent roles and a plan for blinded tasks were developed, but simulated responses do not constitute independent judgments by experts or </w:t>
-      </w:r>
-      <w:r>
-        <w:lastRenderedPageBreak/>
-        <w:t>models. The Fleiss κ statistic derived from such a simulation was not included in the empirical results. All evaluations presented below were obtained without independent experts, without API-based orchestration of agent roles, and without experimental isolation of author-assigned labels.</w:t>
-      </w:r>
-    </w:p>
-    <w:p>
-      <w:pPr>
-        <w:pStyle w:val="21"/>
-        <w:jc w:val="both"/>
-      </w:pPr>
-      <w:r>
         <w:t>6.3. Software Implementation and Open Repository</w:t>
       </w:r>
     </w:p>
@@ -5678,10 +6644,11 @@
       <w:r>
         <w:t xml:space="preserve">The author has made the full version of SMF-MAP, including framework materials and prompts for organizing agent roles, available in an open GitHub repository: </w:t>
       </w:r>
-      <w:hyperlink r:id="rId21" w:history="1">
+      <w:hyperlink r:id="rId91" w:history="1">
         <w:r>
           <w:rPr>
             <w:rStyle w:val="affb"/>
+            <w:color w:val="auto"/>
           </w:rPr>
           <w:t>https://github.com/DmytroLande/SemanticMileStone/</w:t>
         </w:r>
@@ -5702,60 +6669,141 @@
     <w:p>
       <w:pPr>
         <w:pStyle w:val="21"/>
-      </w:pPr>
-      <w:r>
+        <w:rPr>
+          <w:color w:val="auto"/>
+        </w:rPr>
+      </w:pPr>
+      <w:r>
+        <w:rPr>
+          <w:color w:val="auto"/>
+        </w:rPr>
         <w:t>6.4. Metrics</w:t>
       </w:r>
     </w:p>
     <w:p>
       <w:pPr>
         <w:pStyle w:val="aff8"/>
+        <w:rPr>
+          <w:lang w:val="en-US"/>
+        </w:rPr>
       </w:pPr>
       <w:r>
         <w:t>For PRESERVE, SPR is defined as</w:t>
       </w:r>
     </w:p>
     <w:p>
-      <w:r>
-        <w:rPr>
-          <w:noProof/>
-          <w:lang w:val="ru-RU" w:eastAsia="ru-RU"/>
-        </w:rPr>
-        <w:drawing>
-          <wp:inline distT="0" distB="0" distL="0" distR="0" wp14:anchorId="787E6363" wp14:editId="59F3E2A6">
-            <wp:extent cx="4210050" cy="3340830"/>
-            <wp:effectExtent l="0" t="0" r="0" b="0"/>
-            <wp:docPr id="1" name="Рисунок 1"/>
-            <wp:cNvGraphicFramePr>
-              <a:graphicFrameLocks xmlns:a="http://schemas.openxmlformats.org/drawingml/2006/main" noChangeAspect="1"/>
-            </wp:cNvGraphicFramePr>
-            <a:graphic xmlns:a="http://schemas.openxmlformats.org/drawingml/2006/main">
-              <a:graphicData uri="http://schemas.openxmlformats.org/drawingml/2006/picture">
-                <pic:pic xmlns:pic="http://schemas.openxmlformats.org/drawingml/2006/picture">
-                  <pic:nvPicPr>
-                    <pic:cNvPr id="0" name=""/>
-                    <pic:cNvPicPr/>
-                  </pic:nvPicPr>
-                  <pic:blipFill>
-                    <a:blip r:embed="rId22"/>
-                    <a:stretch>
-                      <a:fillRect/>
-                    </a:stretch>
-                  </pic:blipFill>
-                  <pic:spPr>
-                    <a:xfrm>
-                      <a:off x="0" y="0"/>
-                      <a:ext cx="4210050" cy="3340830"/>
-                    </a:xfrm>
-                    <a:prstGeom prst="rect">
-                      <a:avLst/>
-                    </a:prstGeom>
-                  </pic:spPr>
-                </pic:pic>
-              </a:graphicData>
-            </a:graphic>
-          </wp:inline>
-        </w:drawing>
+      <w:pPr>
+        <w:pStyle w:val="aff8"/>
+        <w:jc w:val="center"/>
+        <w:rPr>
+          <w:lang w:val="en-US"/>
+        </w:rPr>
+      </w:pPr>
+      <w:r>
+        <w:rPr>
+          <w:position w:val="-34"/>
+          <w:lang w:val="en-US"/>
+        </w:rPr>
+        <w:object w:dxaOrig="3200" w:dyaOrig="780">
+          <v:shape id="_x0000_i1068" type="#_x0000_t75" style="width:159.75pt;height:39pt" o:ole="">
+            <v:imagedata r:id="rId92" o:title=""/>
+          </v:shape>
+          <o:OLEObject Type="Embed" ProgID="Equation.DSMT4" ShapeID="_x0000_i1068" DrawAspect="Content" ObjectID="_1853998078" r:id="rId93"/>
+        </w:object>
+      </w:r>
+    </w:p>
+    <w:p>
+      <w:pPr>
+        <w:pStyle w:val="aff8"/>
+        <w:rPr>
+          <w:lang w:val="en-US"/>
+        </w:rPr>
+      </w:pPr>
+      <w:r>
+        <w:rPr>
+          <w:lang w:val="en-US"/>
+        </w:rPr>
+        <w:t>For CHANGE, SCDR is defined as</w:t>
+      </w:r>
+    </w:p>
+    <w:p>
+      <w:pPr>
+        <w:pStyle w:val="aff8"/>
+        <w:jc w:val="center"/>
+        <w:rPr>
+          <w:lang w:val="en-US"/>
+        </w:rPr>
+      </w:pPr>
+      <w:r>
+        <w:rPr>
+          <w:position w:val="-34"/>
+        </w:rPr>
+        <w:object w:dxaOrig="3600" w:dyaOrig="820">
+          <v:shape id="_x0000_i1067" type="#_x0000_t75" style="width:180pt;height:41.25pt" o:ole="">
+            <v:imagedata r:id="rId94" o:title=""/>
+          </v:shape>
+          <o:OLEObject Type="Embed" ProgID="Equation.DSMT4" ShapeID="_x0000_i1067" DrawAspect="Content" ObjectID="_1853998079" r:id="rId95"/>
+        </w:object>
+      </w:r>
+    </w:p>
+    <w:p>
+      <w:pPr>
+        <w:pStyle w:val="aff8"/>
+        <w:rPr>
+          <w:lang w:val="en-US"/>
+        </w:rPr>
+      </w:pPr>
+      <w:r>
+        <w:rPr>
+          <w:lang w:val="en-US"/>
+        </w:rPr>
+        <w:t>F</w:t>
+      </w:r>
+      <w:r>
+        <w:rPr>
+          <w:lang w:val="en-US"/>
+        </w:rPr>
+        <w:t>SR and FIR are calculated separately:</w:t>
+      </w:r>
+    </w:p>
+    <w:p>
+      <w:pPr>
+        <w:pStyle w:val="aff8"/>
+        <w:jc w:val="center"/>
+        <w:rPr>
+          <w:lang w:val="en-US"/>
+        </w:rPr>
+      </w:pPr>
+      <w:r>
+        <w:rPr>
+          <w:position w:val="-34"/>
+        </w:rPr>
+        <w:object w:dxaOrig="3220" w:dyaOrig="780">
+          <v:shape id="_x0000_i1066" type="#_x0000_t75" style="width:161.25pt;height:39pt" o:ole="">
+            <v:imagedata r:id="rId96" o:title=""/>
+          </v:shape>
+          <o:OLEObject Type="Embed" ProgID="Equation.DSMT4" ShapeID="_x0000_i1066" DrawAspect="Content" ObjectID="_1853998080" r:id="rId97"/>
+        </w:object>
+      </w:r>
+    </w:p>
+    <w:p>
+      <w:pPr>
+        <w:pStyle w:val="aff8"/>
+        <w:jc w:val="center"/>
+        <w:rPr>
+          <w:lang w:val="en-US"/>
+        </w:rPr>
+      </w:pPr>
+      <w:r>
+        <w:rPr>
+          <w:position w:val="-34"/>
+        </w:rPr>
+        <w:object w:dxaOrig="3320" w:dyaOrig="820">
+          <v:shape id="_x0000_i1065" type="#_x0000_t75" style="width:165.75pt;height:41.25pt" o:ole="">
+            <v:imagedata r:id="rId98" o:title=""/>
+          </v:shape>
+          <o:OLEObject Type="Embed" ProgID="Equation.DSMT4" ShapeID="_x0000_i1065" DrawAspect="Content" ObjectID="_1853998081" r:id="rId99"/>
+        </w:object>
       </w:r>
     </w:p>
     <w:p>
@@ -5770,110 +6818,553 @@
     <w:p>
       <w:pPr>
         <w:pStyle w:val="1"/>
-      </w:pPr>
-      <w:r>
+        <w:rPr>
+          <w:color w:val="auto"/>
+        </w:rPr>
+      </w:pPr>
+      <w:r>
+        <w:rPr>
+          <w:color w:val="auto"/>
+        </w:rPr>
         <w:lastRenderedPageBreak/>
         <w:t>7. Results</w:t>
       </w:r>
     </w:p>
     <w:p>
       <w:pPr>
+        <w:pStyle w:val="aff8"/>
+      </w:pPr>
+      <w:r>
+        <w:t>The results presented in this section concern the development and internal verification of the operational taxonomy of semantic relationships used in SMF-MAP. The evaluation was organized as a sequence of corpus construction, preliminary classification, editorial revision, and controlled modification of statement pairs.</w:t>
+      </w:r>
+    </w:p>
+    <w:p>
+      <w:pPr>
+        <w:pStyle w:val="aff8"/>
+      </w:pPr>
+      <w:r>
+        <w:t>The analysis focused on whether the classification procedure could distinguish different semantic relationships, preserve classifications under meaning-preserving paraphrasing, and recognize changes introduced by modifications to logically significant elements of statements.</w:t>
+      </w:r>
+    </w:p>
+    <w:p>
+      <w:pPr>
+        <w:pStyle w:val="aff8"/>
+      </w:pPr>
+      <w:r>
+        <w:t>The evaluation involved three groups of materials: a primary corpus of 90 statement pairs, an additional corpus of 45 pairs, and 90 controlled modifications of the additional corpus. The latter comprised 45 meaning-preserving transformations and 45 transformations intended to change the semantic relationship.</w:t>
+      </w:r>
+    </w:p>
+    <w:p>
+      <w:pPr>
+        <w:pStyle w:val="aff8"/>
+      </w:pPr>
+      <w:r>
+        <w:t>The numerical results should be interpreted as outcomes of a sequential, single-session model-based audit. The same language model participated in corpus construction, reference-label assignment, and subsequent analysis, while information about expected classifications remained available in the shared context. Consequently, the reported agreement rates do not constitute independently measured classification accuracy or experimental confirmation of the effectiveness of the complete multi-agent architecture.</w:t>
+      </w:r>
+    </w:p>
+    <w:p>
+      <w:pPr>
+        <w:pStyle w:val="aff8"/>
+      </w:pPr>
+      <w:r>
+        <w:t>For traceability, test cases were assigned identifiers. The prefix R denotes a statement pair from the primary corpus, while H denotes a pair from the additional corpus. The numerical component identifies the individual pair. For modified examples, the suffix P indicates a transformation intended to preserve the semantic relationship (PRESERVE), whereas C indicates a transformation intended to change it (CHANGE). Thus, H023-P refers to a meaning-preserving modification of pair 23 in the additional corpus. These identifiers serve to connect the analysis with the underlying test materials and are not themselves semantic categories.</w:t>
+      </w:r>
+    </w:p>
+    <w:p>
+      <w:pPr>
+        <w:pStyle w:val="aff8"/>
+      </w:pPr>
+      <w:r>
+        <w:t>The evaluation results are presented below, together with an analysis of the main sources of classification ambiguity and the methodological implications of the observed disagreements.</w:t>
+      </w:r>
+    </w:p>
+    <w:p>
+      <w:pPr>
         <w:pStyle w:val="21"/>
-      </w:pPr>
-      <w:r>
+        <w:rPr>
+          <w:color w:val="auto"/>
+        </w:rPr>
+      </w:pPr>
+      <w:r>
+        <w:rPr>
+          <w:color w:val="auto"/>
+        </w:rPr>
         <w:t>7.1. Primary Corpus: 90 Pairs</w:t>
       </w:r>
     </w:p>
     <w:p>
       <w:pPr>
         <w:pStyle w:val="aff8"/>
-        <w:jc w:val="both"/>
-      </w:pPr>
-      <w:r>
-        <w:t>In the first complete single-session pass, 87 agreements with 90 author-assigned labels were obtained (96.7%). The disagreements concerned R049 (TENSION / TRADE_OFF), R03 (CONTRADICTION / COUNTEREXAMPLE), and R050 (TENSION / COMPLEMENT). These disagreements prompted a revision of the reference examples themselves rather than a conclusion about measured classifier accuracy.</w:t>
-      </w:r>
-    </w:p>
-    <w:p>
-      <w:pPr>
-        <w:pStyle w:val="aff8"/>
-        <w:jc w:val="both"/>
-      </w:pPr>
-      <w:r>
-        <w:t>The editorial audit categorized the 90 pairs as follows: 38 were retained unchanged; a secondary relationship was permitted for 41; 10 were designated for rewriting; and the reference label was corrected in one case. Following 12 editorial modifications, a balanced corpus of 90 pairs was prepared, with 10 primary labels for each class. These modifications represent refinements to corpus construction rather than independent validation.</w:t>
+      </w:pPr>
+      <w:r>
+        <w:t>The first stage involved the construction of a primary corpus containing 90 pairs of statements. The corpus was designed to cover the nine semantic relationship classes defined in Section 5: CONTRADICTION, COUNTEREXAMPLE, EQUIVALENCE, ENTAILMENT, CONTEXT_DEPENDENT, TRADE_OFF, TENSION, COMPLEMENT, and UNRELATED.</w:t>
+      </w:r>
+    </w:p>
+    <w:p>
+      <w:pPr>
+        <w:pStyle w:val="aff8"/>
+      </w:pPr>
+      <w:r>
+        <w:t>Each class was represented by ten pairs. This balanced structure was intended to facilitate the examination of classification rules and to prevent the analysis from concentrating disproportionately on the most obvious logical relationships.</w:t>
+      </w:r>
+    </w:p>
+    <w:p>
+      <w:pPr>
+        <w:pStyle w:val="aff8"/>
+      </w:pPr>
+      <w:r>
+        <w:lastRenderedPageBreak/>
+        <w:t>In the initial single-session classification, 87 of the 90 assigned primary labels agreed with the preliminary reference labels, corresponding to 96.7% agreement. Three disagreements were recorded.</w:t>
+      </w:r>
+    </w:p>
+    <w:p>
+      <w:pPr>
+        <w:pStyle w:val="aff8"/>
+      </w:pPr>
+      <w:r>
+        <w:t>The first disagreement concerned the distinction between TENSION and TRADE_OFF (R049). These relationships may appear similar because both involve competing objectives or opposing tendencies. However, TRADE_OFF requires an identifiable limitation or shared resource that makes the simultaneous satisfaction of competing objectives impossible or constrained. TENSION is a broader relationship in which tendencies or objectives oppose one another without a demonstrated necessary resource trade-off.</w:t>
+      </w:r>
+    </w:p>
+    <w:p>
+      <w:pPr>
+        <w:pStyle w:val="aff8"/>
+      </w:pPr>
+      <w:r>
+        <w:t>The second disagreement concerned CONTRADICTION and COUNTEREXAMPLE (R003, recorded as R03 in the initial protocol). A specific observation that refutes a universal statement may also establish a logical contradiction. Nevertheless, the operational taxonomy treats COUNTEREXAMPLE as the primary relationship when the structure of the pair explicitly involves a general proposition and a particular instance that invalidates it. This distinction illustrates why a single pair may support both a primary and a secondary semantic relationship.</w:t>
+      </w:r>
+    </w:p>
+    <w:p>
+      <w:pPr>
+        <w:pStyle w:val="aff8"/>
+      </w:pPr>
+      <w:r>
+        <w:t>The third disagreement concerned TENSION and COMPLEMENT (R050). Two statements may describe different consequences of the same process without being logically incompatible. For example, one statement may describe an improvement in performance, while another describes increased complexity or reduced transparency. Whether such statements should be classified as complementary or as expressing tension depends on the relationship between the corresponding effects and the context in which they are evaluated.</w:t>
+      </w:r>
+    </w:p>
+    <w:p>
+      <w:pPr>
+        <w:pStyle w:val="aff8"/>
+      </w:pPr>
+      <w:r>
+        <w:t>These disagreements were not automatically interpreted as classification errors. Instead, they prompted an editorial examination of the reference examples and the criteria used to distinguish neighboring semantic classes.</w:t>
+      </w:r>
+    </w:p>
+    <w:p>
+      <w:pPr>
+        <w:pStyle w:val="aff8"/>
+      </w:pPr>
+      <w:r>
+        <w:t>The editorial audit produced four categories of decisions. Thirty-eight pairs were retained without modification. For 41 pairs, a secondary semantic relationship was permitted because the primary label did not exhaust all meaningful aspects of the relationship. Ten pairs were designated for rewriting to eliminate ambiguity or insufficiently specified conditions. In one case, the reference label itself was corrected.</w:t>
+      </w:r>
+    </w:p>
+    <w:p>
+      <w:pPr>
+        <w:pStyle w:val="aff8"/>
+      </w:pPr>
+      <w:r>
+        <w:t>Following 12 editorial modifications, a balanced corpus of 90 pairs was prepared, with ten primary labels for each semantic class.</w:t>
+      </w:r>
+    </w:p>
+    <w:p>
+      <w:pPr>
+        <w:pStyle w:val="aff8"/>
+      </w:pPr>
+      <w:r>
+        <w:t>The principal outcome of this stage was therefore not the numerical agreement rate alone. More importantly, the analysis revealed that semantic relationships cannot always be treated as mutually exclusive categories without specifying the rules for selecting the primary relationship.</w:t>
+      </w:r>
+    </w:p>
+    <w:p>
+      <w:pPr>
+        <w:pStyle w:val="aff8"/>
+      </w:pPr>
+      <w:r>
+        <w:t>In particular, the audit demonstrated the need to distinguish a direct contradiction from a counterexample, a resource-dependent trade-off from a general tension, and complementarity from opposing tendencies. These distinctions were incorporated into the refinement of the operational taxonomy.</w:t>
+      </w:r>
+    </w:p>
+    <w:p>
+      <w:pPr>
+        <w:pStyle w:val="aff8"/>
+      </w:pPr>
+      <w:r>
+        <w:lastRenderedPageBreak/>
+        <w:t>The 96.7% agreement observed in the initial pass should not be interpreted as an independent estimate of classifier accuracy. The corpus was constructed specifically for the study, and the classification procedure had access to the reference-label context. The result instead characterizes the consistency of the preliminary examples and rules within the internal audit.</w:t>
       </w:r>
     </w:p>
     <w:p>
       <w:pPr>
         <w:pStyle w:val="21"/>
-      </w:pPr>
-      <w:r>
+        <w:rPr>
+          <w:color w:val="auto"/>
+        </w:rPr>
+      </w:pPr>
+      <w:r>
+        <w:rPr>
+          <w:color w:val="auto"/>
+        </w:rPr>
         <w:t>7.2. Additional Corpus: 45 Pairs</w:t>
       </w:r>
     </w:p>
     <w:p>
       <w:pPr>
         <w:pStyle w:val="aff8"/>
-        <w:jc w:val="both"/>
-      </w:pPr>
-      <w:r>
-        <w:t>In the single-session control analysis of 45 new pairs, the primary labels agreed with the author-assigned labels in all 45 cases. Secondary relationships were identified for 11 pairs, and substantive comments were recorded for 11 pairs. In particular, a factual error was identified in H007: the phrase “Ключ знайдено” (“Key found”) consists of two words, although the statement specified three. Such an error does not necessarily change the COUNTEREXAMPLE class, but it demonstrates the need to verify factual details independently of the semantic label.</w:t>
+      </w:pPr>
+      <w:r>
+        <w:t>To examine the refined classification rules on additional material, a second corpus of 45 statement pairs was constructed. It contained five examples for each of the nine semantic relationship classes.</w:t>
+      </w:r>
+    </w:p>
+    <w:p>
+      <w:pPr>
+        <w:pStyle w:val="aff8"/>
+      </w:pPr>
+      <w:r>
+        <w:t>The purpose of this corpus was to extend the range of examples and examine whether the operational distinctions established during the primary audit could also be applied to newly constructed statement pairs.</w:t>
+      </w:r>
+    </w:p>
+    <w:p>
+      <w:pPr>
+        <w:pStyle w:val="aff8"/>
+      </w:pPr>
+      <w:r>
+        <w:t>The additional corpus did not constitute an independently sampled or blinded test set. Although its examples were different from those in the primary corpus, they were created within the same research process, and information about the classification rules and expected labels remained available to the model.</w:t>
+      </w:r>
+    </w:p>
+    <w:p>
+      <w:pPr>
+        <w:pStyle w:val="aff8"/>
+      </w:pPr>
+      <w:r>
+        <w:t>In the single-session analysis, the primary classifications agreed with all 45 author-assigned reference labels. This corresponds to complete agreement within the specified evaluation procedure.</w:t>
+      </w:r>
+    </w:p>
+    <w:p>
+      <w:pPr>
+        <w:pStyle w:val="aff8"/>
+      </w:pPr>
+      <w:r>
+        <w:t>However, the subsequent examination showed that agreement with the primary label did not necessarily mean that the corresponding example was unambiguous or factually correct.</w:t>
+      </w:r>
+    </w:p>
+    <w:p>
+      <w:pPr>
+        <w:pStyle w:val="aff8"/>
+      </w:pPr>
+      <w:r>
+        <w:t>Secondary semantic relationships were identified for 11 pairs. This indicates that some examples contained additional meaningful relationships beyond their assigned primary categories. Such cases are particularly important for the proposed taxonomy because they demonstrate that semantic classification may require both a primary decision and an accompanying explanation of alternative interpretations.</w:t>
+      </w:r>
+    </w:p>
+    <w:p>
+      <w:pPr>
+        <w:pStyle w:val="aff8"/>
+      </w:pPr>
+      <w:r>
+        <w:t>Substantive comments were also recorded for 11 pairs. These comments concerned the formulation of statements, implicit assumptions, factual details, and the conditions required to justify particular relationships.</w:t>
+      </w:r>
+    </w:p>
+    <w:p>
+      <w:pPr>
+        <w:pStyle w:val="aff8"/>
+      </w:pPr>
+      <w:r>
+        <w:t>One illustrative case was H007. The example contained a statement referring to the expression "Key found" as consisting of three words. In fact, the expression contains two words. The inconsistency did not necessarily invalidate the assigned COUNTEREXAMPLE relationship, but it revealed an error in the factual content of the test material.</w:t>
+      </w:r>
+    </w:p>
+    <w:p>
+      <w:pPr>
+        <w:pStyle w:val="aff8"/>
+      </w:pPr>
+      <w:r>
+        <w:t>This distinction is methodologically important. A model may correctly identify the logical relationship between two statements while failing to detect an error in the statements themselves. Conversely, a factual error may exist without changing the formal relationship assigned to a pair.</w:t>
+      </w:r>
+    </w:p>
+    <w:p>
+      <w:pPr>
+        <w:pStyle w:val="aff8"/>
+      </w:pPr>
+      <w:r>
+        <w:lastRenderedPageBreak/>
+        <w:t>The analysis therefore confirmed the need to separate at least two verification tasks: determining the semantic relationship between statements and examining the correctness of the information contained in those statements.</w:t>
+      </w:r>
+    </w:p>
+    <w:p>
+      <w:pPr>
+        <w:pStyle w:val="aff8"/>
+      </w:pPr>
+      <w:r>
+        <w:t>The additional corpus also provided the basis for the subsequent modification experiments. Each of its 45 pairs was used to construct two modified versions, allowing the study to examine both the preservation and alteration of semantic relationships.</w:t>
+      </w:r>
+    </w:p>
+    <w:p>
+      <w:pPr>
+        <w:pStyle w:val="aff8"/>
+      </w:pPr>
+      <w:r>
+        <w:t>Thus, the complete agreement observed for the additional corpus should be regarded as an intermediate result of the internal audit rather than evidence of perfect classification accuracy. The substantive comments and secondary relationships were at least as informative as the agreement rate because they revealed limitations that would remain invisible in a simple comparison of primary labels.</w:t>
       </w:r>
     </w:p>
     <w:p>
       <w:pPr>
         <w:pStyle w:val="21"/>
-        <w:jc w:val="both"/>
-      </w:pPr>
-      <w:r>
+        <w:rPr>
+          <w:color w:val="auto"/>
+        </w:rPr>
+      </w:pPr>
+      <w:r>
+        <w:rPr>
+          <w:color w:val="auto"/>
+        </w:rPr>
         <w:t>7.3. First Series of Modifications: 90 Pairs</w:t>
       </w:r>
     </w:p>
     <w:p>
       <w:pPr>
         <w:pStyle w:val="aff8"/>
-        <w:jc w:val="both"/>
-      </w:pPr>
-      <w:r>
-        <w:t>After generating 45 PRESERVE and 45 CHANGE modifications, the following results were obtained: SPR = 45/45 (100.0%), SCDR = 38/45 (84.4%), FSR = 0/45, and FIR = 0/45. Seven disagreements in CHANGE (H011-C, H023-C, H026-C, H031-C, H035-C, H040-C, H045-C) demonstrated the need to clarify the direction of entailment, resource context, numerical thresholds, and modality of statements. Since the initial PRESERVE modifications predominantly used simple, neutral linguistic frames, their complete agreement had limited diagnostic value.</w:t>
+      </w:pPr>
+      <w:r>
+        <w:t>The next stage examined how the semantic classification responded to controlled modifications of the additional corpus.</w:t>
+      </w:r>
+    </w:p>
+    <w:p>
+      <w:pPr>
+        <w:pStyle w:val="aff8"/>
+      </w:pPr>
+      <w:r>
+        <w:t>For each of the 45 original pairs, two modified versions were constructed. The first modification, designated PRESERVE, was intended to change the linguistic formulation without changing the original semantic relationship. The second, designated CHANGE, was intended to alter a logically significant element and thereby produce a different relationship.</w:t>
+      </w:r>
+    </w:p>
+    <w:p>
+      <w:pPr>
+        <w:pStyle w:val="aff8"/>
+      </w:pPr>
+      <w:r>
+        <w:t>The resulting evaluation set contained 90 modifications: 45 PRESERVE and 45 CHANGE cases.</w:t>
+      </w:r>
+    </w:p>
+    <w:p>
+      <w:pPr>
+        <w:pStyle w:val="aff8"/>
+      </w:pPr>
+      <w:r>
+        <w:t>The distinction between these transformations is essential. A meaning-preserving modification may replace words with synonyms, change sentence structure, or express the same numerical value in another form. A meaning-changing modification may alter a quantifier, introduce or remove negation, change a numerical threshold, modify temporal conditions, or reverse the direction of logical entailment.</w:t>
+      </w:r>
+    </w:p>
+    <w:p>
+      <w:pPr>
+        <w:pStyle w:val="aff8"/>
+      </w:pPr>
+      <w:r>
+        <w:t>For example, replacing "80 milliseconds" with "0.08 seconds" preserves the numerical value. Provided that the remaining conditions are unchanged, such a transformation should not alter the semantic relationship.</w:t>
+      </w:r>
+    </w:p>
+    <w:p>
+      <w:pPr>
+        <w:pStyle w:val="aff8"/>
+      </w:pPr>
+      <w:r>
+        <w:t>By contrast, replacing "all agents completed the task" with "at least one agent completed the task" changes the logical strength of the proposition. The two formulations are not equivalent, even though they concern the same agents and task.</w:t>
+      </w:r>
+    </w:p>
+    <w:p>
+      <w:pPr>
+        <w:pStyle w:val="aff8"/>
+      </w:pPr>
+      <w:r>
+        <w:t>These examples illustrate the intended distinction between the two transformation types; they should not be interpreted as a complete reproduction of the corresponding test records.</w:t>
+      </w:r>
+    </w:p>
+    <w:p>
+      <w:pPr>
+        <w:pStyle w:val="aff8"/>
+      </w:pPr>
+      <w:r>
+        <w:t>Four operational metrics were used to characterize the results.</w:t>
+      </w:r>
+    </w:p>
+    <w:p>
+      <w:pPr>
+        <w:pStyle w:val="aff8"/>
+      </w:pPr>
+      <w:r>
+        <w:t>Semantic Preservation Rate (SPR) measures the proportion of PRESERVE modifications for which the original relationship label was retained.</w:t>
+      </w:r>
+    </w:p>
+    <w:p>
+      <w:pPr>
+        <w:pStyle w:val="aff8"/>
+      </w:pPr>
+      <w:r>
+        <w:lastRenderedPageBreak/>
+        <w:t>Semantic Change Detection Rate (SCDR) measures the proportion of CHANGE modifications for which the assigned label exactly matched the expected label.</w:t>
+      </w:r>
+    </w:p>
+    <w:p>
+      <w:pPr>
+        <w:pStyle w:val="aff8"/>
+      </w:pPr>
+      <w:r>
+        <w:t>False Stability Rate (FSR) measures the proportion of CHANGE modifications for which the original label was retained despite an intended semantic change.</w:t>
+      </w:r>
+    </w:p>
+    <w:p>
+      <w:pPr>
+        <w:pStyle w:val="aff8"/>
+      </w:pPr>
+      <w:r>
+        <w:t>False Instability Rate (FIR) measures the proportion of PRESERVE modifications for which the assigned label differed from the expected preserved label.</w:t>
+      </w:r>
+    </w:p>
+    <w:p>
+      <w:pPr>
+        <w:pStyle w:val="aff8"/>
+      </w:pPr>
+      <w:r>
+        <w:t>These metrics describe label agreement under the specified transformations. Their interpretation depends on the validity of the expected labels and on whether the modifications actually preserve or change the intended meanings.</w:t>
+      </w:r>
+    </w:p>
+    <w:p>
+      <w:pPr>
+        <w:pStyle w:val="aff8"/>
+      </w:pPr>
+      <w:r>
+        <w:t>In the first modification series, all 45 PRESERVE cases retained their original classifications, producing SPR = 45/45, or 100.0%. No false instability was recorded, giving FIR = 0/45.</w:t>
+      </w:r>
+    </w:p>
+    <w:p>
+      <w:pPr>
+        <w:pStyle w:val="aff8"/>
+      </w:pPr>
+      <w:r>
+        <w:t>For the 45 CHANGE cases, exact agreement with the expected labels was obtained in 38 cases, corresponding to SCDR = 38/45, or 84.4%. The original relationship label was not retained in any CHANGE case, giving FSR = 0/45.</w:t>
+      </w:r>
+    </w:p>
+    <w:p>
+      <w:pPr>
+        <w:pStyle w:val="aff8"/>
+      </w:pPr>
+      <w:r>
+        <w:t>Seven CHANGE cases produced labels different from the expected reference labels: H011-C, H023-C, H026-C, H031-C, H035-C, H040-C, and H045-C.</w:t>
+      </w:r>
+    </w:p>
+    <w:p>
+      <w:pPr>
+        <w:pStyle w:val="aff8"/>
+      </w:pPr>
+      <w:r>
+        <w:t>The examination of these disagreements identified several recurring methodological problems. Some concerned the direction of logical entailment, which must be explicitly specified when one statement follows from another but the reverse implication does not hold. Others concerned the role of resource constraints in distinguishing TRADE_OFF from TENSION. Additional difficulties arose from numerical thresholds, modal expressions, and implicit contextual assumptions.</w:t>
+      </w:r>
+    </w:p>
+    <w:p>
+      <w:pPr>
+        <w:pStyle w:val="aff8"/>
+      </w:pPr>
+      <w:r>
+        <w:t>These disagreements demonstrated that recognizing a change in meaning and identifying the exact resulting semantic relationship are different tasks. A classification procedure may detect that a statement has changed without assigning the particular new relationship expected by the author.</w:t>
+      </w:r>
+    </w:p>
+    <w:p>
+      <w:pPr>
+        <w:pStyle w:val="aff8"/>
+      </w:pPr>
+      <w:r>
+        <w:t>The perfect preservation result also required cautious interpretation. The initial PRESERVE modifications predominantly involved relatively simple linguistic transformations and neutral changes in formulation. Such modifications did not sufficiently challenge the classification rules because they often left the logical structure of the statements almost unchanged.</w:t>
+      </w:r>
+    </w:p>
+    <w:p>
+      <w:pPr>
+        <w:pStyle w:val="aff8"/>
+      </w:pPr>
+      <w:r>
+        <w:t>Consequently, the first modification series was useful for identifying weaknesses in the operational criteria but provided limited evidence concerning robustness under more substantial linguistic restructuring.</w:t>
+      </w:r>
+    </w:p>
+    <w:p>
+      <w:pPr>
+        <w:pStyle w:val="aff8"/>
+      </w:pPr>
+      <w:r>
+        <w:t>This observation motivated a subsequent revision of the transformation procedure, with greater emphasis on structural paraphrasing and logically sensitive expressions.</w:t>
       </w:r>
     </w:p>
     <w:p>
       <w:pPr>
         <w:pStyle w:val="21"/>
-        <w:jc w:val="both"/>
-      </w:pPr>
-      <w:r>
+        <w:rPr>
+          <w:color w:val="auto"/>
+        </w:rPr>
+      </w:pPr>
+      <w:r>
+        <w:rPr>
+          <w:color w:val="auto"/>
+        </w:rPr>
+        <w:lastRenderedPageBreak/>
         <w:t>7.4. Enhanced Series: Structural Paraphrasing</w:t>
       </w:r>
     </w:p>
     <w:p>
       <w:pPr>
         <w:pStyle w:val="aff8"/>
-        <w:jc w:val="both"/>
-      </w:pPr>
-      <w:r>
-        <w:t>In the subsequent revision, PRESERVE modifications incorporated structural changes, including component reordering, synonymous constructions, unit conversions, and changes in the syntactic form of quantifiers. For example, “80 milliseconds” was paraphrased as “0.08 seconds,” and “less than 100 milliseconds” as “did not reach one-tenth of a second.” Provided that the same object is referenced, such transformations should not change the direction of logical entailment.</w:t>
-      </w:r>
-    </w:p>
-    <w:p>
-      <w:pPr>
-        <w:spacing w:after="200"/>
-        <w:rPr>
-          <w:rFonts w:eastAsia="Times New Roman" w:cs="Times New Roman"/>
-          <w:sz w:val="24"/>
-          <w:szCs w:val="24"/>
-          <w:lang w:val="ru-RU" w:eastAsia="ru-RU"/>
-        </w:rPr>
-      </w:pPr>
-      <w:r>
-        <w:br w:type="page"/>
-      </w:r>
-    </w:p>
-    <w:p>
-      <w:pPr>
-        <w:pStyle w:val="aff8"/>
-        <w:jc w:val="both"/>
-      </w:pPr>
+      </w:pPr>
+      <w:r>
+        <w:t>The enhanced evaluation series was designed to make the meaning-preserving transformations more demanding and to examine whether the classification rules remained stable when the linguistic structure of statements changed substantially.</w:t>
+      </w:r>
+    </w:p>
+    <w:p>
+      <w:pPr>
+        <w:pStyle w:val="aff8"/>
+      </w:pPr>
+      <w:r>
+        <w:t>Unlike the initial series, which relied mainly on simple paraphrasing, the revised PRESERVE transformations included component reordering, synonymous constructions, unit conversions, and changes in the syntactic representation of quantifiers.</w:t>
+      </w:r>
+    </w:p>
+    <w:p>
+      <w:pPr>
+        <w:pStyle w:val="aff8"/>
+      </w:pPr>
+      <w:r>
+        <w:t>For example, the numerical expression "80 milliseconds" was replaced with "0.08 seconds." Similarly, "less than 100 milliseconds" was reformulated as "did not reach one-tenth of a second."</w:t>
+      </w:r>
+    </w:p>
+    <w:p>
+      <w:pPr>
+        <w:pStyle w:val="aff8"/>
+      </w:pPr>
+      <w:r>
+        <w:t>These formulations are numerically equivalent when they refer to the same measurement and use identical boundary conditions. Nevertheless, they differ in linguistic structure and may require additional reasoning to establish that the semantic relationship remains unchanged.</w:t>
+      </w:r>
+    </w:p>
+    <w:p>
+      <w:pPr>
+        <w:pStyle w:val="aff8"/>
+      </w:pPr>
+      <w:r>
+        <w:t>Such transformations are especially relevant to semantic milestone analysis because short statements frequently express quantitative conditions indirectly. A minor change in wording may preserve meaning, introduce ambiguity, or alter the logical relationship, depending on the interpretation of the terms used.</w:t>
+      </w:r>
+    </w:p>
+    <w:p>
+      <w:pPr>
+        <w:pStyle w:val="aff8"/>
+      </w:pPr>
+      <w:r>
+        <w:t>The enhanced evaluation also examined modifications involving quantifiers and technical terminology. These cases are more difficult than ordinary synonym replacement because semantic equivalence depends on logical scope, accepted definitions, and contextual assumptions.</w:t>
+      </w:r>
+    </w:p>
+    <w:p>
+      <w:pPr>
+        <w:pStyle w:val="aff8"/>
+      </w:pPr>
+      <w:r>
+        <w:t>The results of the initial and enhanced modification series are summarized in Table 2.</w:t>
+      </w:r>
+    </w:p>
+    <w:p>
+      <w:pPr>
+        <w:pStyle w:val="aff8"/>
+      </w:pPr>
+      <w:r>
+        <w:rPr>
+          <w:rStyle w:val="af6"/>
+        </w:rPr>
+        <w:t>Table 2. Comparison of Semantic Classification Results in the Initial and Enhanced Modification Series</w:t>
+      </w:r>
     </w:p>
     <w:tbl>
       <w:tblPr>
@@ -5896,9 +7387,9 @@
         <w:tblLook w:val="04A0" w:firstRow="1" w:lastRow="0" w:firstColumn="1" w:lastColumn="0" w:noHBand="0" w:noVBand="1"/>
       </w:tblPr>
       <w:tblGrid>
-        <w:gridCol w:w="1995"/>
-        <w:gridCol w:w="2367"/>
-        <w:gridCol w:w="2915"/>
+        <w:gridCol w:w="5161"/>
+        <w:gridCol w:w="2050"/>
+        <w:gridCol w:w="2417"/>
       </w:tblGrid>
       <w:tr>
         <w:trPr>
@@ -5912,11 +7403,12 @@
           </w:tcPr>
           <w:p>
             <w:pPr>
-              <w:pStyle w:val="aff8"/>
               <w:jc w:val="center"/>
               <w:rPr>
                 <w:b/>
                 <w:bCs/>
+                <w:sz w:val="24"/>
+                <w:szCs w:val="24"/>
               </w:rPr>
             </w:pPr>
             <w:r>
@@ -5936,11 +7428,12 @@
           </w:tcPr>
           <w:p>
             <w:pPr>
-              <w:pStyle w:val="aff8"/>
               <w:jc w:val="center"/>
               <w:rPr>
                 <w:b/>
                 <w:bCs/>
+                <w:sz w:val="24"/>
+                <w:szCs w:val="24"/>
               </w:rPr>
             </w:pPr>
             <w:r>
@@ -5948,7 +7441,7 @@
                 <w:b/>
                 <w:bCs/>
               </w:rPr>
-              <w:t>First Series (Phase 16)</w:t>
+              <w:t>Initial series (Phase 16)</w:t>
             </w:r>
           </w:p>
         </w:tc>
@@ -5960,11 +7453,12 @@
           </w:tcPr>
           <w:p>
             <w:pPr>
-              <w:pStyle w:val="aff8"/>
               <w:jc w:val="center"/>
               <w:rPr>
                 <w:b/>
                 <w:bCs/>
+                <w:sz w:val="24"/>
+                <w:szCs w:val="24"/>
               </w:rPr>
             </w:pPr>
             <w:r>
@@ -5972,7 +7466,7 @@
                 <w:b/>
                 <w:bCs/>
               </w:rPr>
-              <w:t>Enhanced Series (Phase 18)</w:t>
+              <w:t>Enhanced series (Phase 18)</w:t>
             </w:r>
           </w:p>
         </w:tc>
@@ -5989,10 +7483,13 @@
           </w:tcPr>
           <w:p>
             <w:pPr>
-              <w:pStyle w:val="aff8"/>
+              <w:rPr>
+                <w:sz w:val="24"/>
+                <w:szCs w:val="24"/>
+              </w:rPr>
             </w:pPr>
             <w:r>
-              <w:t>SPR</w:t>
+              <w:t>Semantic Preservation Rate (SPR)</w:t>
             </w:r>
           </w:p>
         </w:tc>
@@ -6004,7 +7501,10 @@
           </w:tcPr>
           <w:p>
             <w:pPr>
-              <w:pStyle w:val="aff8"/>
+              <w:rPr>
+                <w:sz w:val="24"/>
+                <w:szCs w:val="24"/>
+              </w:rPr>
             </w:pPr>
             <w:r>
               <w:t>45/45 = 100.0%</w:t>
@@ -6019,7 +7519,10 @@
           </w:tcPr>
           <w:p>
             <w:pPr>
-              <w:pStyle w:val="aff8"/>
+              <w:rPr>
+                <w:sz w:val="24"/>
+                <w:szCs w:val="24"/>
+              </w:rPr>
             </w:pPr>
             <w:r>
               <w:t>44/45 = 97.8%</w:t>
@@ -6039,10 +7542,13 @@
           </w:tcPr>
           <w:p>
             <w:pPr>
-              <w:pStyle w:val="aff8"/>
+              <w:rPr>
+                <w:sz w:val="24"/>
+                <w:szCs w:val="24"/>
+              </w:rPr>
             </w:pPr>
             <w:r>
-              <w:t>SCDR, exact match</w:t>
+              <w:t>Semantic Change Detection Rate (SCDR), exact label agreement</w:t>
             </w:r>
           </w:p>
         </w:tc>
@@ -6054,7 +7560,10 @@
           </w:tcPr>
           <w:p>
             <w:pPr>
-              <w:pStyle w:val="aff8"/>
+              <w:rPr>
+                <w:sz w:val="24"/>
+                <w:szCs w:val="24"/>
+              </w:rPr>
             </w:pPr>
             <w:r>
               <w:t>38/45 = 84.4%</w:t>
@@ -6069,7 +7578,10 @@
           </w:tcPr>
           <w:p>
             <w:pPr>
-              <w:pStyle w:val="aff8"/>
+              <w:rPr>
+                <w:sz w:val="24"/>
+                <w:szCs w:val="24"/>
+              </w:rPr>
             </w:pPr>
             <w:r>
               <w:t>36/45 = 80.0%</w:t>
@@ -6089,10 +7601,13 @@
           </w:tcPr>
           <w:p>
             <w:pPr>
-              <w:pStyle w:val="aff8"/>
+              <w:rPr>
+                <w:sz w:val="24"/>
+                <w:szCs w:val="24"/>
+              </w:rPr>
             </w:pPr>
             <w:r>
-              <w:t>FSR</w:t>
+              <w:t>False Stability Rate (FSR)</w:t>
             </w:r>
           </w:p>
         </w:tc>
@@ -6104,7 +7619,10 @@
           </w:tcPr>
           <w:p>
             <w:pPr>
-              <w:pStyle w:val="aff8"/>
+              <w:rPr>
+                <w:sz w:val="24"/>
+                <w:szCs w:val="24"/>
+              </w:rPr>
             </w:pPr>
             <w:r>
               <w:t>0/45 = 0.0%</w:t>
@@ -6119,7 +7637,10 @@
           </w:tcPr>
           <w:p>
             <w:pPr>
-              <w:pStyle w:val="aff8"/>
+              <w:rPr>
+                <w:sz w:val="24"/>
+                <w:szCs w:val="24"/>
+              </w:rPr>
             </w:pPr>
             <w:r>
               <w:t>0/45 = 0.0%</w:t>
@@ -6139,10 +7660,13 @@
           </w:tcPr>
           <w:p>
             <w:pPr>
-              <w:pStyle w:val="aff8"/>
+              <w:rPr>
+                <w:sz w:val="24"/>
+                <w:szCs w:val="24"/>
+              </w:rPr>
             </w:pPr>
             <w:r>
-              <w:t>FIR</w:t>
+              <w:t>False Instability Rate (FIR)</w:t>
             </w:r>
           </w:p>
         </w:tc>
@@ -6154,7 +7678,10 @@
           </w:tcPr>
           <w:p>
             <w:pPr>
-              <w:pStyle w:val="aff8"/>
+              <w:rPr>
+                <w:sz w:val="24"/>
+                <w:szCs w:val="24"/>
+              </w:rPr>
             </w:pPr>
             <w:r>
               <w:t>0/45 = 0.0%</w:t>
@@ -6169,7 +7696,10 @@
           </w:tcPr>
           <w:p>
             <w:pPr>
-              <w:pStyle w:val="aff8"/>
+              <w:rPr>
+                <w:sz w:val="24"/>
+                <w:szCs w:val="24"/>
+              </w:rPr>
             </w:pPr>
             <w:r>
               <w:t>1/45 = 2.2%</w:t>
@@ -6181,18 +7711,127 @@
     <w:p>
       <w:pPr>
         <w:pStyle w:val="aff8"/>
-        <w:jc w:val="both"/>
-      </w:pPr>
-      <w:r>
-        <w:t>The results of the two series cannot be interpreted as a comparison of the performance of an unchanged model on identical data, since both the modifications themselves and the reference conditions were altered. The decreases in SPR and SCDR primarily reflect the complexity of the new formulations and the presence of insufficiently refined author-defined expectations.</w:t>
+      </w:pPr>
+      <w:r>
+        <w:rPr>
+          <w:rStyle w:val="af7"/>
+        </w:rPr>
+        <w:t>Note: Phase 16 and Phase 18 denote stages of the sequential research audit. They do not represent independent experimental replications. The two series used revised transformations and reference conditions, and their results should not be interpreted as a controlled comparison of an unchanged model on identical data.</w:t>
+      </w:r>
+    </w:p>
+    <w:p>
+      <w:pPr>
+        <w:pStyle w:val="aff8"/>
+      </w:pPr>
+      <w:r>
+        <w:lastRenderedPageBreak/>
+        <w:t>In the enhanced series, 44 of the 45 meaning-preserving modifications retained the original relationship label, corresponding to SPR = 97.8%. One PRESERVE case produced a different label, giving FIR = 2.2%.</w:t>
+      </w:r>
+    </w:p>
+    <w:p>
+      <w:pPr>
+        <w:pStyle w:val="aff8"/>
+      </w:pPr>
+      <w:r>
+        <w:t>For meaning-changing modifications, exact agreement with the expected label was obtained in 36 of 45 cases, corresponding to SCDR = 80.0%. The False Stability Rate remained zero, indicating that none of the CHANGE cases retained the original label under the operational definition used in the audit.</w:t>
+      </w:r>
+    </w:p>
+    <w:p>
+      <w:pPr>
+        <w:pStyle w:val="aff8"/>
+      </w:pPr>
+      <w:r>
+        <w:t>The decrease in SPR from 100.0% to 97.8% indicates that the revised PRESERVE transformations introduced at least one case in which the classification did not remain stable. However, this observation does not by itself establish that the model made an error. The disagreement may also reflect an insufficiently specified reference label or a transformation that did not fully preserve the intended meaning.</w:t>
+      </w:r>
+    </w:p>
+    <w:p>
+      <w:pPr>
+        <w:pStyle w:val="aff8"/>
+      </w:pPr>
+      <w:r>
+        <w:t>Similarly, the decrease in exact SCDR agreement from 84.4% to 80.0% should not be interpreted as evidence of deteriorating classifier performance. The enhanced series contained more demanding transformations, and the reference conditions were revised during the research process.</w:t>
+      </w:r>
+    </w:p>
+    <w:p>
+      <w:pPr>
+        <w:pStyle w:val="aff8"/>
+      </w:pPr>
+      <w:r>
+        <w:t>The two series therefore cannot support a direct quantitative comparison of performance under identical experimental conditions.</w:t>
+      </w:r>
+    </w:p>
+    <w:p>
+      <w:pPr>
+        <w:pStyle w:val="aff8"/>
+      </w:pPr>
+      <w:r>
+        <w:t>Their combined methodological significance lies elsewhere. They demonstrate that the apparent stability of semantic classification depends strongly on the types of transformations used in evaluation. Simple paraphrases may produce high agreement while failing to reveal weaknesses associated with quantification, technical definitions, numerical conditions, and contextual assumptions.</w:t>
+      </w:r>
+    </w:p>
+    <w:p>
+      <w:pPr>
+        <w:pStyle w:val="aff8"/>
+      </w:pPr>
+      <w:r>
+        <w:t>The enhanced series also showed the importance of distinguishing between a change in the assigned label and a change in the underlying meaning. A label disagreement is informative only when the reference interpretation has been independently justified.</w:t>
+      </w:r>
+    </w:p>
+    <w:p>
+      <w:pPr>
+        <w:pStyle w:val="aff8"/>
+      </w:pPr>
+      <w:r>
+        <w:t>The observed results therefore support the use of more structurally diverse transformations in future evaluation protocols, together with explicit documentation of the assumptions under which each modification is expected to preserve or change the semantic relationship.</w:t>
       </w:r>
     </w:p>
     <w:p>
       <w:pPr>
         <w:pStyle w:val="21"/>
-      </w:pPr>
-      <w:r>
-        <w:t>7.5. Analysis of Ambiguous Transitions</w:t>
+        <w:rPr>
+          <w:color w:val="auto"/>
+        </w:rPr>
+      </w:pPr>
+      <w:r>
+        <w:rPr>
+          <w:color w:val="auto"/>
+        </w:rPr>
+        <w:t>7.5. Analysis of Ambiguous Semantic Transitions</w:t>
+      </w:r>
+    </w:p>
+    <w:p>
+      <w:pPr>
+        <w:pStyle w:val="aff8"/>
+      </w:pPr>
+      <w:r>
+        <w:t>The detailed examination of the enhanced evaluation series revealed several recurring sources of ambiguity. These were associated primarily with quantification, the relationship between universal and individual statements, numerical thresholds, graph-theoretic terminology, and the distinction between related methodological concepts.</w:t>
+      </w:r>
+    </w:p>
+    <w:p>
+      <w:pPr>
+        <w:pStyle w:val="aff8"/>
+      </w:pPr>
+      <w:r>
+        <w:t>The disagreements were particularly informative because they exposed cases in which a seemingly minor linguistic change altered the logical interpretation of a statement or revealed an insufficiently specified reference label.</w:t>
+      </w:r>
+    </w:p>
+    <w:p>
+      <w:pPr>
+        <w:pStyle w:val="aff8"/>
+      </w:pPr>
+      <w:r>
+        <w:lastRenderedPageBreak/>
+        <w:t>For clarity, Table 3 summarizes the main problematic cases. The identifiers correspond to the test records described in Section 7, while the explanations describe the semantic issues responsible for the observed ambiguities.</w:t>
+      </w:r>
+    </w:p>
+    <w:p>
+      <w:pPr>
+        <w:pStyle w:val="aff8"/>
+      </w:pPr>
+      <w:r>
+        <w:rPr>
+          <w:rStyle w:val="af6"/>
+        </w:rPr>
+        <w:t>Table 3. Main Sources of Ambiguity Identified in the Enhanced Semantic Classification Audit</w:t>
       </w:r>
     </w:p>
     <w:tbl>
@@ -6216,8 +7855,9 @@
         <w:tblLook w:val="04A0" w:firstRow="1" w:lastRow="0" w:firstColumn="1" w:lastColumn="0" w:noHBand="0" w:noVBand="1"/>
       </w:tblPr>
       <w:tblGrid>
-        <w:gridCol w:w="2353"/>
-        <w:gridCol w:w="7275"/>
+        <w:gridCol w:w="1593"/>
+        <w:gridCol w:w="2370"/>
+        <w:gridCol w:w="5665"/>
       </w:tblGrid>
       <w:tr>
         <w:trPr>
@@ -6231,11 +7871,12 @@
           </w:tcPr>
           <w:p>
             <w:pPr>
-              <w:pStyle w:val="aff8"/>
               <w:jc w:val="center"/>
               <w:rPr>
                 <w:b/>
                 <w:bCs/>
+                <w:sz w:val="24"/>
+                <w:szCs w:val="24"/>
               </w:rPr>
             </w:pPr>
             <w:r>
@@ -6243,7 +7884,7 @@
                 <w:b/>
                 <w:bCs/>
               </w:rPr>
-              <w:t>Identifier</w:t>
+              <w:t>Test case</w:t>
             </w:r>
           </w:p>
         </w:tc>
@@ -6255,11 +7896,12 @@
           </w:tcPr>
           <w:p>
             <w:pPr>
-              <w:pStyle w:val="aff8"/>
               <w:jc w:val="center"/>
               <w:rPr>
                 <w:b/>
                 <w:bCs/>
+                <w:sz w:val="24"/>
+                <w:szCs w:val="24"/>
               </w:rPr>
             </w:pPr>
             <w:r>
@@ -6267,7 +7909,32 @@
                 <w:b/>
                 <w:bCs/>
               </w:rPr>
-              <w:t>Nature of the Problem</w:t>
+              <w:t>Semantic issue</w:t>
+            </w:r>
+          </w:p>
+        </w:tc>
+        <w:tc>
+          <w:tcPr>
+            <w:tcW w:w="0" w:type="auto"/>
+            <w:vAlign w:val="center"/>
+            <w:hideMark/>
+          </w:tcPr>
+          <w:p>
+            <w:pPr>
+              <w:jc w:val="center"/>
+              <w:rPr>
+                <w:b/>
+                <w:bCs/>
+                <w:sz w:val="24"/>
+                <w:szCs w:val="24"/>
+              </w:rPr>
+            </w:pPr>
+            <w:r>
+              <w:rPr>
+                <w:b/>
+                <w:bCs/>
+              </w:rPr>
+              <w:t>Explanation and interpretation</w:t>
             </w:r>
           </w:p>
         </w:tc>
@@ -6284,7 +7951,10 @@
           </w:tcPr>
           <w:p>
             <w:pPr>
-              <w:pStyle w:val="aff8"/>
+              <w:rPr>
+                <w:sz w:val="24"/>
+                <w:szCs w:val="24"/>
+              </w:rPr>
             </w:pPr>
             <w:r>
               <w:t>H001-C</w:t>
@@ -6299,10 +7969,31 @@
           </w:tcPr>
           <w:p>
             <w:pPr>
-              <w:pStyle w:val="aff8"/>
+              <w:rPr>
+                <w:sz w:val="24"/>
+                <w:szCs w:val="24"/>
+              </w:rPr>
             </w:pPr>
             <w:r>
-              <w:t>“Exactly five” is a stronger statement than “there are five”; equivalence is not guaranteed.</w:t>
+              <w:t>Numerical quantification</w:t>
+            </w:r>
+          </w:p>
+        </w:tc>
+        <w:tc>
+          <w:tcPr>
+            <w:tcW w:w="0" w:type="auto"/>
+            <w:vAlign w:val="center"/>
+            <w:hideMark/>
+          </w:tcPr>
+          <w:p>
+            <w:pPr>
+              <w:rPr>
+                <w:sz w:val="24"/>
+                <w:szCs w:val="24"/>
+              </w:rPr>
+            </w:pPr>
+            <w:r>
+              <w:t>"Exactly five" excludes additional instances, whereas "there are five" may not. The two formulations are not necessarily equivalent.</w:t>
             </w:r>
           </w:p>
         </w:tc>
@@ -6319,7 +8010,10 @@
           </w:tcPr>
           <w:p>
             <w:pPr>
-              <w:pStyle w:val="aff8"/>
+              <w:rPr>
+                <w:sz w:val="24"/>
+                <w:szCs w:val="24"/>
+              </w:rPr>
             </w:pPr>
             <w:r>
               <w:t>H006-C, H008-C, H009-C, H010-C</w:t>
@@ -6334,10 +8028,31 @@
           </w:tcPr>
           <w:p>
             <w:pPr>
-              <w:pStyle w:val="aff8"/>
+              <w:rPr>
+                <w:sz w:val="24"/>
+                <w:szCs w:val="24"/>
+              </w:rPr>
             </w:pPr>
             <w:r>
-              <w:t>A universal statement and a specific example require explicit conditions concerning set membership, existence, and independence.</w:t>
+              <w:t>Universal statements and individual examples</w:t>
+            </w:r>
+          </w:p>
+        </w:tc>
+        <w:tc>
+          <w:tcPr>
+            <w:tcW w:w="0" w:type="auto"/>
+            <w:vAlign w:val="center"/>
+            <w:hideMark/>
+          </w:tcPr>
+          <w:p>
+            <w:pPr>
+              <w:rPr>
+                <w:sz w:val="24"/>
+                <w:szCs w:val="24"/>
+              </w:rPr>
+            </w:pPr>
+            <w:r>
+              <w:t>Relationships between general propositions and specific instances depend on set membership, existence assumptions, and the scope of quantification.</w:t>
             </w:r>
           </w:p>
         </w:tc>
@@ -6354,10 +8069,13 @@
           </w:tcPr>
           <w:p>
             <w:pPr>
-              <w:pStyle w:val="aff8"/>
+              <w:rPr>
+                <w:sz w:val="24"/>
+                <w:szCs w:val="24"/>
+              </w:rPr>
             </w:pPr>
             <w:r>
-              <w:t>H015-C</w:t>
+              <w:t>H007-C</w:t>
             </w:r>
           </w:p>
         </w:tc>
@@ -6369,10 +8087,31 @@
           </w:tcPr>
           <w:p>
             <w:pPr>
-              <w:pStyle w:val="aff8"/>
+              <w:rPr>
+                <w:sz w:val="24"/>
+                <w:szCs w:val="24"/>
+              </w:rPr>
             </w:pPr>
             <w:r>
-              <w:t>Equivalence depends on the precise definition of the graph property.</w:t>
+              <w:t>Disagreement requiring further examination</w:t>
+            </w:r>
+          </w:p>
+        </w:tc>
+        <w:tc>
+          <w:tcPr>
+            <w:tcW w:w="0" w:type="auto"/>
+            <w:vAlign w:val="center"/>
+            <w:hideMark/>
+          </w:tcPr>
+          <w:p>
+            <w:pPr>
+              <w:rPr>
+                <w:sz w:val="24"/>
+                <w:szCs w:val="24"/>
+              </w:rPr>
+            </w:pPr>
+            <w:r>
+              <w:t>This case was among the Phase 18 disagreements, but the available summary does not establish its exact logical cause.</w:t>
             </w:r>
           </w:p>
         </w:tc>
@@ -6389,10 +8128,13 @@
           </w:tcPr>
           <w:p>
             <w:pPr>
-              <w:pStyle w:val="aff8"/>
+              <w:rPr>
+                <w:sz w:val="24"/>
+                <w:szCs w:val="24"/>
+              </w:rPr>
             </w:pPr>
             <w:r>
-              <w:t>H023-P</w:t>
+              <w:t>H015-C</w:t>
             </w:r>
           </w:p>
         </w:tc>
@@ -6404,10 +8146,31 @@
           </w:tcPr>
           <w:p>
             <w:pPr>
-              <w:pStyle w:val="aff8"/>
+              <w:rPr>
+                <w:sz w:val="24"/>
+                <w:szCs w:val="24"/>
+              </w:rPr>
             </w:pPr>
             <w:r>
-              <w:t>Qualitative descriptions of latency lack specified numerical thresholds.</w:t>
+              <w:t>Definition of a graph property</w:t>
+            </w:r>
+          </w:p>
+        </w:tc>
+        <w:tc>
+          <w:tcPr>
+            <w:tcW w:w="0" w:type="auto"/>
+            <w:vAlign w:val="center"/>
+            <w:hideMark/>
+          </w:tcPr>
+          <w:p>
+            <w:pPr>
+              <w:rPr>
+                <w:sz w:val="24"/>
+                <w:szCs w:val="24"/>
+              </w:rPr>
+            </w:pPr>
+            <w:r>
+              <w:t>Equivalence depends on the precise formal definition of the graph-theoretic property under consideration.</w:t>
             </w:r>
           </w:p>
         </w:tc>
@@ -6424,10 +8187,13 @@
           </w:tcPr>
           <w:p>
             <w:pPr>
-              <w:pStyle w:val="aff8"/>
+              <w:rPr>
+                <w:sz w:val="24"/>
+                <w:szCs w:val="24"/>
+              </w:rPr>
             </w:pPr>
             <w:r>
-              <w:t>H035-C</w:t>
+              <w:t>H023-P</w:t>
             </w:r>
           </w:p>
         </w:tc>
@@ -6439,10 +8205,31 @@
           </w:tcPr>
           <w:p>
             <w:pPr>
-              <w:pStyle w:val="aff8"/>
+              <w:rPr>
+                <w:sz w:val="24"/>
+                <w:szCs w:val="24"/>
+              </w:rPr>
             </w:pPr>
             <w:r>
-              <w:t>Publication of a methodology, openness, and reproducibility are not equivalent.</w:t>
+              <w:t>Qualitative versus quantitative conditions</w:t>
+            </w:r>
+          </w:p>
+        </w:tc>
+        <w:tc>
+          <w:tcPr>
+            <w:tcW w:w="0" w:type="auto"/>
+            <w:vAlign w:val="center"/>
+            <w:hideMark/>
+          </w:tcPr>
+          <w:p>
+            <w:pPr>
+              <w:rPr>
+                <w:sz w:val="24"/>
+                <w:szCs w:val="24"/>
+              </w:rPr>
+            </w:pPr>
+            <w:r>
+              <w:t>Descriptions such as "low latency" do not define numerical thresholds unless the context provides them.</w:t>
             </w:r>
           </w:p>
         </w:tc>
@@ -6459,7 +8246,69 @@
           </w:tcPr>
           <w:p>
             <w:pPr>
-              <w:pStyle w:val="aff8"/>
+              <w:rPr>
+                <w:sz w:val="24"/>
+                <w:szCs w:val="24"/>
+              </w:rPr>
+            </w:pPr>
+            <w:r>
+              <w:t>H035-C</w:t>
+            </w:r>
+          </w:p>
+        </w:tc>
+        <w:tc>
+          <w:tcPr>
+            <w:tcW w:w="0" w:type="auto"/>
+            <w:vAlign w:val="center"/>
+            <w:hideMark/>
+          </w:tcPr>
+          <w:p>
+            <w:pPr>
+              <w:rPr>
+                <w:sz w:val="24"/>
+                <w:szCs w:val="24"/>
+              </w:rPr>
+            </w:pPr>
+            <w:r>
+              <w:t>Openness and reproducibility</w:t>
+            </w:r>
+          </w:p>
+        </w:tc>
+        <w:tc>
+          <w:tcPr>
+            <w:tcW w:w="0" w:type="auto"/>
+            <w:vAlign w:val="center"/>
+            <w:hideMark/>
+          </w:tcPr>
+          <w:p>
+            <w:pPr>
+              <w:rPr>
+                <w:sz w:val="24"/>
+                <w:szCs w:val="24"/>
+              </w:rPr>
+            </w:pPr>
+            <w:r>
+              <w:t>Publishing a methodology, making it openly accessible, and enabling independent reproduction are related but distinct properties.</w:t>
+            </w:r>
+          </w:p>
+        </w:tc>
+      </w:tr>
+      <w:tr>
+        <w:trPr>
+          <w:tblCellSpacing w:w="15" w:type="dxa"/>
+        </w:trPr>
+        <w:tc>
+          <w:tcPr>
+            <w:tcW w:w="0" w:type="auto"/>
+            <w:vAlign w:val="center"/>
+            <w:hideMark/>
+          </w:tcPr>
+          <w:p>
+            <w:pPr>
+              <w:rPr>
+                <w:sz w:val="24"/>
+                <w:szCs w:val="24"/>
+              </w:rPr>
             </w:pPr>
             <w:r>
               <w:t>H041-C</w:t>
@@ -6474,10 +8323,31 @@
           </w:tcPr>
           <w:p>
             <w:pPr>
-              <w:pStyle w:val="aff8"/>
+              <w:rPr>
+                <w:sz w:val="24"/>
+                <w:szCs w:val="24"/>
+              </w:rPr>
             </w:pPr>
             <w:r>
-              <w:t>The meaning of “closed path” depends on the definition of the graph-theoretic term.</w:t>
+              <w:t>Graph-theoretic terminology</w:t>
+            </w:r>
+          </w:p>
+        </w:tc>
+        <w:tc>
+          <w:tcPr>
+            <w:tcW w:w="0" w:type="auto"/>
+            <w:vAlign w:val="center"/>
+            <w:hideMark/>
+          </w:tcPr>
+          <w:p>
+            <w:pPr>
+              <w:rPr>
+                <w:sz w:val="24"/>
+                <w:szCs w:val="24"/>
+              </w:rPr>
+            </w:pPr>
+            <w:r>
+              <w:t>The meaning of "closed path" depends on the adopted definition and must be distinguished from related concepts such as a closed walk or cycle.</w:t>
             </w:r>
           </w:p>
         </w:tc>
@@ -6486,26 +8356,471 @@
     <w:p>
       <w:pPr>
         <w:pStyle w:val="aff8"/>
-        <w:jc w:val="both"/>
-      </w:pPr>
-      <w:r>
-        <w:t>In Phase 18, ten disagreements with the expected labels were recorded: H001-C, H006-C, H007-C, H008-C, H009-C, H010-C, H015-C, H023-P, H035-C, and H041-C. Seven modifications received the NEEDS_CONTEXT label. Of the seven specifically revised transitions, six passed semantic verification, while H035-C remained ambiguous. Importantly, some disagreements represent justified rejection of an incorrect author-assigned label rather than evidence of a model error.</w:t>
+      </w:pPr>
+      <w:r>
+        <w:t>The table identifies the main semantic problems without assuming that every disagreement represents an incorrect model decision. In several cases, the available information was insufficient to establish whether the expected label itself was justified.</w:t>
+      </w:r>
+    </w:p>
+    <w:p>
+      <w:pPr>
+        <w:pStyle w:val="31"/>
+        <w:rPr>
+          <w:color w:val="auto"/>
+        </w:rPr>
+      </w:pPr>
+      <w:r>
+        <w:rPr>
+          <w:color w:val="auto"/>
+        </w:rPr>
+        <w:t>Quantification and Logical Strength</w:t>
+      </w:r>
+    </w:p>
+    <w:p>
+      <w:pPr>
+        <w:pStyle w:val="aff8"/>
+      </w:pPr>
+      <w:r>
+        <w:t>One of the most important sources of ambiguity concerned numerical quantifiers.</w:t>
+      </w:r>
+    </w:p>
+    <w:p>
+      <w:pPr>
+        <w:pStyle w:val="aff8"/>
+      </w:pPr>
+      <w:r>
+        <w:t>The difference between "exactly five" and "there are five" illustrates the problem. The first formulation explicitly specifies the number of relevant objects and excludes additional instances. The second may be interpreted as indicating the existence of five objects without necessarily excluding others.</w:t>
+      </w:r>
+    </w:p>
+    <w:p>
+      <w:pPr>
+        <w:pStyle w:val="aff8"/>
+      </w:pPr>
+      <w:r>
+        <w:lastRenderedPageBreak/>
+        <w:t>For example, the statement "Exactly five agents completed the task" establishes a precise numerical condition. The statement "Five agents completed the task" may express the same condition in ordinary language, but it may also be interpreted as asserting that at least five agents completed the task.</w:t>
+      </w:r>
+    </w:p>
+    <w:p>
+      <w:pPr>
+        <w:pStyle w:val="aff8"/>
+      </w:pPr>
+      <w:r>
+        <w:t>The semantic relationship between these formulations therefore depends on the accepted interpretation of the numerical expression.</w:t>
+      </w:r>
+    </w:p>
+    <w:p>
+      <w:pPr>
+        <w:pStyle w:val="aff8"/>
+      </w:pPr>
+      <w:r>
+        <w:t>This problem was identified in H001-C and demonstrates why numerical similarity cannot automatically be treated as logical equivalence.</w:t>
+      </w:r>
+    </w:p>
+    <w:p>
+      <w:pPr>
+        <w:pStyle w:val="31"/>
+        <w:rPr>
+          <w:color w:val="auto"/>
+        </w:rPr>
+      </w:pPr>
+      <w:r>
+        <w:rPr>
+          <w:color w:val="auto"/>
+        </w:rPr>
+        <w:t>Universal Statements and Specific Instances</w:t>
+      </w:r>
+    </w:p>
+    <w:p>
+      <w:pPr>
+        <w:pStyle w:val="aff8"/>
+      </w:pPr>
+      <w:r>
+        <w:t>A second group of disagreements concerned the relationship between universal propositions and individual observations.</w:t>
+      </w:r>
+    </w:p>
+    <w:p>
+      <w:pPr>
+        <w:pStyle w:val="aff8"/>
+      </w:pPr>
+      <w:r>
+        <w:t>Consider a general statement asserting that all elements of a particular set possess a property. Such a statement may entail that a specific element possesses the same property, but only if the element belongs to the set and the necessary existence conditions are satisfied.</w:t>
+      </w:r>
+    </w:p>
+    <w:p>
+      <w:pPr>
+        <w:pStyle w:val="aff8"/>
+      </w:pPr>
+      <w:r>
+        <w:t>Conversely, observing that one element possesses a property does not justify the conclusion that every element of the set possesses it.</w:t>
+      </w:r>
+    </w:p>
+    <w:p>
+      <w:pPr>
+        <w:pStyle w:val="aff8"/>
+      </w:pPr>
+      <w:r>
+        <w:t>The problem becomes more complicated when the statements involve negation or counterexamples. A single verified instance may refute a universal statement, but only when the instance falls within the domain covered by that statement.</w:t>
+      </w:r>
+    </w:p>
+    <w:p>
+      <w:pPr>
+        <w:pStyle w:val="aff8"/>
+      </w:pPr>
+      <w:r>
+        <w:t>Cases H006-C, H008-C, H009-C, and H010-C illustrated the importance of these conditions.</w:t>
+      </w:r>
+    </w:p>
+    <w:p>
+      <w:pPr>
+        <w:pStyle w:val="aff8"/>
+      </w:pPr>
+      <w:r>
+        <w:t>The corresponding disagreements showed that the classification of ENTAILMENT, CONTRADICTION, and COUNTEREXAMPLE requires explicit consideration of quantifier scope, set membership, and the direction of logical implication.</w:t>
+      </w:r>
+    </w:p>
+    <w:p>
+      <w:pPr>
+        <w:pStyle w:val="31"/>
+        <w:rPr>
+          <w:color w:val="auto"/>
+        </w:rPr>
+      </w:pPr>
+      <w:r>
+        <w:rPr>
+          <w:color w:val="auto"/>
+        </w:rPr>
+        <w:t>Ambiguity of Technical Terminology</w:t>
+      </w:r>
+    </w:p>
+    <w:p>
+      <w:pPr>
+        <w:pStyle w:val="aff8"/>
+      </w:pPr>
+      <w:r>
+        <w:t>Another source of disagreement concerned graph-theoretic concepts.</w:t>
+      </w:r>
+    </w:p>
+    <w:p>
+      <w:pPr>
+        <w:pStyle w:val="aff8"/>
+      </w:pPr>
+      <w:r>
+        <w:t>Technical terms may appear semantically equivalent in ordinary language while having different meanings under formal definitions.</w:t>
+      </w:r>
+    </w:p>
+    <w:p>
+      <w:pPr>
+        <w:pStyle w:val="aff8"/>
+      </w:pPr>
+      <w:r>
+        <w:t>For example, the terms "path," "walk," and "cycle" describe related but distinct graph structures. Their interpretation depends on whether repeated vertices or edges are permitted and whether the initial and final vertices coincide.</w:t>
+      </w:r>
+    </w:p>
+    <w:p>
+      <w:pPr>
+        <w:pStyle w:val="aff8"/>
+      </w:pPr>
+      <w:r>
+        <w:t>The expression "closed path" is particularly sensitive to the adopted terminology. In some contexts, it may be used informally to describe a route returning to its starting vertex, while formal graph theory distinguishes several types of closed structures.</w:t>
+      </w:r>
+    </w:p>
+    <w:p>
+      <w:pPr>
+        <w:pStyle w:val="aff8"/>
+      </w:pPr>
+      <w:r>
+        <w:lastRenderedPageBreak/>
+        <w:t>Case H041-C demonstrated that semantic classification requires an explicit definition of the graph-theoretic object under consideration.</w:t>
+      </w:r>
+    </w:p>
+    <w:p>
+      <w:pPr>
+        <w:pStyle w:val="aff8"/>
+      </w:pPr>
+      <w:r>
+        <w:t>A related difficulty occurred in H015-C, where the expected equivalence depended on the precise definition of a graph property.</w:t>
+      </w:r>
+    </w:p>
+    <w:p>
+      <w:pPr>
+        <w:pStyle w:val="aff8"/>
+      </w:pPr>
+      <w:r>
+        <w:t>These cases indicate that the correct classification of technical statements may require access to domain-specific definitions rather than relying exclusively on linguistic similarity.</w:t>
+      </w:r>
+    </w:p>
+    <w:p>
+      <w:pPr>
+        <w:pStyle w:val="31"/>
+        <w:rPr>
+          <w:color w:val="auto"/>
+        </w:rPr>
+      </w:pPr>
+      <w:r>
+        <w:rPr>
+          <w:color w:val="auto"/>
+        </w:rPr>
+        <w:t>Qualitative and Quantitative Conditions</w:t>
+      </w:r>
+    </w:p>
+    <w:p>
+      <w:pPr>
+        <w:pStyle w:val="aff8"/>
+      </w:pPr>
+      <w:r>
+        <w:t>Case H023-P concerned a transformation intended to preserve the semantic relationship but involving qualitative descriptions of latency.</w:t>
+      </w:r>
+    </w:p>
+    <w:p>
+      <w:pPr>
+        <w:pStyle w:val="aff8"/>
+      </w:pPr>
+      <w:r>
+        <w:t>Expressions such as "low latency," "fast response," or "short processing time" are inherently dependent on the application context. Without numerical thresholds, they do not define precise measurable conditions.</w:t>
+      </w:r>
+    </w:p>
+    <w:p>
+      <w:pPr>
+        <w:pStyle w:val="aff8"/>
+      </w:pPr>
+      <w:r>
+        <w:t>For example, a response time of 80 milliseconds may be considered low in one application but unacceptable in another. Consequently, replacing a numerical condition with a qualitative description does not necessarily preserve the original meaning.</w:t>
+      </w:r>
+    </w:p>
+    <w:p>
+      <w:pPr>
+        <w:pStyle w:val="aff8"/>
+      </w:pPr>
+      <w:r>
+        <w:t>This problem is especially important for semantic milestones because concise formulations often omit numerical details.</w:t>
+      </w:r>
+    </w:p>
+    <w:p>
+      <w:pPr>
+        <w:pStyle w:val="aff8"/>
+      </w:pPr>
+      <w:r>
+        <w:t>A meaning-preserving transformation must retain not only the general topic of the statement but also the conditions under which its truth value is determined.</w:t>
+      </w:r>
+    </w:p>
+    <w:p>
+      <w:pPr>
+        <w:pStyle w:val="31"/>
+        <w:rPr>
+          <w:color w:val="auto"/>
+        </w:rPr>
+      </w:pPr>
+      <w:r>
+        <w:rPr>
+          <w:color w:val="auto"/>
+        </w:rPr>
+        <w:t>Openness, Publication, and Reproducibility</w:t>
+      </w:r>
+    </w:p>
+    <w:p>
+      <w:pPr>
+        <w:pStyle w:val="aff8"/>
+      </w:pPr>
+      <w:r>
+        <w:t>Case H035-C revealed a distinction between several methodological properties that are frequently treated as equivalent.</w:t>
+      </w:r>
+    </w:p>
+    <w:p>
+      <w:pPr>
+        <w:pStyle w:val="aff8"/>
+      </w:pPr>
+      <w:r>
+        <w:t>The publication of a methodology makes information about a procedure available to readers. Openness may additionally concern access to software, data, prompts, or other research materials. Reproducibility requires that the available information and resources be sufficient for an independent researcher to repeat the procedure under specified conditions.</w:t>
+      </w:r>
+    </w:p>
+    <w:p>
+      <w:pPr>
+        <w:pStyle w:val="aff8"/>
+      </w:pPr>
+      <w:r>
+        <w:t>These properties are related, but none can automatically be substituted for the others.</w:t>
+      </w:r>
+    </w:p>
+    <w:p>
+      <w:pPr>
+        <w:pStyle w:val="aff8"/>
+      </w:pPr>
+      <w:r>
+        <w:t>For example, publishing a description of an algorithm does not guarantee that its results can be reproduced if essential data, model configurations, or implementation details are unavailable.</w:t>
+      </w:r>
+    </w:p>
+    <w:p>
+      <w:pPr>
+        <w:pStyle w:val="aff8"/>
+      </w:pPr>
+      <w:r>
+        <w:t>Similarly, making source code publicly accessible does not necessarily establish reproducibility when the experimental environment and evaluation procedure are insufficiently documented.</w:t>
+      </w:r>
+    </w:p>
+    <w:p>
+      <w:pPr>
+        <w:pStyle w:val="aff8"/>
+      </w:pPr>
+      <w:r>
+        <w:t>The ambiguity of H035-C remained unresolved after the revision of the corresponding transition.</w:t>
+      </w:r>
+    </w:p>
+    <w:p>
+      <w:pPr>
+        <w:pStyle w:val="aff8"/>
+      </w:pPr>
+      <w:r>
+        <w:lastRenderedPageBreak/>
+        <w:t>This result illustrates the importance of distinguishing conceptual similarity from logical equivalence, particularly when statements concern methodological requirements.</w:t>
+      </w:r>
+    </w:p>
+    <w:p>
+      <w:pPr>
+        <w:pStyle w:val="31"/>
+        <w:rPr>
+          <w:color w:val="auto"/>
+        </w:rPr>
+      </w:pPr>
+      <w:r>
+        <w:rPr>
+          <w:color w:val="auto"/>
+        </w:rPr>
+        <w:t>Interpretation of Disagreements and Contextual Abstention</w:t>
+      </w:r>
+    </w:p>
+    <w:p>
+      <w:pPr>
+        <w:pStyle w:val="aff8"/>
+      </w:pPr>
+      <w:r>
+        <w:t>In the enhanced evaluation series, ten modifications produced classifications that differed from their expected reference labels: H001-C, H006-C, H007-C, H008-C, H009-C, H010-C, H015-C, H023-P, H035-C, and H041-C.</w:t>
+      </w:r>
+    </w:p>
+    <w:p>
+      <w:pPr>
+        <w:pStyle w:val="aff8"/>
+      </w:pPr>
+      <w:r>
+        <w:t>Seven modifications received the NEEDS_CONTEXT designation.</w:t>
+      </w:r>
+    </w:p>
+    <w:p>
+      <w:pPr>
+        <w:pStyle w:val="aff8"/>
+      </w:pPr>
+      <w:r>
+        <w:t>Unlike the nine semantic relationship classes, NEEDS_CONTEXT does not describe a relationship between two statements. It indicates that the available contextual information is insufficient to establish a justified classification.</w:t>
+      </w:r>
+    </w:p>
+    <w:p>
+      <w:pPr>
+        <w:pStyle w:val="aff8"/>
+      </w:pPr>
+      <w:r>
+        <w:t>This distinction is important because the absence of a clearly established relationship is not equivalent to the absence of any meaningful relationship.</w:t>
+      </w:r>
+    </w:p>
+    <w:p>
+      <w:pPr>
+        <w:pStyle w:val="aff8"/>
+      </w:pPr>
+      <w:r>
+        <w:t>For example, two statements may appear contradictory until their temporal conditions are clarified. Similarly, two numerical statements may appear equivalent until the interpretation of their quantifiers is examined.</w:t>
+      </w:r>
+    </w:p>
+    <w:p>
+      <w:pPr>
+        <w:pStyle w:val="aff8"/>
+      </w:pPr>
+      <w:r>
+        <w:t>Assigning UNRELATED in such situations would be misleading because the problem is not necessarily the absence of a relationship but the insufficiency of information required to identify it.</w:t>
+      </w:r>
+    </w:p>
+    <w:p>
+      <w:pPr>
+        <w:pStyle w:val="aff8"/>
+      </w:pPr>
+      <w:r>
+        <w:t>The NEEDS_CONTEXT designation therefore provides a mechanism for avoiding unjustified classification decisions.</w:t>
+      </w:r>
+    </w:p>
+    <w:p>
+      <w:pPr>
+        <w:pStyle w:val="aff8"/>
+      </w:pPr>
+      <w:r>
+        <w:t>Of the seven specifically revised transitions examined during the subsequent semantic verification, six passed the verification procedure, while H035-C remained ambiguous.</w:t>
+      </w:r>
+    </w:p>
+    <w:p>
+      <w:pPr>
+        <w:pStyle w:val="aff8"/>
+      </w:pPr>
+      <w:r>
+        <w:t>These results demonstrate that disagreements with expected labels may have different explanations. Some may reflect incorrect classification decisions, others may result from insufficiently specified statements, and still others may reveal weaknesses in the author-assigned reference labels.</w:t>
+      </w:r>
+    </w:p>
+    <w:p>
+      <w:pPr>
+        <w:pStyle w:val="aff8"/>
+      </w:pPr>
+      <w:r>
+        <w:t>Accordingly, the evaluation of semantic classification should not rely exclusively on numerical agreement with predefined labels. It should also examine whether the labels are logically justified, whether the context is sufficiently specified, and whether alternative interpretations have been considered.</w:t>
+      </w:r>
+    </w:p>
+    <w:p>
+      <w:pPr>
+        <w:pStyle w:val="aff8"/>
+      </w:pPr>
+      <w:r>
+        <w:t>The principal outcome of this analysis is the recognition that the verification of semantic relationships and the verification of reference classifications are closely connected but distinct tasks.</w:t>
+      </w:r>
+    </w:p>
+    <w:p>
+      <w:pPr>
+        <w:pStyle w:val="aff8"/>
+      </w:pPr>
+      <w:r>
+        <w:t>A classification procedure may disagree with an expected label precisely because it identifies an ambiguity that the original annotation overlooked.</w:t>
+      </w:r>
+    </w:p>
+    <w:p>
+      <w:pPr>
+        <w:pStyle w:val="aff8"/>
+      </w:pPr>
+      <w:r>
+        <w:lastRenderedPageBreak/>
+        <w:t>For this reason, the internal audit should be regarded primarily as a means of refining the operational taxonomy, identifying problematic examples, and clarifying the conditions under which semantic relationships can be established.</w:t>
+      </w:r>
+    </w:p>
+    <w:p>
+      <w:pPr>
+        <w:pStyle w:val="aff8"/>
+      </w:pPr>
+      <w:r>
+        <w:t>The results provide a methodological basis for future independent evaluation, but they do not establish the generalization accuracy of SMF-MAP or the superiority of its multi-agent architecture over simpler approaches.</w:t>
+      </w:r>
+    </w:p>
+    <w:p>
+      <w:pPr>
+        <w:pStyle w:val="aff8"/>
+      </w:pPr>
+      <w:r>
+        <w:t>The analysis also demonstrates a broader principle underlying the proposed framework: reliable semantic classification requires not only the recognition of relationships between statements but also the ability to explain the conditions under which those relationships hold, identify insufficient evidence, and refrain from unsupported conclusions.</w:t>
       </w:r>
     </w:p>
     <w:p>
       <w:pPr>
         <w:pStyle w:val="1"/>
-      </w:pPr>
-      <w:r>
-        <w:t>8. Discussion</w:t>
-      </w:r>
-      <w:bookmarkStart w:id="0" w:name="_GoBack"/>
-      <w:r>
-        <w:t xml:space="preserve"> </w:t>
-      </w:r>
-      <w:bookmarkEnd w:id="0"/>
-      <w:r>
-        <w:t>and Conclusions</w:t>
+        <w:rPr>
+          <w:color w:val="auto"/>
+        </w:rPr>
+      </w:pPr>
+      <w:r>
+        <w:rPr>
+          <w:color w:val="auto"/>
+        </w:rPr>
+        <w:t>8. Discussion and Conclusions</w:t>
       </w:r>
     </w:p>
     <w:p>
@@ -6523,26 +8838,29 @@
         <w:jc w:val="both"/>
       </w:pPr>
       <w:r>
+        <w:t>One of the findings of the study was the identification of three interrelated levels of semantic reliability. The first level concerns the local correctness of an individual statement. Even a semantically valid milestone may contain errors in its formal characteristics, particularly in word counts, quantitative parameters, or descriptions of applicability conditions. Such errors do not necessarily alter the essential meaning of a statement, but they reduce the reproducibility of the procedure and confidence in its results. Therefore, formal verification should be separated from semantic evaluation and performed according to unambiguously defined rules.</w:t>
+      </w:r>
+    </w:p>
+    <w:p>
+      <w:pPr>
+        <w:pStyle w:val="aff8"/>
+        <w:jc w:val="both"/>
+      </w:pPr>
+      <w:r>
+        <w:t>The second level of semantic reliability concerns the correctness of establishing relationships between statements. The staged audit confirmed the importance of preserving object identity, temporal characteristics, quantifiers, the scope of negation, numerical thresholds, and contextual conditions. The absence of even one of these specifications may change the classification outcome. For example, two statements that appear contradictory may refer to different points in time, while statements with similar linguistic structures may differ in the direction of logical entailment. Consequently, semantic comparison cannot be limited to determining lexical similarity or vector-based proximity between texts.</w:t>
+      </w:r>
+    </w:p>
+    <w:p>
+      <w:pPr>
+        <w:pStyle w:val="aff8"/>
+        <w:jc w:val="both"/>
+      </w:pPr>
+      <w:r>
+        <w:t xml:space="preserve">The third level concerns the quality of the reference data used to verify classification decisions. The audit revealed cases in which the original author-assigned label required clarification or correction. This finding has fundamental methodological significance: agreement between a model's output and a reference label does not necessarily demonstrate the correctness of semantic </w:t>
+      </w:r>
+      <w:r>
         <w:lastRenderedPageBreak/>
-        <w:t>One of the findings of the study was the identification of three interrelated levels of semantic reliability. The first level concerns the local correctness of an individual statement. Even a semantically valid milestone may contain errors in its formal characteristics, particularly in word counts, quantitative parameters, or descriptions of applicability conditions. Such errors do not necessarily alter the essential meaning of a statement, but they reduce the reproducibility of the procedure and confidence in its results. Therefore, formal verification should be separated from semantic evaluation and performed according to unambiguously defined rules.</w:t>
-      </w:r>
-    </w:p>
-    <w:p>
-      <w:pPr>
-        <w:pStyle w:val="aff8"/>
-        <w:jc w:val="both"/>
-      </w:pPr>
-      <w:r>
-        <w:t>The second level of semantic reliability concerns the correctness of establishing relationships between statements. The staged audit confirmed the importance of preserving object identity, temporal characteristics, quantifiers, the scope of negation, numerical thresholds, and contextual conditions. The absence of even one of these specifications may change the classification outcome. For example, two statements that appear contradictory may refer to different points in time, while statements with similar linguistic structures may differ in the direction of logical entailment. Consequently, semantic comparison cannot be limited to determining lexical similarity or vector-based proximity between texts.</w:t>
-      </w:r>
-    </w:p>
-    <w:p>
-      <w:pPr>
-        <w:pStyle w:val="aff8"/>
-        <w:jc w:val="both"/>
-      </w:pPr>
-      <w:r>
-        <w:t>The third level concerns the quality of the reference data used to verify classification decisions. The audit revealed cases in which the original author-assigned label required clarification or correction. This finding has fundamental methodological significance: agreement between a model's output and a reference label does not necessarily demonstrate the correctness of semantic analysis if the reference label itself is erroneous. Conversely, a reasoned departure from the original label may represent a justified decision rather than a classifier error.</w:t>
+        <w:t>analysis if the reference label itself is erroneous. Conversely, a reasoned departure from the original label may represent a justified decision rather than a classifier error.</w:t>
       </w:r>
     </w:p>
     <w:p>
@@ -6578,56 +8896,56 @@
         <w:jc w:val="both"/>
       </w:pPr>
       <w:r>
-        <w:t xml:space="preserve">Distinguishing TRADE_OFF from TENSION is equally important. Opposing tendencies or competing objectives do not always constitute a resource trade-off. Establishing TRADE_OFF requires identifying a shared limited resource and demonstrating that improving one outcome under the specified conditions necessarily restricts another. If no such mechanism has been established, but the statements reflect opposing tendencies, TENSION is the more justified classification. This distinction has practical significance for analyzing systems in which competing </w:t>
+        <w:t>Distinguishing TRADE_OFF from TENSION is equally important. Opposing tendencies or competing objectives do not always constitute a resource trade-off. Establishing TRADE_OFF requires identifying a shared limited resource and demonstrating that improving one outcome under the specified conditions necessarily restricts another. If no such mechanism has been established, but the statements reflect opposing tendencies, TENSION is the more justified classification. This distinction has practical significance for analyzing systems in which competing requirements may be reconciled through architectural changes, redistribution of functions, or allocation of additional resources.</w:t>
+      </w:r>
+    </w:p>
+    <w:p>
+      <w:pPr>
+        <w:pStyle w:val="aff8"/>
+        <w:jc w:val="both"/>
+      </w:pPr>
+      <w:r>
+        <w:t>For EQUIVALENCE, bidirectional verification of logical entailment is a necessary condition. Similarity of wording or overlap between individual concepts cannot substitute for such verification. At the same time, ENTAILMENT requires explicit preservation of the direction of entailment, since reversing it may lead to an unjustified strengthening of a conclusion. Accordingly, the refined SMF-MAP v1</w:t>
+      </w:r>
+      <w:r>
+        <w:rPr>
+          <w:lang w:val="en-US"/>
+        </w:rPr>
+        <w:t>.1</w:t>
+      </w:r>
+      <w:r>
+        <w:t xml:space="preserve"> rules introduce the subclasses ENTAILMENT_A_TO_B and ENTAILMENT_B_TO_A, which indicate the direction of a single basic semantic relationship.</w:t>
+      </w:r>
+    </w:p>
+    <w:p>
+      <w:pPr>
+        <w:pStyle w:val="aff8"/>
+        <w:jc w:val="both"/>
+      </w:pPr>
+      <w:r>
+        <w:t>Another outcome was the clarification of the status of the NEEDS_CONTEXT label. Its use makes it possible to distinguish cases in which no significant relationship has been established between statements from situations in which the available information is insufficient for a justified classification. This distinction prevents ambiguous pairs from being forcibly assigned to one of the nine basic classes and allows for subsequent contextual clarification.</w:t>
+      </w:r>
+    </w:p>
+    <w:p>
+      <w:pPr>
+        <w:pStyle w:val="aff8"/>
+        <w:jc w:val="both"/>
+      </w:pPr>
+      <w:r>
+        <w:t>Uncertainty about a relationship does not imply the absence of that relationship.</w:t>
+      </w:r>
+    </w:p>
+    <w:p>
+      <w:pPr>
+        <w:pStyle w:val="aff8"/>
+        <w:jc w:val="both"/>
+      </w:pPr>
+      <w:r>
+        <w:t xml:space="preserve">Taken together, these findings demonstrate that the operational taxonomy should perform not only a classification function but also a verification function. It should make it possible to explain why a particular relationship has been established between two statements, which conditions were </w:t>
       </w:r>
       <w:r>
         <w:lastRenderedPageBreak/>
-        <w:t>requirements may be reconciled through architectural changes, redistribution of functions, or allocation of additional resources.</w:t>
-      </w:r>
-    </w:p>
-    <w:p>
-      <w:pPr>
-        <w:pStyle w:val="aff8"/>
-        <w:jc w:val="both"/>
-      </w:pPr>
-      <w:r>
-        <w:t>For EQUIVALENCE, bidirectional verification of logical entailment is a necessary condition. Similarity of wording or overlap between individual concepts cannot substitute for such verification. At the same time, ENTAILMENT requires explicit preservation of the direction of entailment, since reversing it may lead to an unjustified strengthening of a conclusion. Accordingly, the refined SMF-MAP v1</w:t>
-      </w:r>
-      <w:r>
-        <w:rPr>
-          <w:lang w:val="en-US"/>
-        </w:rPr>
-        <w:t>.1</w:t>
-      </w:r>
-      <w:r>
-        <w:t xml:space="preserve"> rules introduce the subclasses ENTAILMENT_A_TO_B and ENTAILMENT_B_TO_A, which indicate the direction of a single basic semantic relationship.</w:t>
-      </w:r>
-    </w:p>
-    <w:p>
-      <w:pPr>
-        <w:pStyle w:val="aff8"/>
-        <w:jc w:val="both"/>
-      </w:pPr>
-      <w:r>
-        <w:t>Another outcome was the clarification of the status of the NEEDS_CONTEXT label. Its use makes it possible to distinguish cases in which no significant relationship has been established between statements from situations in which the available information is insufficient for a justified classification. This distinction prevents ambiguous pairs from being forcibly assigned to one of the nine basic classes and allows for subsequent contextual clarification.</w:t>
-      </w:r>
-    </w:p>
-    <w:p>
-      <w:pPr>
-        <w:pStyle w:val="aff8"/>
-        <w:jc w:val="both"/>
-      </w:pPr>
-      <w:r>
-        <w:t>Uncertainty about a relationship does not imply the absence of that relationship.</w:t>
-      </w:r>
-    </w:p>
-    <w:p>
-      <w:pPr>
-        <w:pStyle w:val="aff8"/>
-        <w:jc w:val="both"/>
-      </w:pPr>
-      <w:r>
-        <w:t>Taken together, these findings demonstrate that the operational taxonomy should perform not only a classification function but also a verification function. It should make it possible to explain why a particular relationship has been established between two statements, which conditions were considered, which alternative classes were examined, and which circumstances might change the decision. This constitutes one of the conceptual distinctions between SMF-MAP and approaches primarily oriented toward generating short statements or determining their semantic similarity.</w:t>
+        <w:t>considered, which alternative classes were examined, and which circumstances might change the decision. This constitutes one of the conceptual distinctions between SMF-MAP and approaches primarily oriented toward generating short statements or determining their semantic similarity.</w:t>
       </w:r>
     </w:p>
     <w:p>
@@ -6655,41 +8973,38 @@
       </w:pPr>
       <w:proofErr w:type="gramStart"/>
       <w:r>
-        <w:t xml:space="preserve">In the enhanced audit series, the Semantic Preservation Rate (SPR) was 97.8%, while the Semantic Change Detection Rate (SCDR) was 80.0%. The first metric represents the proportion of cases in which the original classification was preserved under semantically equivalent transformations, </w:t>
-      </w:r>
+        <w:t>In the enhanced audit series, the Semantic Preservation Rate (SPR) was 97.8%, while the Semantic Change Detection Rate (SCDR) was 80.0%. The first metric represents the proportion of cases in which the original classification was preserved under semantically equivalent transformations, while the second represents the proportion of relationship changes correctly identified within the corresponding evaluation series.</w:t>
+      </w:r>
+      <w:proofErr w:type="gramEnd"/>
+      <w:r>
+        <w:t xml:space="preserve"> However, these values were obtained within a single-session model-based audit and therefore cannot be interpreted as independent estimates of SMF-MAP classification accuracy, the robustness of the multi-agent architecture, or the system's ability to generalize to unseen corpora.</w:t>
+      </w:r>
+    </w:p>
+    <w:p>
+      <w:pPr>
+        <w:pStyle w:val="aff8"/>
+        <w:jc w:val="both"/>
+      </w:pPr>
+      <w:r>
+        <w:t>The principal methodological limitation of the study is the lack of independence between corpus construction, reference-label assignment, and result verification. The use of a shared model context creates the possibility of transferring previous decisions between stages and therefore prevents the observed agreements from being treated as independent observations. Additional limitations include the relatively small corpus size, manual balancing across classes, the simplified nature of some examples, ambiguity in certain terms, and editorial modifications to the test material between audit phases.</w:t>
+      </w:r>
+    </w:p>
+    <w:p>
+      <w:pPr>
+        <w:pStyle w:val="aff8"/>
+        <w:jc w:val="both"/>
+      </w:pPr>
+      <w:r>
+        <w:t>Another substantial limitation is the absence of isolated runs of individual agents and a comprehensive experimental comparison of configurations C0–C3. These configurations were included in the research plan, but their independent execution with the required number of repetitions was not performed. Consequently, the available results do not permit a quantitative determination of the contribution of individual agent roles, an assessment of the advantages of multi-agent organization over single-stage generation, or an evaluation of the statistical significance of such advantages.</w:t>
+      </w:r>
+    </w:p>
+    <w:p>
+      <w:pPr>
+        <w:pStyle w:val="aff8"/>
+        <w:jc w:val="both"/>
+      </w:pPr>
       <w:r>
         <w:lastRenderedPageBreak/>
-        <w:t>while the second represents the proportion of relationship changes correctly identified within the corresponding evaluation series.</w:t>
-      </w:r>
-      <w:proofErr w:type="gramEnd"/>
-      <w:r>
-        <w:t xml:space="preserve"> However, these values were obtained within a single-session model-based audit and therefore cannot be interpreted as independent estimates of SMF-MAP classification accuracy, the robustness of the multi-agent architecture, or the system's ability to generalize to unseen corpora.</w:t>
-      </w:r>
-    </w:p>
-    <w:p>
-      <w:pPr>
-        <w:pStyle w:val="aff8"/>
-        <w:jc w:val="both"/>
-      </w:pPr>
-      <w:r>
-        <w:t>The principal methodological limitation of the study is the lack of independence between corpus construction, reference-label assignment, and result verification. The use of a shared model context creates the possibility of transferring previous decisions between stages and therefore prevents the observed agreements from being treated as independent observations. Additional limitations include the relatively small corpus size, manual balancing across classes, the simplified nature of some examples, ambiguity in certain terms, and editorial modifications to the test material between audit phases.</w:t>
-      </w:r>
-    </w:p>
-    <w:p>
-      <w:pPr>
-        <w:pStyle w:val="aff8"/>
-        <w:jc w:val="both"/>
-      </w:pPr>
-      <w:r>
-        <w:t>Another substantial limitation is the absence of isolated runs of individual agents and a comprehensive experimental comparison of configurations C0–C3. These configurations were included in the research plan, but their independent execution with the required number of repetitions was not performed. Consequently, the available results do not permit a quantitative determination of the contribution of individual agent roles, an assessment of the advantages of multi-agent organization over single-stage generation, or an evaluation of the statistical significance of such advantages.</w:t>
-      </w:r>
-    </w:p>
-    <w:p>
-      <w:pPr>
-        <w:pStyle w:val="aff8"/>
-        <w:jc w:val="both"/>
-      </w:pPr>
-      <w:r>
         <w:t>Furthermore, metrics obtained at different stages of corpus editing and rule refinement cannot be mechanically combined into a single accuracy estimate. Changes in the composition of examples, corrections to reference labels, and modifications to classification criteria mean that the results of individual phases characterize evaluation conditions that are not entirely identical. They are suitable for analyzing the development and refinement of the taxonomy but do not constitute a single independent experimental dataset.</w:t>
       </w:r>
     </w:p>
@@ -6726,35 +9041,38 @@
         <w:jc w:val="both"/>
       </w:pPr>
       <w:r>
+        <w:t>Another promising research direction is the transition from classifying individual pairs of statements to analyzing complete semantic configurations. Such configurations may simultaneously contain relationships of equivalence, logical entailment, contradiction, context dependence, and complementarity. Their joint analysis creates opportunities for detecting hidden inconsistencies, exploring alternative explanations, and constructing semantically coherent collections of milestones.</w:t>
+      </w:r>
+    </w:p>
+    <w:p>
+      <w:pPr>
+        <w:pStyle w:val="aff8"/>
+        <w:jc w:val="both"/>
+      </w:pPr>
+      <w:r>
+        <w:t>As a result of the study, a formal model of a semantic milestone was proposed as a structured object combining a short statement with its functional type, context, supporting evidence, quality characteristics, possible consequences, and temporal parameters. This model makes it possible to preserve the conciseness of the external formulation without discarding information required for verification and interpretation.</w:t>
+      </w:r>
+    </w:p>
+    <w:p>
+      <w:pPr>
+        <w:pStyle w:val="aff8"/>
+        <w:jc w:val="both"/>
+      </w:pPr>
+      <w:r>
+        <w:t>A conceptual multi-agent architecture, SMF-MAP, was developed to integrate the generation of candidate milestones, semantic analysis, critical examination, verification, editorial synthesis, and coordination of agent procedures. The architecture provides for a shared information base, feedback mechanisms, decision logging, and human involvement in evaluating the results.</w:t>
+      </w:r>
+    </w:p>
+    <w:p>
+      <w:pPr>
+        <w:pStyle w:val="aff8"/>
+        <w:jc w:val="both"/>
+      </w:pPr>
+      <w:r>
+        <w:t xml:space="preserve">The operational taxonomy of semantic relationships was refined to include nine basic classes: CONTRADICTION, COUNTEREXAMPLE, EQUIVALENCE, ENTAILMENT, CONTEXT_DEPENDENT, TRADE_OFF, TENSION, COMPLEMENT, and UNRELATED. For </w:t>
+      </w:r>
+      <w:r>
         <w:lastRenderedPageBreak/>
-        <w:t>Another promising research direction is the transition from classifying individual pairs of statements to analyzing complete semantic configurations. Such configurations may simultaneously contain relationships of equivalence, logical entailment, contradiction, context dependence, and complementarity. Their joint analysis creates opportunities for detecting hidden inconsistencies, exploring alternative explanations, and constructing semantically coherent collections of milestones.</w:t>
-      </w:r>
-    </w:p>
-    <w:p>
-      <w:pPr>
-        <w:pStyle w:val="aff8"/>
-        <w:jc w:val="both"/>
-      </w:pPr>
-      <w:r>
-        <w:t>As a result of the study, a formal model of a semantic milestone was proposed as a structured object combining a short statement with its functional type, context, supporting evidence, quality characteristics, possible consequences, and temporal parameters. This model makes it possible to preserve the conciseness of the external formulation without discarding information required for verification and interpretation.</w:t>
-      </w:r>
-    </w:p>
-    <w:p>
-      <w:pPr>
-        <w:pStyle w:val="aff8"/>
-        <w:jc w:val="both"/>
-      </w:pPr>
-      <w:r>
-        <w:t>A conceptual multi-agent architecture, SMF-MAP, was developed to integrate the generation of candidate milestones, semantic analysis, critical examination, verification, editorial synthesis, and coordination of agent procedures. The architecture provides for a shared information base, feedback mechanisms, decision logging, and human involvement in evaluating the results.</w:t>
-      </w:r>
-    </w:p>
-    <w:p>
-      <w:pPr>
-        <w:pStyle w:val="aff8"/>
-        <w:jc w:val="both"/>
-      </w:pPr>
-      <w:r>
-        <w:t>The operational taxonomy of semantic relationships was refined to include nine basic classes: CONTRADICTION, COUNTEREXAMPLE, EQUIVALENCE, ENTAILMENT, CONTEXT_DEPENDENT, TRADE_OFF, TENSION, COMPLEMENT, and UNRELATED. For ENTAILMENT, explicit specification of the direction of logical entailment was introduced, while NEEDS_CONTEXT was defined as the outcome of justified abstention from classification when contextual information is insufficient.</w:t>
+        <w:t>ENTAILMENT, explicit specification of the direction of logical entailment was introduced, while NEEDS_CONTEXT was defined as the outcome of justified abstention from classification when contextual information is insufficient.</w:t>
       </w:r>
     </w:p>
     <w:p>
@@ -6778,8 +9096,14 @@
     <w:p>
       <w:pPr>
         <w:pStyle w:val="1"/>
-      </w:pPr>
-      <w:r>
+        <w:rPr>
+          <w:color w:val="auto"/>
+        </w:rPr>
+      </w:pPr>
+      <w:r>
+        <w:rPr>
+          <w:color w:val="auto"/>
+        </w:rPr>
         <w:t>References</w:t>
       </w:r>
     </w:p>
@@ -6803,7 +9127,6 @@
       <w:r>
         <w:rPr>
           <w:rFonts w:cs="Times New Roman"/>
-          <w:color w:val="222222"/>
           <w:sz w:val="24"/>
           <w:szCs w:val="24"/>
           <w:shd w:val="clear" w:color="auto" w:fill="FFFFFF"/>
@@ -6814,7 +9137,6 @@
       <w:r>
         <w:rPr>
           <w:rFonts w:cs="Times New Roman"/>
-          <w:color w:val="222222"/>
           <w:sz w:val="24"/>
           <w:szCs w:val="24"/>
           <w:shd w:val="clear" w:color="auto" w:fill="FFFFFF"/>
@@ -6825,7 +9147,6 @@
       <w:r>
         <w:rPr>
           <w:rFonts w:cs="Times New Roman"/>
-          <w:color w:val="222222"/>
           <w:sz w:val="24"/>
           <w:szCs w:val="24"/>
           <w:shd w:val="clear" w:color="auto" w:fill="FFFFFF"/>
@@ -6838,7 +9159,6 @@
           <w:rFonts w:cs="Times New Roman"/>
           <w:i/>
           <w:iCs/>
-          <w:color w:val="222222"/>
           <w:sz w:val="24"/>
           <w:szCs w:val="24"/>
           <w:shd w:val="clear" w:color="auto" w:fill="FFFFFF"/>
@@ -6848,7 +9168,6 @@
       <w:r>
         <w:rPr>
           <w:rFonts w:cs="Times New Roman"/>
-          <w:color w:val="222222"/>
           <w:sz w:val="24"/>
           <w:szCs w:val="24"/>
           <w:shd w:val="clear" w:color="auto" w:fill="FFFFFF"/>
@@ -6860,7 +9179,6 @@
           <w:rFonts w:cs="Times New Roman"/>
           <w:i/>
           <w:iCs/>
-          <w:color w:val="222222"/>
           <w:sz w:val="24"/>
           <w:szCs w:val="24"/>
           <w:shd w:val="clear" w:color="auto" w:fill="FFFFFF"/>
@@ -6870,7 +9188,6 @@
       <w:r>
         <w:rPr>
           <w:rFonts w:cs="Times New Roman"/>
-          <w:color w:val="222222"/>
           <w:sz w:val="24"/>
           <w:szCs w:val="24"/>
           <w:shd w:val="clear" w:color="auto" w:fill="FFFFFF"/>
@@ -6883,7 +9200,6 @@
       <w:pPr>
         <w:rPr>
           <w:rFonts w:cs="Times New Roman"/>
-          <w:color w:val="222222"/>
           <w:sz w:val="24"/>
           <w:szCs w:val="24"/>
           <w:shd w:val="clear" w:color="auto" w:fill="FFFFFF"/>
@@ -6900,28 +9216,15 @@
       <w:r>
         <w:rPr>
           <w:rFonts w:cs="Times New Roman"/>
-          <w:color w:val="222222"/>
           <w:sz w:val="24"/>
           <w:szCs w:val="24"/>
           <w:shd w:val="clear" w:color="auto" w:fill="FFFFFF"/>
         </w:rPr>
-        <w:t xml:space="preserve">Reimers, N. and Gurevych, I., 2019, November. Sentence-bert: Sentence embeddings using siamese bert-networks. In Proceedings of the 2019 conference on empirical methods in natural </w:t>
+        <w:t>Reimers, N. and Gurevych, I., 2019, November. Sentence-bert: Sentence embeddings using siamese bert-networks. In Proceedings of the 2019 conference on empirical methods in natural language processing and the 9</w:t>
       </w:r>
       <w:r>
         <w:rPr>
           <w:rFonts w:cs="Times New Roman"/>
-          <w:color w:val="222222"/>
-          <w:sz w:val="24"/>
-          <w:szCs w:val="24"/>
-          <w:shd w:val="clear" w:color="auto" w:fill="FFFFFF"/>
-        </w:rPr>
-        <w:lastRenderedPageBreak/>
-        <w:t>language processing and the 9</w:t>
-      </w:r>
-      <w:r>
-        <w:rPr>
-          <w:rFonts w:cs="Times New Roman"/>
-          <w:color w:val="222222"/>
           <w:sz w:val="24"/>
           <w:szCs w:val="24"/>
           <w:shd w:val="clear" w:color="auto" w:fill="FFFFFF"/>
@@ -6932,7 +9235,6 @@
       <w:r>
         <w:rPr>
           <w:rFonts w:cs="Times New Roman"/>
-          <w:color w:val="222222"/>
           <w:sz w:val="24"/>
           <w:szCs w:val="24"/>
           <w:shd w:val="clear" w:color="auto" w:fill="FFFFFF"/>
@@ -6959,7 +9261,6 @@
       <w:r>
         <w:rPr>
           <w:rFonts w:cs="Times New Roman"/>
-          <w:color w:val="222222"/>
           <w:sz w:val="24"/>
           <w:szCs w:val="24"/>
           <w:shd w:val="clear" w:color="auto" w:fill="FFFFFF"/>
@@ -6970,7 +9271,6 @@
       <w:r>
         <w:rPr>
           <w:rFonts w:cs="Times New Roman"/>
-          <w:color w:val="222222"/>
           <w:sz w:val="24"/>
           <w:szCs w:val="24"/>
           <w:shd w:val="clear" w:color="auto" w:fill="FFFFFF"/>
@@ -6981,7 +9281,6 @@
       <w:r>
         <w:rPr>
           <w:rFonts w:cs="Times New Roman"/>
-          <w:color w:val="222222"/>
           <w:sz w:val="24"/>
           <w:szCs w:val="24"/>
           <w:shd w:val="clear" w:color="auto" w:fill="FFFFFF"/>
@@ -6992,7 +9291,6 @@
       <w:r>
         <w:rPr>
           <w:rFonts w:cs="Times New Roman"/>
-          <w:color w:val="222222"/>
           <w:sz w:val="24"/>
           <w:szCs w:val="24"/>
           <w:shd w:val="clear" w:color="auto" w:fill="FFFFFF"/>
@@ -7004,7 +9302,6 @@
           <w:rFonts w:cs="Times New Roman"/>
           <w:i/>
           <w:iCs/>
-          <w:color w:val="222222"/>
           <w:sz w:val="24"/>
           <w:szCs w:val="24"/>
           <w:shd w:val="clear" w:color="auto" w:fill="FFFFFF"/>
@@ -7014,7 +9311,6 @@
       <w:r>
         <w:rPr>
           <w:rFonts w:cs="Times New Roman"/>
-          <w:color w:val="222222"/>
           <w:sz w:val="24"/>
           <w:szCs w:val="24"/>
           <w:shd w:val="clear" w:color="auto" w:fill="FFFFFF"/>
@@ -7035,7 +9331,6 @@
       <w:pPr>
         <w:rPr>
           <w:rFonts w:cs="Times New Roman"/>
-          <w:color w:val="222222"/>
           <w:sz w:val="24"/>
           <w:szCs w:val="24"/>
           <w:shd w:val="clear" w:color="auto" w:fill="FFFFFF"/>
@@ -7052,7 +9347,6 @@
       <w:r>
         <w:rPr>
           <w:rFonts w:cs="Times New Roman"/>
-          <w:color w:val="222222"/>
           <w:sz w:val="24"/>
           <w:szCs w:val="24"/>
           <w:shd w:val="clear" w:color="auto" w:fill="FFFFFF"/>
@@ -7063,7 +9357,6 @@
       <w:r>
         <w:rPr>
           <w:rFonts w:cs="Times New Roman"/>
-          <w:color w:val="222222"/>
           <w:sz w:val="24"/>
           <w:szCs w:val="24"/>
           <w:shd w:val="clear" w:color="auto" w:fill="FFFFFF"/>
@@ -7074,7 +9367,6 @@
       <w:r>
         <w:rPr>
           <w:rFonts w:cs="Times New Roman"/>
-          <w:color w:val="222222"/>
           <w:sz w:val="24"/>
           <w:szCs w:val="24"/>
           <w:shd w:val="clear" w:color="auto" w:fill="FFFFFF"/>
@@ -7087,7 +9379,6 @@
           <w:rFonts w:cs="Times New Roman"/>
           <w:i/>
           <w:iCs/>
-          <w:color w:val="222222"/>
           <w:sz w:val="24"/>
           <w:szCs w:val="24"/>
           <w:shd w:val="clear" w:color="auto" w:fill="FFFFFF"/>
@@ -7097,7 +9388,6 @@
       <w:r>
         <w:rPr>
           <w:rFonts w:cs="Times New Roman"/>
-          <w:color w:val="222222"/>
           <w:sz w:val="24"/>
           <w:szCs w:val="24"/>
           <w:shd w:val="clear" w:color="auto" w:fill="FFFFFF"/>
@@ -7109,7 +9399,6 @@
           <w:rFonts w:cs="Times New Roman"/>
           <w:i/>
           <w:iCs/>
-          <w:color w:val="222222"/>
           <w:sz w:val="24"/>
           <w:szCs w:val="24"/>
           <w:shd w:val="clear" w:color="auto" w:fill="FFFFFF"/>
@@ -7119,7 +9408,6 @@
       <w:r>
         <w:rPr>
           <w:rFonts w:cs="Times New Roman"/>
-          <w:color w:val="222222"/>
           <w:sz w:val="24"/>
           <w:szCs w:val="24"/>
           <w:shd w:val="clear" w:color="auto" w:fill="FFFFFF"/>
@@ -7132,7 +9420,6 @@
       <w:pPr>
         <w:rPr>
           <w:rFonts w:cs="Times New Roman"/>
-          <w:color w:val="222222"/>
           <w:sz w:val="24"/>
           <w:szCs w:val="24"/>
           <w:shd w:val="clear" w:color="auto" w:fill="FFFFFF"/>
@@ -7149,7 +9436,6 @@
       <w:r>
         <w:rPr>
           <w:rFonts w:cs="Times New Roman"/>
-          <w:color w:val="222222"/>
           <w:sz w:val="24"/>
           <w:szCs w:val="24"/>
           <w:shd w:val="clear" w:color="auto" w:fill="FFFFFF"/>
@@ -7162,7 +9448,6 @@
           <w:rFonts w:cs="Times New Roman"/>
           <w:i/>
           <w:iCs/>
-          <w:color w:val="222222"/>
           <w:sz w:val="24"/>
           <w:szCs w:val="24"/>
           <w:shd w:val="clear" w:color="auto" w:fill="FFFFFF"/>
@@ -7172,7 +9457,6 @@
       <w:r>
         <w:rPr>
           <w:rFonts w:cs="Times New Roman"/>
-          <w:color w:val="222222"/>
           <w:sz w:val="24"/>
           <w:szCs w:val="24"/>
           <w:shd w:val="clear" w:color="auto" w:fill="FFFFFF"/>
@@ -7183,7 +9467,6 @@
       <w:r>
         <w:rPr>
           <w:rFonts w:cs="Times New Roman"/>
-          <w:color w:val="222222"/>
           <w:sz w:val="24"/>
           <w:szCs w:val="24"/>
           <w:shd w:val="clear" w:color="auto" w:fill="FFFFFF"/>
@@ -7194,7 +9477,6 @@
       <w:r>
         <w:rPr>
           <w:rFonts w:cs="Times New Roman"/>
-          <w:color w:val="222222"/>
           <w:sz w:val="24"/>
           <w:szCs w:val="24"/>
           <w:shd w:val="clear" w:color="auto" w:fill="FFFFFF"/>
@@ -7222,7 +9504,6 @@
       <w:r>
         <w:rPr>
           <w:rFonts w:cs="Times New Roman"/>
-          <w:color w:val="222222"/>
           <w:sz w:val="24"/>
           <w:szCs w:val="24"/>
           <w:shd w:val="clear" w:color="auto" w:fill="FFFFFF"/>
@@ -7234,7 +9515,6 @@
           <w:rFonts w:cs="Times New Roman"/>
           <w:i/>
           <w:iCs/>
-          <w:color w:val="222222"/>
           <w:sz w:val="24"/>
           <w:szCs w:val="24"/>
           <w:shd w:val="clear" w:color="auto" w:fill="FFFFFF"/>
@@ -7247,7 +9527,6 @@
           <w:rFonts w:cs="Times New Roman"/>
           <w:i/>
           <w:iCs/>
-          <w:color w:val="222222"/>
           <w:sz w:val="24"/>
           <w:szCs w:val="24"/>
           <w:shd w:val="clear" w:color="auto" w:fill="FFFFFF"/>
@@ -7260,7 +9539,6 @@
           <w:rFonts w:cs="Times New Roman"/>
           <w:i/>
           <w:iCs/>
-          <w:color w:val="222222"/>
           <w:sz w:val="24"/>
           <w:szCs w:val="24"/>
           <w:shd w:val="clear" w:color="auto" w:fill="FFFFFF"/>
@@ -7270,7 +9548,6 @@
       <w:r>
         <w:rPr>
           <w:rFonts w:cs="Times New Roman"/>
-          <w:color w:val="222222"/>
           <w:sz w:val="24"/>
           <w:szCs w:val="24"/>
           <w:shd w:val="clear" w:color="auto" w:fill="FFFFFF"/>
@@ -7281,7 +9558,6 @@
       <w:r>
         <w:rPr>
           <w:rFonts w:cs="Times New Roman"/>
-          <w:color w:val="222222"/>
           <w:sz w:val="24"/>
           <w:szCs w:val="24"/>
           <w:shd w:val="clear" w:color="auto" w:fill="FFFFFF"/>
@@ -7309,7 +9585,6 @@
       <w:r>
         <w:rPr>
           <w:rFonts w:cs="Times New Roman"/>
-          <w:color w:val="222222"/>
           <w:sz w:val="24"/>
           <w:szCs w:val="24"/>
           <w:shd w:val="clear" w:color="auto" w:fill="FFFFFF"/>
@@ -7320,7 +9595,6 @@
       <w:r>
         <w:rPr>
           <w:rFonts w:cs="Times New Roman"/>
-          <w:color w:val="222222"/>
           <w:sz w:val="24"/>
           <w:szCs w:val="24"/>
           <w:shd w:val="clear" w:color="auto" w:fill="FFFFFF"/>
@@ -7331,7 +9605,6 @@
       <w:r>
         <w:rPr>
           <w:rFonts w:cs="Times New Roman"/>
-          <w:color w:val="222222"/>
           <w:sz w:val="24"/>
           <w:szCs w:val="24"/>
           <w:shd w:val="clear" w:color="auto" w:fill="FFFFFF"/>
@@ -7343,7 +9616,6 @@
           <w:rFonts w:cs="Times New Roman"/>
           <w:i/>
           <w:iCs/>
-          <w:color w:val="222222"/>
           <w:sz w:val="24"/>
           <w:szCs w:val="24"/>
           <w:shd w:val="clear" w:color="auto" w:fill="FFFFFF"/>
@@ -7353,7 +9625,6 @@
       <w:r>
         <w:rPr>
           <w:rFonts w:cs="Times New Roman"/>
-          <w:color w:val="222222"/>
           <w:sz w:val="24"/>
           <w:szCs w:val="24"/>
           <w:shd w:val="clear" w:color="auto" w:fill="FFFFFF"/>
@@ -7365,7 +9636,6 @@
           <w:rFonts w:cs="Times New Roman"/>
           <w:i/>
           <w:iCs/>
-          <w:color w:val="222222"/>
           <w:sz w:val="24"/>
           <w:szCs w:val="24"/>
           <w:shd w:val="clear" w:color="auto" w:fill="FFFFFF"/>
@@ -7375,7 +9645,6 @@
       <w:r>
         <w:rPr>
           <w:rFonts w:cs="Times New Roman"/>
-          <w:color w:val="222222"/>
           <w:sz w:val="24"/>
           <w:szCs w:val="24"/>
           <w:shd w:val="clear" w:color="auto" w:fill="FFFFFF"/>
@@ -7453,7 +9722,7 @@
       </w:r>
     </w:p>
     <w:sectPr>
-      <w:footerReference w:type="default" r:id="rId23"/>
+      <w:footerReference w:type="default" r:id="rId100"/>
       <w:pgSz w:w="12240" w:h="15840"/>
       <w:pgMar w:top="1247" w:right="1191" w:bottom="1191" w:left="1531" w:header="720" w:footer="720" w:gutter="0"/>
       <w:cols w:space="720"/>
@@ -7518,7 +9787,7 @@
             <w:noProof/>
             <w:lang w:val="ru-RU"/>
           </w:rPr>
-          <w:t>41</w:t>
+          <w:t>10</w:t>
         </w:r>
         <w:r>
           <w:fldChar w:fldCharType="end"/>
@@ -31950,7 +34219,7 @@
 </file>
 
 <file path=customXml/itemProps1.xml><?xml version="1.0" encoding="utf-8"?>
-<ds:datastoreItem xmlns:ds="http://schemas.openxmlformats.org/officeDocument/2006/customXml" ds:itemID="{E1C156E3-874F-45F6-B514-6F0D93F95123}">
+<ds:datastoreItem xmlns:ds="http://schemas.openxmlformats.org/officeDocument/2006/customXml" ds:itemID="{1D49F4CE-9003-49A7-AD55-1F81F412F787}">
   <ds:schemaRefs>
     <ds:schemaRef ds:uri="http://schemas.openxmlformats.org/officeDocument/2006/bibliography"/>
   </ds:schemaRefs>
